--- a/Fase 1/Evidencias Grupales/1.5_GuiaEstudiante_Fase 1_Definicion Proyecto APT.docx
+++ b/Fase 1/Evidencias Grupales/1.5_GuiaEstudiante_Fase 1_Definicion Proyecto APT.docx
@@ -10,7 +10,6 @@
         <w:rPr>
           <w:rtl w:val="0"/>
         </w:rPr>
-        <w:t xml:space="preserve">}</w:t>
       </w:r>
       <w:r>
         <mc:AlternateContent>
@@ -19,14 +18,14 @@
               <wp:anchor allowOverlap="1" behindDoc="0" distB="0" distT="0" distL="114300" distR="114300" hidden="0" layoutInCell="1" locked="0" relativeHeight="0" simplePos="0">
                 <wp:simplePos x="0" y="0"/>
                 <wp:positionH relativeFrom="column">
-                  <wp:posOffset>-435398</wp:posOffset>
+                  <wp:posOffset>-628649</wp:posOffset>
                 </wp:positionH>
                 <wp:positionV relativeFrom="paragraph">
-                  <wp:posOffset>33444</wp:posOffset>
+                  <wp:posOffset>0</wp:posOffset>
                 </wp:positionV>
-                <wp:extent cx="6580505" cy="1486535"/>
+                <wp:extent cx="7001828" cy="1586671"/>
                 <wp:effectExtent b="0" l="0" r="0" t="0"/>
-                <wp:wrapNone/>
+                <wp:wrapTopAndBottom distB="0" distT="0"/>
                 <wp:docPr id="48" name=""/>
                 <a:graphic>
                   <a:graphicData uri="http://schemas.microsoft.com/office/word/2010/wordprocessingGroup">
@@ -35,7 +34,7 @@
                       <wpg:grpSpPr>
                         <a:xfrm>
                           <a:off x="2055725" y="3036725"/>
-                          <a:ext cx="6580505" cy="1486535"/>
+                          <a:ext cx="7001828" cy="1586671"/>
                           <a:chOff x="2055725" y="3036725"/>
                           <a:chExt cx="6580550" cy="1486550"/>
                         </a:xfrm>
@@ -226,14 +225,14 @@
               <wp:anchor allowOverlap="1" behindDoc="0" distB="0" distT="0" distL="114300" distR="114300" hidden="0" layoutInCell="1" locked="0" relativeHeight="0" simplePos="0">
                 <wp:simplePos x="0" y="0"/>
                 <wp:positionH relativeFrom="column">
-                  <wp:posOffset>-435398</wp:posOffset>
+                  <wp:posOffset>-628649</wp:posOffset>
                 </wp:positionH>
                 <wp:positionV relativeFrom="paragraph">
-                  <wp:posOffset>33444</wp:posOffset>
+                  <wp:posOffset>0</wp:posOffset>
                 </wp:positionV>
-                <wp:extent cx="6580505" cy="1486535"/>
+                <wp:extent cx="7001828" cy="1586671"/>
                 <wp:effectExtent b="0" l="0" r="0" t="0"/>
-                <wp:wrapNone/>
+                <wp:wrapTopAndBottom distB="0" distT="0"/>
                 <wp:docPr id="48" name="image2.png"/>
                 <a:graphic>
                   <a:graphicData uri="http://schemas.openxmlformats.org/drawingml/2006/picture">
@@ -243,7 +242,7 @@
                         <pic:cNvPicPr preferRelativeResize="0"/>
                       </pic:nvPicPr>
                       <pic:blipFill>
-                        <a:blip r:embed="rId8"/>
+                        <a:blip r:embed="rId7"/>
                         <a:srcRect/>
                         <a:stretch>
                           <a:fillRect/>
@@ -252,7 +251,7 @@
                       <pic:spPr>
                         <a:xfrm>
                           <a:off x="0" y="0"/>
-                          <a:ext cx="6580505" cy="1486535"/>
+                          <a:ext cx="7001828" cy="1586671"/>
                         </a:xfrm>
                         <a:prstGeom prst="rect"/>
                         <a:ln/>
@@ -268,8 +267,25 @@
     </w:p>
     <w:p>
       <w:pPr>
-        <w:rPr/>
-      </w:pPr>
+        <w:pStyle w:val="Heading1"/>
+        <w:numPr>
+          <w:ilvl w:val="0"/>
+          <w:numId w:val="8"/>
+        </w:numPr>
+        <w:rPr>
+          <w:color w:val="4472c4"/>
+          <w:sz w:val="32"/>
+          <w:szCs w:val="32"/>
+        </w:rPr>
+      </w:pPr>
+      <w:bookmarkStart w:colFirst="0" w:colLast="0" w:name="_heading=h.f0ir3x6t22fz" w:id="0"/>
+      <w:bookmarkEnd w:id="0"/>
+      <w:r>
+        <w:rPr>
+          <w:rtl w:val="0"/>
+        </w:rPr>
+        <w:t xml:space="preserve">PARTE I</w:t>
+      </w:r>
       <w:r>
         <w:rPr>
           <w:rtl w:val="0"/>
@@ -278,114 +294,15 @@
     </w:p>
     <w:p>
       <w:pPr>
-        <w:rPr/>
+        <w:ind w:left="0" w:firstLine="0"/>
+        <w:rPr>
+          <w:vertAlign w:val="baseline"/>
+        </w:rPr>
       </w:pPr>
       <w:r>
         <w:rPr>
           <w:rtl w:val="0"/>
         </w:rPr>
-      </w:r>
-    </w:p>
-    <w:p>
-      <w:pPr>
-        <w:rPr/>
-      </w:pPr>
-      <w:r>
-        <w:rPr>
-          <w:rtl w:val="0"/>
-        </w:rPr>
-      </w:r>
-    </w:p>
-    <w:p>
-      <w:pPr>
-        <w:rPr/>
-      </w:pPr>
-      <w:r>
-        <w:rPr>
-          <w:rtl w:val="0"/>
-        </w:rPr>
-      </w:r>
-    </w:p>
-    <w:p>
-      <w:pPr>
-        <w:rPr/>
-      </w:pPr>
-      <w:r>
-        <w:rPr>
-          <w:rtl w:val="0"/>
-        </w:rPr>
-      </w:r>
-    </w:p>
-    <w:p>
-      <w:pPr>
-        <w:rPr>
-          <w:b w:val="1"/>
-          <w:bCs w:val="1"/>
-        </w:rPr>
-      </w:pPr>
-      <w:r>
-        <w:rPr>
-          <w:b w:val="1"/>
-          <w:bCs w:val="1"/>
-          <w:rtl w:val="0"/>
-        </w:rPr>
-        <w:tab/>
-      </w:r>
-    </w:p>
-    <w:p>
-      <w:pPr>
-        <w:keepNext w:val="0"/>
-        <w:keepLines w:val="0"/>
-        <w:pageBreakBefore w:val="0"/>
-        <w:widowControl w:val="1"/>
-        <w:numPr>
-          <w:ilvl w:val="0"/>
-          <w:numId w:val="10"/>
-        </w:numPr>
-        <w:pBdr>
-          <w:top w:space="0" w:sz="0" w:val="nil"/>
-          <w:left w:space="0" w:sz="0" w:val="nil"/>
-          <w:bottom w:space="0" w:sz="0" w:val="nil"/>
-          <w:right w:space="0" w:sz="0" w:val="nil"/>
-          <w:between w:space="0" w:sz="0" w:val="nil"/>
-        </w:pBdr>
-        <w:shd w:fill="auto" w:val="clear"/>
-        <w:spacing w:after="160" w:before="0" w:line="259" w:lineRule="auto"/>
-        <w:ind w:left="720" w:right="0" w:hanging="360"/>
-        <w:jc w:val="left"/>
-        <w:rPr>
-          <w:b w:val="1"/>
-          <w:bCs w:val="1"/>
-          <w:i w:val="0"/>
-          <w:iCs w:val="0"/>
-          <w:smallCaps w:val="0"/>
-          <w:strike w:val="0"/>
-          <w:color w:val="4472c4"/>
-          <w:sz w:val="32"/>
-          <w:szCs w:val="32"/>
-          <w:u w:val="none"/>
-          <w:shd w:fill="auto" w:val="clear"/>
-          <w:vertAlign w:val="baseline"/>
-        </w:rPr>
-      </w:pPr>
-      <w:r>
-        <w:rPr>
-          <w:rFonts w:ascii="Calibri" w:cs="Calibri" w:eastAsia="Calibri" w:hAnsi="Calibri"/>
-          <w:b w:val="1"/>
-          <w:bCs w:val="1"/>
-          <w:i w:val="0"/>
-          <w:iCs w:val="0"/>
-          <w:smallCaps w:val="0"/>
-          <w:strike w:val="0"/>
-          <w:color w:val="4472c4"/>
-          <w:sz w:val="32"/>
-          <w:szCs w:val="32"/>
-          <w:u w:val="none"/>
-          <w:shd w:fill="auto" w:val="clear"/>
-          <w:vertAlign w:val="baseline"/>
-          <w:rtl w:val="0"/>
-        </w:rPr>
-        <w:t xml:space="preserve">PARTE I</w:t>
       </w:r>
     </w:p>
     <w:tbl>
@@ -425,21 +342,13 @@
           </w:tcPr>
           <w:p>
             <w:pPr>
-              <w:rPr>
-                <w:b w:val="1"/>
-                <w:bCs w:val="1"/>
-                <w:color w:val="1f3864"/>
-                <w:sz w:val="28"/>
-                <w:szCs w:val="28"/>
-              </w:rPr>
-            </w:pPr>
-            <w:r>
-              <w:rPr>
-                <w:b w:val="1"/>
-                <w:bCs w:val="1"/>
-                <w:color w:val="1f3864"/>
-                <w:sz w:val="28"/>
-                <w:szCs w:val="28"/>
+              <w:pStyle w:val="Heading2"/>
+              <w:rPr/>
+            </w:pPr>
+            <w:bookmarkStart w:colFirst="0" w:colLast="0" w:name="_heading=h.2v4jklyiqpam" w:id="1"/>
+            <w:bookmarkEnd w:id="1"/>
+            <w:r>
+              <w:rPr>
                 <w:rtl w:val="0"/>
               </w:rPr>
               <w:t xml:space="preserve">1. Antecedentes Personales</w:t>
@@ -521,11 +430,19 @@
     <w:p>
       <w:pPr>
         <w:rPr>
+          <w:rFonts w:ascii="Calibri" w:cs="Calibri" w:eastAsia="Calibri" w:hAnsi="Calibri"/>
           <w:b w:val="1"/>
           <w:bCs w:val="1"/>
+          <w:i w:val="0"/>
+          <w:iCs w:val="0"/>
+          <w:smallCaps w:val="0"/>
+          <w:strike w:val="0"/>
           <w:color w:val="4472c4"/>
           <w:sz w:val="24"/>
           <w:szCs w:val="24"/>
+          <w:u w:val="none"/>
+          <w:shd w:fill="auto" w:val="clear"/>
+          <w:vertAlign w:val="baseline"/>
         </w:rPr>
       </w:pPr>
       <w:r>
@@ -605,7 +522,7 @@
                 <w:bCs w:val="1"/>
                 <w:rtl w:val="0"/>
               </w:rPr>
-              <w:t xml:space="preserve">Gabriela Antúnez, </w:t>
+              <w:t xml:space="preserve">Gabriela Antúnez, Ariel Oñate</w:t>
             </w:r>
           </w:p>
         </w:tc>
@@ -654,7 +571,7 @@
                 <w:bCs w:val="1"/>
                 <w:rtl w:val="0"/>
               </w:rPr>
-              <w:t xml:space="preserve">20.721.403-5, </w:t>
+              <w:t xml:space="preserve">20.721.403-5, 20.219.519-9</w:t>
             </w:r>
           </w:p>
         </w:tc>
@@ -761,11 +678,19 @@
     <w:p>
       <w:pPr>
         <w:rPr>
+          <w:rFonts w:ascii="Calibri" w:cs="Calibri" w:eastAsia="Calibri" w:hAnsi="Calibri"/>
           <w:b w:val="1"/>
           <w:bCs w:val="1"/>
+          <w:i w:val="0"/>
+          <w:iCs w:val="0"/>
+          <w:smallCaps w:val="0"/>
+          <w:strike w:val="0"/>
           <w:color w:val="4472c4"/>
           <w:sz w:val="24"/>
           <w:szCs w:val="24"/>
+          <w:u w:val="none"/>
+          <w:shd w:fill="auto" w:val="clear"/>
+          <w:vertAlign w:val="baseline"/>
         </w:rPr>
       </w:pPr>
       <w:r>
@@ -811,24 +736,16 @@
           </w:tcPr>
           <w:p>
             <w:pPr>
-              <w:rPr>
-                <w:b w:val="1"/>
-                <w:bCs w:val="1"/>
-                <w:color w:val="1f3864"/>
-                <w:sz w:val="28"/>
-                <w:szCs w:val="28"/>
-              </w:rPr>
-            </w:pPr>
-            <w:r>
-              <w:rPr>
-                <w:b w:val="1"/>
-                <w:bCs w:val="1"/>
-                <w:color w:val="1f3864"/>
-                <w:sz w:val="28"/>
-                <w:szCs w:val="28"/>
-                <w:rtl w:val="0"/>
-              </w:rPr>
-              <w:t xml:space="preserve">2. Descripción Proyecto APT</w:t>
+              <w:pStyle w:val="Heading2"/>
+              <w:rPr/>
+            </w:pPr>
+            <w:bookmarkStart w:colFirst="0" w:colLast="0" w:name="_heading=h.sstqpx2njp3w" w:id="2"/>
+            <w:bookmarkEnd w:id="2"/>
+            <w:r>
+              <w:rPr>
+                <w:rtl w:val="0"/>
+              </w:rPr>
+              <w:t xml:space="preserve">2. Descripción del Proyecto APT</w:t>
             </w:r>
           </w:p>
         </w:tc>
@@ -907,10 +824,19 @@
     <w:p>
       <w:pPr>
         <w:rPr>
+          <w:rFonts w:ascii="Calibri" w:cs="Calibri" w:eastAsia="Calibri" w:hAnsi="Calibri"/>
           <w:b w:val="1"/>
           <w:bCs w:val="1"/>
+          <w:i w:val="0"/>
+          <w:iCs w:val="0"/>
+          <w:smallCaps w:val="0"/>
+          <w:strike w:val="0"/>
+          <w:color w:val="000000"/>
           <w:sz w:val="24"/>
           <w:szCs w:val="24"/>
+          <w:u w:val="none"/>
+          <w:shd w:fill="auto" w:val="clear"/>
+          <w:vertAlign w:val="baseline"/>
         </w:rPr>
       </w:pPr>
       <w:r>
@@ -979,21 +905,13 @@
           </w:tcPr>
           <w:p>
             <w:pPr>
-              <w:rPr>
-                <w:b w:val="1"/>
-                <w:bCs w:val="1"/>
-              </w:rPr>
-            </w:pPr>
-            <w:r>
-              <w:rPr>
-                <w:rtl w:val="0"/>
-              </w:rPr>
-              <w:t xml:space="preserve">LifeBetter AIoT: Plataforma Inteligente de Gestión Inmobiliaria y Control de Accesos</w:t>
-            </w:r>
-            <w:r>
-              <w:rPr>
-                <w:rtl w:val="0"/>
-              </w:rPr>
+              <w:rPr/>
+            </w:pPr>
+            <w:r>
+              <w:rPr>
+                <w:rtl w:val="0"/>
+              </w:rPr>
+              <w:t xml:space="preserve">LifeBetter AIoT consiste en una solución de software de arquitectura distribuida (Python, Django REST Framework, PostgreSQL) diseñada para centralizar y automatizar la gestión inmobiliaria. Para los residentes, ofrece autogestión de cobros y pagos con Transbank Webpay Plus, reservas de áreas comunes, generación de códigos QR temporales para visitas, notificaciones de acceso vehicular detectadas por cámara, foro comunitario y canal de sugerencias/reclamos. En conserjería, permite el escaneo/validación de QR mediante app móvil, reemplaza libros de papel con una bitácora digital y monitorea cámaras de seguridad. Para la administración, provee un panel gerencial multi-condominio con estado de ocupación de departamentos, cálculo automático de gastos comunes, dashboards de recaudación y reportes contables. El ecosistema se potencia con un prototipo AIoT de visión artificial para detección de patentes vehiculares en tiempo real y un asistente de IA Generativa (RAG) para resolver dudas sobre reglamentos internos de copropiedad.</w:t>
             </w:r>
           </w:p>
         </w:tc>
@@ -1146,34 +1064,23 @@
     </w:tbl>
     <w:p>
       <w:pPr>
-        <w:spacing w:after="0" w:line="360" w:lineRule="auto"/>
-        <w:jc w:val="both"/>
+        <w:spacing w:after="0" w:line="240" w:lineRule="auto"/>
         <w:rPr>
+          <w:rFonts w:ascii="Calibri" w:cs="Calibri" w:eastAsia="Calibri" w:hAnsi="Calibri"/>
           <w:b w:val="1"/>
           <w:bCs w:val="1"/>
+          <w:i w:val="0"/>
+          <w:iCs w:val="0"/>
+          <w:smallCaps w:val="0"/>
+          <w:strike w:val="0"/>
+          <w:color w:val="000000"/>
           <w:sz w:val="24"/>
           <w:szCs w:val="24"/>
+          <w:u w:val="none"/>
+          <w:shd w:fill="auto" w:val="clear"/>
+          <w:vertAlign w:val="baseline"/>
         </w:rPr>
       </w:pPr>
-      <w:r>
-        <w:rPr>
-          <w:rtl w:val="0"/>
-        </w:rPr>
-      </w:r>
-    </w:p>
-    <w:p>
-      <w:pPr>
-        <w:spacing w:after="0" w:line="240" w:lineRule="auto"/>
-        <w:rPr>
-          <w:b w:val="1"/>
-          <w:bCs w:val="1"/>
-          <w:sz w:val="24"/>
-          <w:szCs w:val="24"/>
-        </w:rPr>
-      </w:pPr>
-      <w:r>
-        <w:br w:type="page"/>
-      </w:r>
       <w:r>
         <w:rPr>
           <w:rtl w:val="0"/>
@@ -1217,24 +1124,16 @@
           </w:tcPr>
           <w:p>
             <w:pPr>
-              <w:rPr>
-                <w:b w:val="1"/>
-                <w:bCs w:val="1"/>
-                <w:color w:val="1f3864"/>
-                <w:sz w:val="28"/>
-                <w:szCs w:val="28"/>
-              </w:rPr>
-            </w:pPr>
-            <w:r>
-              <w:rPr>
-                <w:b w:val="1"/>
-                <w:bCs w:val="1"/>
-                <w:color w:val="1f3864"/>
-                <w:sz w:val="28"/>
-                <w:szCs w:val="28"/>
-                <w:rtl w:val="0"/>
-              </w:rPr>
-              <w:t xml:space="preserve">3. Fundamentación Proyecto APT</w:t>
+              <w:pStyle w:val="Heading2"/>
+              <w:rPr/>
+            </w:pPr>
+            <w:bookmarkStart w:colFirst="0" w:colLast="0" w:name="_heading=h.uvmhi7gnnbg2" w:id="3"/>
+            <w:bookmarkEnd w:id="3"/>
+            <w:r>
+              <w:rPr>
+                <w:rtl w:val="0"/>
+              </w:rPr>
+              <w:t xml:space="preserve">3. Fundamentación del Proyecto APT</w:t>
             </w:r>
           </w:p>
         </w:tc>
@@ -1341,10 +1240,19 @@
         <w:spacing w:after="0" w:line="360" w:lineRule="auto"/>
         <w:jc w:val="both"/>
         <w:rPr>
+          <w:rFonts w:ascii="Calibri" w:cs="Calibri" w:eastAsia="Calibri" w:hAnsi="Calibri"/>
           <w:b w:val="1"/>
           <w:bCs w:val="1"/>
+          <w:i w:val="0"/>
+          <w:iCs w:val="0"/>
+          <w:smallCaps w:val="0"/>
+          <w:strike w:val="0"/>
+          <w:color w:val="000000"/>
           <w:sz w:val="24"/>
           <w:szCs w:val="24"/>
+          <w:u w:val="none"/>
+          <w:shd w:fill="auto" w:val="clear"/>
+          <w:vertAlign w:val="baseline"/>
         </w:rPr>
       </w:pPr>
       <w:r>
@@ -1418,47 +1326,18 @@
             </w:pPr>
             <w:r>
               <w:rPr>
-                <w:rtl w:val="0"/>
-              </w:rPr>
-              <w:t xml:space="preserve">El objetivo principal es centralizar y automatizar todas las operaciones de administración, comunicación y seguridad en comunidades residenciales.</w:t>
-            </w:r>
-            <w:r>
-              <w:rPr>
                 <w:b w:val="1"/>
                 <w:bCs w:val="1"/>
                 <w:rtl w:val="0"/>
               </w:rPr>
+              <w:t xml:space="preserve">Planteamiento del Problema</w:t>
+            </w:r>
+            <w:r>
+              <w:rPr>
+                <w:rtl w:val="0"/>
+              </w:rPr>
               <w:br w:type="textWrapping"/>
-              <w:br w:type="textWrapping"/>
-              <w:t xml:space="preserve">Planteamiento del Problema</w:t>
-            </w:r>
-            <w:r>
-              <w:rPr>
-                <w:rtl w:val="0"/>
-              </w:rPr>
-              <w:t xml:space="preserve"> </w:t>
-              <w:br w:type="textWrapping"/>
-              <w:t xml:space="preserve">La gestión habitacional en comunidades y edificios suele depender de procesos fragmentados, manuales y poco eficientes, como planillas Excel desactualizadas y coordinaciones caóticas vía WhatsApp. Esta desarticulación deriva en errores en el cálculo de gastos comunes, falta de transparencia financiera, deficiencias en la trazabilidad operativa y conflictos de convivencia. Además, el control manual de accesos genera cuellos de botella en la portería, pérdida de tiempo y vulnerabilidades de seguridad.</w:t>
-            </w:r>
-            <w:r>
-              <w:rPr>
-                <w:rtl w:val="0"/>
-              </w:rPr>
-              <w:br w:type="textWrapping"/>
-              <w:br w:type="textWrapping"/>
-              <w:t xml:space="preserve"> </w:t>
-            </w:r>
-            <w:r>
-              <w:rPr>
-                <w:rtl w:val="0"/>
-              </w:rPr>
-              <w:t xml:space="preserve">LifeBetter</w:t>
-            </w:r>
-            <w:r>
-              <w:rPr>
-                <w:rtl w:val="0"/>
-              </w:rPr>
-              <w:t xml:space="preserve"> resuelve esta problemática automatizando el cálculo de alícuotas, la conciliación de pagos con Transbank Webpay Plus, la gestión de amenidades y el control de accesos mediante un ecosistema digital avanzado que combina una plataforma SaaS web con AIoT y una aplicación móvil nativa con códigos QR dinámicos.</w:t>
+              <w:t xml:space="preserve">La gestión habitacional depende de procesos fragmentados y manuales que generan falta de transparencia financiera y vulnerabilidades de seguridad. LifeBetter resuelve esto automatizando el ciclo operativo y financiero bajo la Ley N° 21.442, integrando AIoT para el control de acceso y una plataforma SaaS para la administración centralizada.</w:t>
             </w:r>
           </w:p>
           <w:p>
@@ -1786,7 +1665,7 @@
             <w:pPr>
               <w:numPr>
                 <w:ilvl w:val="0"/>
-                <w:numId w:val="8"/>
+                <w:numId w:val="9"/>
               </w:numPr>
               <w:spacing w:after="0" w:afterAutospacing="0" w:line="276" w:lineRule="auto"/>
               <w:ind w:left="720" w:hanging="360"/>
@@ -1810,7 +1689,7 @@
             <w:pPr>
               <w:numPr>
                 <w:ilvl w:val="0"/>
-                <w:numId w:val="8"/>
+                <w:numId w:val="9"/>
               </w:numPr>
               <w:spacing w:after="0" w:afterAutospacing="0" w:line="276" w:lineRule="auto"/>
               <w:ind w:left="720" w:hanging="360"/>
@@ -1834,7 +1713,7 @@
             <w:pPr>
               <w:numPr>
                 <w:ilvl w:val="0"/>
-                <w:numId w:val="8"/>
+                <w:numId w:val="9"/>
               </w:numPr>
               <w:spacing w:after="0" w:afterAutospacing="0" w:line="276" w:lineRule="auto"/>
               <w:ind w:left="720" w:hanging="360"/>
@@ -1858,7 +1737,7 @@
             <w:pPr>
               <w:numPr>
                 <w:ilvl w:val="0"/>
-                <w:numId w:val="8"/>
+                <w:numId w:val="9"/>
               </w:numPr>
               <w:spacing w:after="0" w:afterAutospacing="0" w:line="276" w:lineRule="auto"/>
               <w:ind w:left="720" w:hanging="360"/>
@@ -1882,7 +1761,7 @@
             <w:pPr>
               <w:numPr>
                 <w:ilvl w:val="0"/>
-                <w:numId w:val="8"/>
+                <w:numId w:val="9"/>
               </w:numPr>
               <w:spacing w:after="240" w:line="276" w:lineRule="auto"/>
               <w:ind w:left="720" w:hanging="360"/>
@@ -2439,7 +2318,7 @@
             <w:pPr>
               <w:numPr>
                 <w:ilvl w:val="0"/>
-                <w:numId w:val="9"/>
+                <w:numId w:val="10"/>
               </w:numPr>
               <w:spacing w:after="0" w:afterAutospacing="0" w:line="276" w:lineRule="auto"/>
               <w:ind w:left="720" w:hanging="360"/>
@@ -2463,7 +2342,7 @@
             <w:pPr>
               <w:numPr>
                 <w:ilvl w:val="0"/>
-                <w:numId w:val="9"/>
+                <w:numId w:val="10"/>
               </w:numPr>
               <w:spacing w:after="0" w:afterAutospacing="0" w:line="276" w:lineRule="auto"/>
               <w:ind w:left="720" w:hanging="360"/>
@@ -2487,7 +2366,7 @@
             <w:pPr>
               <w:numPr>
                 <w:ilvl w:val="0"/>
-                <w:numId w:val="9"/>
+                <w:numId w:val="10"/>
               </w:numPr>
               <w:spacing w:after="240" w:line="276" w:lineRule="auto"/>
               <w:ind w:left="720" w:hanging="360"/>
@@ -2884,13 +2763,7 @@
     </w:tbl>
     <w:p>
       <w:pPr>
-        <w:rPr>
-          <w:b w:val="1"/>
-          <w:bCs w:val="1"/>
-          <w:color w:val="4472c4"/>
-          <w:sz w:val="32"/>
-          <w:szCs w:val="32"/>
-        </w:rPr>
+        <w:rPr/>
       </w:pPr>
       <w:r>
         <w:rPr>
@@ -2900,58 +2773,36 @@
     </w:p>
     <w:p>
       <w:pPr>
-        <w:keepNext w:val="0"/>
-        <w:keepLines w:val="0"/>
-        <w:pageBreakBefore w:val="0"/>
-        <w:widowControl w:val="1"/>
-        <w:numPr>
-          <w:ilvl w:val="0"/>
-          <w:numId w:val="10"/>
-        </w:numPr>
-        <w:pBdr>
-          <w:top w:space="0" w:sz="0" w:val="nil"/>
-          <w:left w:space="0" w:sz="0" w:val="nil"/>
-          <w:bottom w:space="0" w:sz="0" w:val="nil"/>
-          <w:right w:space="0" w:sz="0" w:val="nil"/>
-          <w:between w:space="0" w:sz="0" w:val="nil"/>
-        </w:pBdr>
-        <w:shd w:fill="auto" w:val="clear"/>
-        <w:spacing w:after="160" w:before="0" w:line="259" w:lineRule="auto"/>
-        <w:ind w:left="720" w:right="0" w:hanging="360"/>
-        <w:jc w:val="left"/>
-        <w:rPr>
-          <w:b w:val="1"/>
-          <w:bCs w:val="1"/>
-          <w:i w:val="0"/>
-          <w:iCs w:val="0"/>
-          <w:smallCaps w:val="0"/>
-          <w:strike w:val="0"/>
-          <w:color w:val="4472c4"/>
-          <w:sz w:val="32"/>
-          <w:szCs w:val="32"/>
-          <w:u w:val="none"/>
-          <w:shd w:fill="auto" w:val="clear"/>
-          <w:vertAlign w:val="baseline"/>
-        </w:rPr>
+        <w:rPr/>
       </w:pPr>
       <w:r>
         <w:rPr>
-          <w:rFonts w:ascii="Calibri" w:cs="Calibri" w:eastAsia="Calibri" w:hAnsi="Calibri"/>
-          <w:b w:val="1"/>
-          <w:bCs w:val="1"/>
-          <w:i w:val="0"/>
-          <w:iCs w:val="0"/>
-          <w:smallCaps w:val="0"/>
-          <w:strike w:val="0"/>
-          <w:color w:val="4472c4"/>
-          <w:sz w:val="32"/>
-          <w:szCs w:val="32"/>
-          <w:u w:val="none"/>
-          <w:shd w:fill="auto" w:val="clear"/>
-          <w:vertAlign w:val="baseline"/>
           <w:rtl w:val="0"/>
         </w:rPr>
-        <w:t xml:space="preserve">PARTE II </w:t>
+      </w:r>
+    </w:p>
+    <w:p>
+      <w:pPr>
+        <w:rPr/>
+      </w:pPr>
+      <w:r>
+        <w:rPr>
+          <w:rtl w:val="0"/>
+        </w:rPr>
+      </w:r>
+    </w:p>
+    <w:p>
+      <w:pPr>
+        <w:pStyle w:val="Heading1"/>
+        <w:rPr/>
+      </w:pPr>
+      <w:bookmarkStart w:colFirst="0" w:colLast="0" w:name="_heading=h.4ejsbzf645dr" w:id="4"/>
+      <w:bookmarkEnd w:id="4"/>
+      <w:r>
+        <w:rPr>
+          <w:rtl w:val="0"/>
+        </w:rPr>
+        <w:t xml:space="preserve">PARTE II</w:t>
       </w:r>
     </w:p>
     <w:tbl>
@@ -2991,24 +2842,16 @@
           </w:tcPr>
           <w:p>
             <w:pPr>
-              <w:rPr>
-                <w:b w:val="1"/>
-                <w:bCs w:val="1"/>
-                <w:color w:val="1f3864"/>
-                <w:sz w:val="28"/>
-                <w:szCs w:val="28"/>
-              </w:rPr>
-            </w:pPr>
-            <w:r>
-              <w:rPr>
-                <w:b w:val="1"/>
-                <w:bCs w:val="1"/>
-                <w:color w:val="1f3864"/>
-                <w:sz w:val="28"/>
-                <w:szCs w:val="28"/>
-                <w:rtl w:val="0"/>
-              </w:rPr>
-              <w:t xml:space="preserve">4. Objetivos</w:t>
+              <w:pStyle w:val="Heading2"/>
+              <w:rPr/>
+            </w:pPr>
+            <w:bookmarkStart w:colFirst="0" w:colLast="0" w:name="_heading=h.vxxhboq82pfe" w:id="5"/>
+            <w:bookmarkEnd w:id="5"/>
+            <w:r>
+              <w:rPr>
+                <w:rtl w:val="0"/>
+              </w:rPr>
+              <w:t xml:space="preserve">4. Objetivos del Proyecto</w:t>
             </w:r>
           </w:p>
         </w:tc>
@@ -3089,10 +2932,19 @@
         <w:spacing w:after="0" w:line="360" w:lineRule="auto"/>
         <w:jc w:val="both"/>
         <w:rPr>
+          <w:rFonts w:ascii="Calibri" w:cs="Calibri" w:eastAsia="Calibri" w:hAnsi="Calibri"/>
           <w:b w:val="1"/>
           <w:bCs w:val="1"/>
+          <w:i w:val="0"/>
+          <w:iCs w:val="0"/>
+          <w:smallCaps w:val="0"/>
+          <w:strike w:val="0"/>
+          <w:color w:val="000000"/>
           <w:sz w:val="24"/>
           <w:szCs w:val="24"/>
+          <w:u w:val="none"/>
+          <w:shd w:fill="auto" w:val="clear"/>
+          <w:vertAlign w:val="baseline"/>
         </w:rPr>
       </w:pPr>
       <w:r>
@@ -3162,26 +3014,22 @@
           <w:p>
             <w:pPr>
               <w:jc w:val="both"/>
-              <w:rPr>
-                <w:rFonts w:ascii="Calibri" w:cs="Calibri" w:eastAsia="Calibri" w:hAnsi="Calibri"/>
-                <w:i w:val="1"/>
-                <w:iCs w:val="1"/>
-                <w:color w:val="548dd4"/>
-                <w:sz w:val="20"/>
-                <w:szCs w:val="20"/>
-              </w:rPr>
-            </w:pPr>
-            <w:r>
-              <w:rPr>
-                <w:rFonts w:ascii="Calibri" w:cs="Calibri" w:eastAsia="Calibri" w:hAnsi="Calibri"/>
-                <w:i w:val="1"/>
-                <w:iCs w:val="1"/>
-                <w:color w:val="548dd4"/>
-                <w:sz w:val="20"/>
-                <w:szCs w:val="20"/>
-                <w:rtl w:val="0"/>
-              </w:rPr>
-              <w:t xml:space="preserve">Describe el o los objetivos generales de tu trabajo. Estos representan las grandes metas del proyecto que realizarás, de manera que te servirán de guía para que, una vez finalizado todo el proceso, puedas contrastar el resultado con lo planificado y así ver en qué medida fue posible cumplirlo.</w:t>
+              <w:rPr/>
+            </w:pPr>
+            <w:r>
+              <w:rPr>
+                <w:b w:val="1"/>
+                <w:bCs w:val="1"/>
+                <w:rtl w:val="0"/>
+              </w:rPr>
+              <w:t xml:space="preserve">Objetivo General</w:t>
+            </w:r>
+            <w:r>
+              <w:rPr>
+                <w:rtl w:val="0"/>
+              </w:rPr>
+              <w:br w:type="textWrapping"/>
+              <w:t xml:space="preserve">Desarrollar una plataforma integral e inteligente de gestión inmobiliaria y control de accesos (LifeBetter AIoT) mediante arquitectura web y móvil construida con Django REST Framework, PostgreSQL y tecnologías de visión computacional, para centralizar la administración financiera, digitalizar la trazabilidad operativa en portería y optimizar la convivencia en comunidades residenciales bajo la Ley N° 21.442.</w:t>
             </w:r>
           </w:p>
         </w:tc>
@@ -3219,27 +3067,23 @@
           </w:tcPr>
           <w:p>
             <w:pPr>
-              <w:jc w:val="both"/>
-              <w:rPr>
-                <w:rFonts w:ascii="Calibri" w:cs="Calibri" w:eastAsia="Calibri" w:hAnsi="Calibri"/>
-                <w:i w:val="1"/>
-                <w:iCs w:val="1"/>
-                <w:color w:val="548dd4"/>
-                <w:sz w:val="20"/>
-                <w:szCs w:val="20"/>
-              </w:rPr>
-            </w:pPr>
-            <w:r>
-              <w:rPr>
-                <w:rFonts w:ascii="Calibri" w:cs="Calibri" w:eastAsia="Calibri" w:hAnsi="Calibri"/>
-                <w:i w:val="1"/>
-                <w:iCs w:val="1"/>
-                <w:color w:val="548dd4"/>
-                <w:sz w:val="20"/>
-                <w:szCs w:val="20"/>
-                <w:rtl w:val="0"/>
-              </w:rPr>
-              <w:t xml:space="preserve">Describe los objetivos específicos del proyecto. Estos permiten aterrizar el trabajo y trazar procedimientos concretos a seguir. Se desprenden del objetivo general. </w:t>
+              <w:rPr/>
+            </w:pPr>
+            <w:r>
+              <w:rPr>
+                <w:rtl w:val="0"/>
+              </w:rPr>
+              <w:t xml:space="preserve">1. Levantar y documentar los requerimientos funcionales y no funcionales del sistema mediante el estándar IEEE 830 e historias de usuario, delimitando los flujos de interacción de residentes, conserjería y administración.</w:t>
+              <w:br w:type="textWrapping"/>
+              <w:t xml:space="preserve">2. Diseñar e implementar el modelo de datos relacional y la arquitectura de software bajo un esquema multi-tenant en PostgreSQL y Django REST Framework, garantizando integridad, escalabilidad y seguridad de la información.</w:t>
+              <w:br w:type="textWrapping"/>
+              <w:t xml:space="preserve">3. Desarrollar el módulo transaccional y de autogestión comunitaria, incorporando el cálculo de alícuotas, integración con Transbank Webpay Plus SDK, reservas de áreas comunes y generación dinámica de códigos QR para el acceso seguro de visitas.</w:t>
+              <w:br w:type="textWrapping"/>
+              <w:t xml:space="preserve">4. Construir el prototipo AIoT de visión computacional para detección de patentes vehiculares e historial de accesos, utilizando captura de cámara local para notificar oportunamente a los residentes.</w:t>
+              <w:br w:type="textWrapping"/>
+              <w:t xml:space="preserve">5. Implementar los módulos de comunicación y gestión operativa en web y móvil, incluyendo la bitácora digital de eventos diarios para conserjería, el foro de comunidad y el canal de sugerencias y reclamos.</w:t>
+              <w:br w:type="textWrapping"/>
+              <w:t xml:space="preserve">6. Ejecutar pruebas de certificación de software (QA) mediante suites automatizadas con Pytest, validando la estabilidad operativa, el rendimiento y la seguridad del sistema.</w:t>
             </w:r>
           </w:p>
         </w:tc>
@@ -3250,27 +3094,19 @@
         <w:spacing w:after="0" w:line="360" w:lineRule="auto"/>
         <w:jc w:val="both"/>
         <w:rPr>
+          <w:rFonts w:ascii="Calibri" w:cs="Calibri" w:eastAsia="Calibri" w:hAnsi="Calibri"/>
           <w:b w:val="1"/>
           <w:bCs w:val="1"/>
+          <w:i w:val="0"/>
+          <w:iCs w:val="0"/>
+          <w:smallCaps w:val="0"/>
+          <w:strike w:val="0"/>
+          <w:color w:val="000000"/>
           <w:sz w:val="24"/>
           <w:szCs w:val="24"/>
-        </w:rPr>
-      </w:pPr>
-      <w:r>
-        <w:rPr>
-          <w:rtl w:val="0"/>
-        </w:rPr>
-      </w:r>
-    </w:p>
-    <w:p>
-      <w:pPr>
-        <w:spacing w:after="0" w:line="360" w:lineRule="auto"/>
-        <w:jc w:val="both"/>
-        <w:rPr>
-          <w:b w:val="1"/>
-          <w:bCs w:val="1"/>
-          <w:sz w:val="24"/>
-          <w:szCs w:val="24"/>
+          <w:u w:val="none"/>
+          <w:shd w:fill="auto" w:val="clear"/>
+          <w:vertAlign w:val="baseline"/>
         </w:rPr>
       </w:pPr>
       <w:r>
@@ -3316,24 +3152,16 @@
           </w:tcPr>
           <w:p>
             <w:pPr>
-              <w:rPr>
-                <w:b w:val="1"/>
-                <w:bCs w:val="1"/>
-                <w:color w:val="1f3864"/>
-                <w:sz w:val="28"/>
-                <w:szCs w:val="28"/>
-              </w:rPr>
-            </w:pPr>
-            <w:r>
-              <w:rPr>
-                <w:b w:val="1"/>
-                <w:bCs w:val="1"/>
-                <w:color w:val="1f3864"/>
-                <w:sz w:val="28"/>
-                <w:szCs w:val="28"/>
-                <w:rtl w:val="0"/>
-              </w:rPr>
-              <w:t xml:space="preserve">5. Metodología</w:t>
+              <w:pStyle w:val="Heading2"/>
+              <w:rPr/>
+            </w:pPr>
+            <w:bookmarkStart w:colFirst="0" w:colLast="0" w:name="_heading=h.ht8hkopl6za9" w:id="6"/>
+            <w:bookmarkEnd w:id="6"/>
+            <w:r>
+              <w:rPr>
+                <w:rtl w:val="0"/>
+              </w:rPr>
+              <w:t xml:space="preserve">5. Metodología de Desarrollo</w:t>
             </w:r>
           </w:p>
         </w:tc>
@@ -3414,10 +3242,19 @@
         <w:spacing w:after="0" w:line="360" w:lineRule="auto"/>
         <w:jc w:val="both"/>
         <w:rPr>
+          <w:rFonts w:ascii="Calibri" w:cs="Calibri" w:eastAsia="Calibri" w:hAnsi="Calibri"/>
           <w:b w:val="1"/>
           <w:bCs w:val="1"/>
+          <w:i w:val="0"/>
+          <w:iCs w:val="0"/>
+          <w:smallCaps w:val="0"/>
+          <w:strike w:val="0"/>
+          <w:color w:val="000000"/>
           <w:sz w:val="24"/>
           <w:szCs w:val="24"/>
+          <w:u w:val="none"/>
+          <w:shd w:fill="auto" w:val="clear"/>
+          <w:vertAlign w:val="baseline"/>
         </w:rPr>
       </w:pPr>
       <w:r>
@@ -3488,56 +3325,49 @@
           <w:p>
             <w:pPr>
               <w:jc w:val="both"/>
-              <w:rPr>
-                <w:rFonts w:ascii="Calibri" w:cs="Calibri" w:eastAsia="Calibri" w:hAnsi="Calibri"/>
-                <w:i w:val="1"/>
-                <w:iCs w:val="1"/>
-                <w:color w:val="548dd4"/>
-                <w:sz w:val="20"/>
-                <w:szCs w:val="20"/>
-              </w:rPr>
-            </w:pPr>
-            <w:r>
-              <w:rPr>
-                <w:rFonts w:ascii="Calibri" w:cs="Calibri" w:eastAsia="Calibri" w:hAnsi="Calibri"/>
-                <w:i w:val="1"/>
-                <w:iCs w:val="1"/>
-                <w:color w:val="548dd4"/>
-                <w:sz w:val="20"/>
-                <w:szCs w:val="20"/>
-                <w:rtl w:val="0"/>
-              </w:rPr>
-              <w:t xml:space="preserve">Describe cómo abordarás el problema o situación que se identificó anteriormente, señalando la metodología que se utilizará para cumplir con tu objetivo. </w:t>
+              <w:rPr/>
+            </w:pPr>
+            <w:r>
+              <w:rPr>
+                <w:rtl w:val="0"/>
+              </w:rPr>
+              <w:t xml:space="preserve">Se utilizará una Metodología Incremental que permite dividir el proyecto en entregas sucesivas de valor funcional con validaciones continuas. </w:t>
+            </w:r>
+            <w:r>
+              <w:rPr>
+                <w:b w:val="1"/>
+                <w:bCs w:val="1"/>
+                <w:rtl w:val="0"/>
+              </w:rPr>
+              <w:br w:type="textWrapping"/>
+              <w:t xml:space="preserve">Etapas:</w:t>
+            </w:r>
+            <w:r>
+              <w:rPr>
+                <w:rtl w:val="0"/>
+              </w:rPr>
+              <w:br w:type="textWrapping"/>
+              <w:t xml:space="preserve">- Fase 1: Fundación, Requerimientos (IEEE 830), Modelado UML y Arquitectura Base.</w:t>
+              <w:br w:type="textWrapping"/>
+              <w:t xml:space="preserve">- Fase 2: Módulos Transaccionales, Pasarela de Pagos (Webpay Plus) y Acceso por QR.</w:t>
+              <w:br w:type="textWrapping"/>
+              <w:t xml:space="preserve">- Fase 3: Módulo AIoT de Patentes, Bitácora Digital, Dashboard y Pruebas QA con Pytest.</w:t>
             </w:r>
           </w:p>
           <w:p>
             <w:pPr>
               <w:jc w:val="both"/>
-              <w:rPr>
-                <w:rFonts w:ascii="Calibri" w:cs="Calibri" w:eastAsia="Calibri" w:hAnsi="Calibri"/>
-                <w:i w:val="1"/>
-                <w:iCs w:val="1"/>
-                <w:color w:val="ff0000"/>
-                <w:sz w:val="18"/>
-                <w:szCs w:val="18"/>
-              </w:rPr>
-            </w:pPr>
-            <w:r>
-              <w:rPr>
-                <w:rFonts w:ascii="Calibri" w:cs="Calibri" w:eastAsia="Calibri" w:hAnsi="Calibri"/>
-                <w:i w:val="1"/>
-                <w:iCs w:val="1"/>
-                <w:color w:val="548dd4"/>
-                <w:sz w:val="20"/>
-                <w:szCs w:val="20"/>
-                <w:rtl w:val="0"/>
-              </w:rPr>
-              <w:t xml:space="preserve">Cuando el proyecto a desarrollar es grupal, es necesario incorporar la definición de las funciones, tareas y responsabilidades asociadas a cada integrante del equipo.</w:t>
-            </w:r>
-            <w:r>
-              <w:rPr>
-                <w:rtl w:val="0"/>
-              </w:rPr>
+              <w:rPr/>
+            </w:pPr>
+            <w:r>
+              <w:rPr>
+                <w:rtl w:val="0"/>
+              </w:rPr>
+              <w:t xml:space="preserve">Responsabilidades:</w:t>
+              <w:br w:type="textWrapping"/>
+              <w:t xml:space="preserve">- Gabriela Antúnez (Líder de Arquitectura y Backend): IEEE 830, Modelado de BD, Plan Incremental y QA.</w:t>
+              <w:br w:type="textWrapping"/>
+              <w:t xml:space="preserve">- Ariel Oñate (Líder de Procesos y UI/UX): Mockups, Actas, Gestión de Stakeholders y Matriz de Conflictos.</w:t>
             </w:r>
           </w:p>
         </w:tc>
@@ -3545,34 +3375,23 @@
     </w:tbl>
     <w:p>
       <w:pPr>
-        <w:spacing w:after="0" w:line="360" w:lineRule="auto"/>
-        <w:jc w:val="both"/>
+        <w:spacing w:after="0" w:line="240" w:lineRule="auto"/>
         <w:rPr>
+          <w:rFonts w:ascii="Calibri" w:cs="Calibri" w:eastAsia="Calibri" w:hAnsi="Calibri"/>
           <w:b w:val="1"/>
           <w:bCs w:val="1"/>
+          <w:i w:val="0"/>
+          <w:iCs w:val="0"/>
+          <w:smallCaps w:val="0"/>
+          <w:strike w:val="0"/>
+          <w:color w:val="000000"/>
           <w:sz w:val="24"/>
           <w:szCs w:val="24"/>
+          <w:u w:val="none"/>
+          <w:shd w:fill="auto" w:val="clear"/>
+          <w:vertAlign w:val="baseline"/>
         </w:rPr>
       </w:pPr>
-      <w:r>
-        <w:rPr>
-          <w:rtl w:val="0"/>
-        </w:rPr>
-      </w:r>
-    </w:p>
-    <w:p>
-      <w:pPr>
-        <w:spacing w:after="0" w:line="240" w:lineRule="auto"/>
-        <w:rPr>
-          <w:b w:val="1"/>
-          <w:bCs w:val="1"/>
-          <w:sz w:val="24"/>
-          <w:szCs w:val="24"/>
-        </w:rPr>
-      </w:pPr>
-      <w:r>
-        <w:br w:type="page"/>
-      </w:r>
       <w:r>
         <w:rPr>
           <w:rtl w:val="0"/>
@@ -3616,24 +3435,16 @@
           </w:tcPr>
           <w:p>
             <w:pPr>
-              <w:rPr>
-                <w:b w:val="1"/>
-                <w:bCs w:val="1"/>
-                <w:color w:val="1f3864"/>
-                <w:sz w:val="28"/>
-                <w:szCs w:val="28"/>
-              </w:rPr>
-            </w:pPr>
-            <w:r>
-              <w:rPr>
-                <w:b w:val="1"/>
-                <w:bCs w:val="1"/>
-                <w:color w:val="1f3864"/>
-                <w:sz w:val="28"/>
-                <w:szCs w:val="28"/>
-                <w:rtl w:val="0"/>
-              </w:rPr>
-              <w:t xml:space="preserve">6. Evidencias</w:t>
+              <w:pStyle w:val="Heading2"/>
+              <w:rPr/>
+            </w:pPr>
+            <w:bookmarkStart w:colFirst="0" w:colLast="0" w:name="_heading=h.9b9k41dhhvgy" w:id="7"/>
+            <w:bookmarkEnd w:id="7"/>
+            <w:r>
+              <w:rPr>
+                <w:rtl w:val="0"/>
+              </w:rPr>
+              <w:t xml:space="preserve">6. Evidencias del Proyecto</w:t>
             </w:r>
           </w:p>
         </w:tc>
@@ -3687,11 +3498,30 @@
         <w:spacing w:after="0" w:line="360" w:lineRule="auto"/>
         <w:jc w:val="both"/>
         <w:rPr>
+          <w:rFonts w:ascii="Calibri" w:cs="Calibri" w:eastAsia="Calibri" w:hAnsi="Calibri"/>
           <w:b w:val="1"/>
           <w:bCs w:val="1"/>
+          <w:i w:val="0"/>
+          <w:iCs w:val="0"/>
+          <w:smallCaps w:val="0"/>
+          <w:strike w:val="0"/>
+          <w:color w:val="000000"/>
           <w:sz w:val="24"/>
           <w:szCs w:val="24"/>
+          <w:u w:val="none"/>
+          <w:shd w:fill="auto" w:val="clear"/>
+          <w:vertAlign w:val="baseline"/>
         </w:rPr>
+      </w:pPr>
+      <w:r>
+        <w:rPr>
+          <w:rtl w:val="0"/>
+        </w:rPr>
+      </w:r>
+    </w:p>
+    <w:p>
+      <w:pPr>
+        <w:rPr/>
       </w:pPr>
       <w:r>
         <w:rPr>
@@ -3702,342 +3532,120 @@
     <w:tbl>
       <w:tblPr>
         <w:tblStyle w:val="Table12"/>
-        <w:tblW w:w="10062.0" w:type="dxa"/>
+        <w:tblW w:w="9500.0" w:type="dxa"/>
         <w:jc w:val="left"/>
         <w:tblInd w:w="-714.0" w:type="dxa"/>
         <w:tblBorders>
-          <w:top w:color="bfbfbf" w:space="0" w:sz="4" w:val="single"/>
-          <w:left w:color="bfbfbf" w:space="0" w:sz="4" w:val="single"/>
-          <w:bottom w:color="bfbfbf" w:space="0" w:sz="4" w:val="single"/>
-          <w:right w:color="bfbfbf" w:space="0" w:sz="4" w:val="single"/>
-          <w:insideH w:color="bfbfbf" w:space="0" w:sz="4" w:val="single"/>
-          <w:insideV w:color="bfbfbf" w:space="0" w:sz="4" w:val="single"/>
+          <w:top w:color="000000" w:space="0" w:sz="4" w:val="single"/>
+          <w:left w:color="000000" w:space="0" w:sz="4" w:val="single"/>
+          <w:bottom w:color="000000" w:space="0" w:sz="4" w:val="single"/>
+          <w:right w:color="000000" w:space="0" w:sz="4" w:val="single"/>
+          <w:insideH w:color="000000" w:space="0" w:sz="4" w:val="single"/>
+          <w:insideV w:color="000000" w:space="0" w:sz="4" w:val="single"/>
         </w:tblBorders>
         <w:tblLayout w:type="fixed"/>
-        <w:tblLook w:val="0400"/>
+        <w:tblLook w:val="0600"/>
       </w:tblPr>
       <w:tblGrid>
-        <w:gridCol w:w="1843"/>
-        <w:gridCol w:w="1843"/>
-        <w:gridCol w:w="3825"/>
-        <w:gridCol w:w="2551"/>
+        <w:gridCol w:w="1840"/>
+        <w:gridCol w:w="1840"/>
+        <w:gridCol w:w="3820"/>
+        <w:gridCol w:w="2000"/>
         <w:tblGridChange w:id="0">
           <w:tblGrid>
-            <w:gridCol w:w="1843"/>
-            <w:gridCol w:w="1843"/>
-            <w:gridCol w:w="3825"/>
-            <w:gridCol w:w="2551"/>
+            <w:gridCol w:w="1840"/>
+            <w:gridCol w:w="1840"/>
+            <w:gridCol w:w="3820"/>
+            <w:gridCol w:w="2000"/>
           </w:tblGrid>
         </w:tblGridChange>
       </w:tblGrid>
       <w:tr>
         <w:trPr>
           <w:cantSplit w:val="0"/>
-          <w:trHeight w:val="362" w:hRule="atLeast"/>
           <w:tblHeader w:val="0"/>
         </w:trPr>
         <w:tc>
-          <w:tcPr>
-            <w:vAlign w:val="center"/>
-          </w:tcPr>
-          <w:p>
-            <w:pPr>
-              <w:keepNext w:val="0"/>
-              <w:keepLines w:val="0"/>
-              <w:pageBreakBefore w:val="0"/>
-              <w:widowControl w:val="1"/>
-              <w:pBdr>
-                <w:top w:space="0" w:sz="0" w:val="nil"/>
-                <w:left w:space="0" w:sz="0" w:val="nil"/>
-                <w:bottom w:space="0" w:sz="0" w:val="nil"/>
-                <w:right w:space="0" w:sz="0" w:val="nil"/>
-                <w:between w:space="0" w:sz="0" w:val="nil"/>
-              </w:pBdr>
-              <w:shd w:fill="auto" w:val="clear"/>
-              <w:tabs>
-                <w:tab w:val="center" w:leader="none" w:pos="4419"/>
-                <w:tab w:val="right" w:leader="none" w:pos="8838"/>
-              </w:tabs>
-              <w:spacing w:after="0" w:before="0" w:line="240" w:lineRule="auto"/>
-              <w:ind w:left="0" w:right="0" w:firstLine="0"/>
-              <w:jc w:val="center"/>
-              <w:rPr>
-                <w:rFonts w:ascii="Calibri" w:cs="Calibri" w:eastAsia="Calibri" w:hAnsi="Calibri"/>
+          <w:tcPr/>
+          <w:p>
+            <w:pPr>
+              <w:rPr/>
+            </w:pPr>
+            <w:r>
+              <w:rPr>
                 <w:b w:val="1"/>
                 <w:bCs w:val="1"/>
-                <w:i w:val="0"/>
-                <w:iCs w:val="0"/>
-                <w:smallCaps w:val="0"/>
-                <w:strike w:val="0"/>
-                <w:color w:val="1f3864"/>
-                <w:sz w:val="22"/>
-                <w:szCs w:val="22"/>
-                <w:u w:val="none"/>
-                <w:shd w:fill="auto" w:val="clear"/>
-                <w:vertAlign w:val="baseline"/>
-              </w:rPr>
-            </w:pPr>
-            <w:r>
-              <w:rPr>
-                <w:rFonts w:ascii="Calibri" w:cs="Calibri" w:eastAsia="Calibri" w:hAnsi="Calibri"/>
+                <w:rtl w:val="0"/>
+              </w:rPr>
+              <w:t xml:space="preserve">Tipo</w:t>
+            </w:r>
+            <w:r>
+              <w:rPr>
+                <w:rtl w:val="0"/>
+              </w:rPr>
+            </w:r>
+          </w:p>
+        </w:tc>
+        <w:tc>
+          <w:tcPr/>
+          <w:p>
+            <w:pPr>
+              <w:rPr/>
+            </w:pPr>
+            <w:r>
+              <w:rPr>
                 <w:b w:val="1"/>
                 <w:bCs w:val="1"/>
-                <w:i w:val="0"/>
-                <w:iCs w:val="0"/>
-                <w:smallCaps w:val="0"/>
-                <w:strike w:val="0"/>
-                <w:color w:val="1f3864"/>
-                <w:sz w:val="22"/>
-                <w:szCs w:val="22"/>
-                <w:u w:val="none"/>
-                <w:shd w:fill="auto" w:val="clear"/>
-                <w:vertAlign w:val="baseline"/>
-                <w:rtl w:val="0"/>
-              </w:rPr>
-              <w:t xml:space="preserve">Tipo de evidencia </w:t>
-            </w:r>
-          </w:p>
-          <w:p>
-            <w:pPr>
-              <w:keepNext w:val="0"/>
-              <w:keepLines w:val="0"/>
-              <w:pageBreakBefore w:val="0"/>
-              <w:widowControl w:val="1"/>
-              <w:pBdr>
-                <w:top w:space="0" w:sz="0" w:val="nil"/>
-                <w:left w:space="0" w:sz="0" w:val="nil"/>
-                <w:bottom w:space="0" w:sz="0" w:val="nil"/>
-                <w:right w:space="0" w:sz="0" w:val="nil"/>
-                <w:between w:space="0" w:sz="0" w:val="nil"/>
-              </w:pBdr>
-              <w:shd w:fill="auto" w:val="clear"/>
-              <w:tabs>
-                <w:tab w:val="center" w:leader="none" w:pos="4419"/>
-                <w:tab w:val="right" w:leader="none" w:pos="8838"/>
-              </w:tabs>
-              <w:spacing w:after="0" w:before="0" w:line="240" w:lineRule="auto"/>
-              <w:ind w:left="0" w:right="0" w:firstLine="0"/>
-              <w:jc w:val="center"/>
-              <w:rPr>
-                <w:rFonts w:ascii="Calibri" w:cs="Calibri" w:eastAsia="Calibri" w:hAnsi="Calibri"/>
+                <w:rtl w:val="0"/>
+              </w:rPr>
+              <w:t xml:space="preserve">Nombre</w:t>
+            </w:r>
+            <w:r>
+              <w:rPr>
+                <w:rtl w:val="0"/>
+              </w:rPr>
+            </w:r>
+          </w:p>
+        </w:tc>
+        <w:tc>
+          <w:tcPr/>
+          <w:p>
+            <w:pPr>
+              <w:rPr/>
+            </w:pPr>
+            <w:r>
+              <w:rPr>
                 <w:b w:val="1"/>
                 <w:bCs w:val="1"/>
-                <w:i w:val="0"/>
-                <w:iCs w:val="0"/>
-                <w:smallCaps w:val="0"/>
-                <w:strike w:val="0"/>
-                <w:color w:val="1f3864"/>
-                <w:sz w:val="22"/>
-                <w:szCs w:val="22"/>
-                <w:u w:val="none"/>
-                <w:shd w:fill="auto" w:val="clear"/>
-                <w:vertAlign w:val="baseline"/>
-              </w:rPr>
-            </w:pPr>
-            <w:r>
-              <w:rPr>
-                <w:rFonts w:ascii="Calibri" w:cs="Calibri" w:eastAsia="Calibri" w:hAnsi="Calibri"/>
+                <w:rtl w:val="0"/>
+              </w:rPr>
+              <w:t xml:space="preserve">Descripción</w:t>
+            </w:r>
+            <w:r>
+              <w:rPr>
+                <w:rtl w:val="0"/>
+              </w:rPr>
+            </w:r>
+          </w:p>
+        </w:tc>
+        <w:tc>
+          <w:tcPr/>
+          <w:p>
+            <w:pPr>
+              <w:rPr/>
+            </w:pPr>
+            <w:r>
+              <w:rPr>
                 <w:b w:val="1"/>
                 <w:bCs w:val="1"/>
-                <w:i w:val="0"/>
-                <w:iCs w:val="0"/>
-                <w:smallCaps w:val="0"/>
-                <w:strike w:val="0"/>
-                <w:color w:val="1f3864"/>
-                <w:sz w:val="22"/>
-                <w:szCs w:val="22"/>
-                <w:u w:val="none"/>
-                <w:shd w:fill="auto" w:val="clear"/>
-                <w:vertAlign w:val="baseline"/>
-                <w:rtl w:val="0"/>
-              </w:rPr>
-              <w:t xml:space="preserve">(avance o final)</w:t>
-            </w:r>
-          </w:p>
-        </w:tc>
-        <w:tc>
-          <w:tcPr>
-            <w:vAlign w:val="center"/>
-          </w:tcPr>
-          <w:p>
-            <w:pPr>
-              <w:keepNext w:val="0"/>
-              <w:keepLines w:val="0"/>
-              <w:pageBreakBefore w:val="0"/>
-              <w:widowControl w:val="1"/>
-              <w:pBdr>
-                <w:top w:space="0" w:sz="0" w:val="nil"/>
-                <w:left w:space="0" w:sz="0" w:val="nil"/>
-                <w:bottom w:space="0" w:sz="0" w:val="nil"/>
-                <w:right w:space="0" w:sz="0" w:val="nil"/>
-                <w:between w:space="0" w:sz="0" w:val="nil"/>
-              </w:pBdr>
-              <w:shd w:fill="auto" w:val="clear"/>
-              <w:tabs>
-                <w:tab w:val="center" w:leader="none" w:pos="4419"/>
-                <w:tab w:val="right" w:leader="none" w:pos="8838"/>
-              </w:tabs>
-              <w:spacing w:after="0" w:before="0" w:line="240" w:lineRule="auto"/>
-              <w:ind w:left="0" w:right="0" w:firstLine="0"/>
-              <w:jc w:val="center"/>
-              <w:rPr>
-                <w:rFonts w:ascii="Calibri" w:cs="Calibri" w:eastAsia="Calibri" w:hAnsi="Calibri"/>
-                <w:b w:val="1"/>
-                <w:bCs w:val="1"/>
-                <w:i w:val="0"/>
-                <w:iCs w:val="0"/>
-                <w:smallCaps w:val="0"/>
-                <w:strike w:val="0"/>
-                <w:color w:val="1f3864"/>
-                <w:sz w:val="22"/>
-                <w:szCs w:val="22"/>
-                <w:u w:val="none"/>
-                <w:shd w:fill="auto" w:val="clear"/>
-                <w:vertAlign w:val="baseline"/>
-              </w:rPr>
-            </w:pPr>
-            <w:r>
-              <w:rPr>
-                <w:rFonts w:ascii="Calibri" w:cs="Calibri" w:eastAsia="Calibri" w:hAnsi="Calibri"/>
-                <w:b w:val="1"/>
-                <w:bCs w:val="1"/>
-                <w:i w:val="0"/>
-                <w:iCs w:val="0"/>
-                <w:smallCaps w:val="0"/>
-                <w:strike w:val="0"/>
-                <w:color w:val="1f3864"/>
-                <w:sz w:val="22"/>
-                <w:szCs w:val="22"/>
-                <w:u w:val="none"/>
-                <w:shd w:fill="auto" w:val="clear"/>
-                <w:vertAlign w:val="baseline"/>
-                <w:rtl w:val="0"/>
-              </w:rPr>
-              <w:t xml:space="preserve">Nombre de la evidencia</w:t>
-            </w:r>
-          </w:p>
-        </w:tc>
-        <w:tc>
-          <w:tcPr>
-            <w:vAlign w:val="center"/>
-          </w:tcPr>
-          <w:p>
-            <w:pPr>
-              <w:keepNext w:val="0"/>
-              <w:keepLines w:val="0"/>
-              <w:pageBreakBefore w:val="0"/>
-              <w:widowControl w:val="1"/>
-              <w:pBdr>
-                <w:top w:space="0" w:sz="0" w:val="nil"/>
-                <w:left w:space="0" w:sz="0" w:val="nil"/>
-                <w:bottom w:space="0" w:sz="0" w:val="nil"/>
-                <w:right w:space="0" w:sz="0" w:val="nil"/>
-                <w:between w:space="0" w:sz="0" w:val="nil"/>
-              </w:pBdr>
-              <w:shd w:fill="auto" w:val="clear"/>
-              <w:tabs>
-                <w:tab w:val="center" w:leader="none" w:pos="4419"/>
-                <w:tab w:val="right" w:leader="none" w:pos="8838"/>
-              </w:tabs>
-              <w:spacing w:after="0" w:before="0" w:line="240" w:lineRule="auto"/>
-              <w:ind w:left="0" w:right="0" w:firstLine="0"/>
-              <w:jc w:val="center"/>
-              <w:rPr>
-                <w:rFonts w:ascii="Calibri" w:cs="Calibri" w:eastAsia="Calibri" w:hAnsi="Calibri"/>
-                <w:b w:val="1"/>
-                <w:bCs w:val="1"/>
-                <w:i w:val="0"/>
-                <w:iCs w:val="0"/>
-                <w:smallCaps w:val="0"/>
-                <w:strike w:val="0"/>
-                <w:color w:val="1f3864"/>
-                <w:sz w:val="22"/>
-                <w:szCs w:val="22"/>
-                <w:u w:val="none"/>
-                <w:shd w:fill="auto" w:val="clear"/>
-                <w:vertAlign w:val="baseline"/>
-              </w:rPr>
-            </w:pPr>
-            <w:r>
-              <w:rPr>
-                <w:rFonts w:ascii="Calibri" w:cs="Calibri" w:eastAsia="Calibri" w:hAnsi="Calibri"/>
-                <w:b w:val="1"/>
-                <w:bCs w:val="1"/>
-                <w:i w:val="0"/>
-                <w:iCs w:val="0"/>
-                <w:smallCaps w:val="0"/>
-                <w:strike w:val="0"/>
-                <w:color w:val="1f3864"/>
-                <w:sz w:val="22"/>
-                <w:szCs w:val="22"/>
-                <w:u w:val="none"/>
-                <w:shd w:fill="auto" w:val="clear"/>
-                <w:vertAlign w:val="baseline"/>
-                <w:rtl w:val="0"/>
-              </w:rPr>
-              <w:t xml:space="preserve">Descripción</w:t>
-            </w:r>
-          </w:p>
-        </w:tc>
-        <w:tc>
-          <w:tcPr>
-            <w:vAlign w:val="center"/>
-          </w:tcPr>
-          <w:p>
-            <w:pPr>
-              <w:keepNext w:val="0"/>
-              <w:keepLines w:val="0"/>
-              <w:pageBreakBefore w:val="0"/>
-              <w:widowControl w:val="1"/>
-              <w:pBdr>
-                <w:top w:space="0" w:sz="0" w:val="nil"/>
-                <w:left w:space="0" w:sz="0" w:val="nil"/>
-                <w:bottom w:space="0" w:sz="0" w:val="nil"/>
-                <w:right w:space="0" w:sz="0" w:val="nil"/>
-                <w:between w:space="0" w:sz="0" w:val="nil"/>
-              </w:pBdr>
-              <w:shd w:fill="auto" w:val="clear"/>
-              <w:tabs>
-                <w:tab w:val="center" w:leader="none" w:pos="4419"/>
-                <w:tab w:val="right" w:leader="none" w:pos="8838"/>
-              </w:tabs>
-              <w:spacing w:after="0" w:before="0" w:line="240" w:lineRule="auto"/>
-              <w:ind w:left="0" w:right="0" w:firstLine="0"/>
-              <w:jc w:val="center"/>
-              <w:rPr>
-                <w:rFonts w:ascii="Calibri" w:cs="Calibri" w:eastAsia="Calibri" w:hAnsi="Calibri"/>
-                <w:b w:val="1"/>
-                <w:bCs w:val="1"/>
-                <w:i w:val="0"/>
-                <w:iCs w:val="0"/>
-                <w:smallCaps w:val="0"/>
-                <w:strike w:val="0"/>
-                <w:color w:val="1f3864"/>
-                <w:sz w:val="22"/>
-                <w:szCs w:val="22"/>
-                <w:u w:val="none"/>
-                <w:shd w:fill="auto" w:val="clear"/>
-                <w:vertAlign w:val="baseline"/>
-              </w:rPr>
-            </w:pPr>
-            <w:r>
-              <w:rPr>
-                <w:rFonts w:ascii="Calibri" w:cs="Calibri" w:eastAsia="Calibri" w:hAnsi="Calibri"/>
-                <w:b w:val="1"/>
-                <w:bCs w:val="1"/>
-                <w:i w:val="0"/>
-                <w:iCs w:val="0"/>
-                <w:smallCaps w:val="0"/>
-                <w:strike w:val="0"/>
-                <w:color w:val="1f3864"/>
-                <w:sz w:val="22"/>
-                <w:szCs w:val="22"/>
-                <w:u w:val="none"/>
-                <w:shd w:fill="auto" w:val="clear"/>
-                <w:vertAlign w:val="baseline"/>
                 <w:rtl w:val="0"/>
               </w:rPr>
               <w:t xml:space="preserve">Justificación</w:t>
+            </w:r>
+            <w:r>
+              <w:rPr>
+                <w:rtl w:val="0"/>
+              </w:rPr>
             </w:r>
           </w:p>
         </w:tc>
@@ -4045,172 +3653,61 @@
       <w:tr>
         <w:trPr>
           <w:cantSplit w:val="0"/>
-          <w:trHeight w:val="362" w:hRule="atLeast"/>
           <w:tblHeader w:val="0"/>
         </w:trPr>
         <w:tc>
           <w:tcPr/>
           <w:p>
             <w:pPr>
-              <w:keepNext w:val="0"/>
-              <w:keepLines w:val="0"/>
-              <w:pageBreakBefore w:val="0"/>
-              <w:widowControl w:val="1"/>
-              <w:pBdr>
-                <w:top w:space="0" w:sz="0" w:val="nil"/>
-                <w:left w:space="0" w:sz="0" w:val="nil"/>
-                <w:bottom w:space="0" w:sz="0" w:val="nil"/>
-                <w:right w:space="0" w:sz="0" w:val="nil"/>
-                <w:between w:space="0" w:sz="0" w:val="nil"/>
-              </w:pBdr>
-              <w:shd w:fill="auto" w:val="clear"/>
-              <w:tabs>
-                <w:tab w:val="center" w:leader="none" w:pos="4419"/>
-                <w:tab w:val="right" w:leader="none" w:pos="8838"/>
-              </w:tabs>
-              <w:spacing w:after="0" w:before="0" w:line="240" w:lineRule="auto"/>
-              <w:ind w:left="0" w:right="0" w:firstLine="0"/>
-              <w:jc w:val="both"/>
-              <w:rPr>
-                <w:rFonts w:ascii="Calibri" w:cs="Calibri" w:eastAsia="Calibri" w:hAnsi="Calibri"/>
-                <w:b w:val="1"/>
-                <w:bCs w:val="1"/>
-                <w:i w:val="0"/>
-                <w:iCs w:val="0"/>
-                <w:smallCaps w:val="0"/>
-                <w:strike w:val="0"/>
-                <w:color w:val="1f3864"/>
-                <w:sz w:val="22"/>
-                <w:szCs w:val="22"/>
-                <w:u w:val="none"/>
-                <w:shd w:fill="auto" w:val="clear"/>
-                <w:vertAlign w:val="baseline"/>
-              </w:rPr>
-            </w:pPr>
-            <w:r>
-              <w:rPr>
-                <w:rtl w:val="0"/>
-              </w:rPr>
-            </w:r>
-          </w:p>
-        </w:tc>
-        <w:tc>
-          <w:tcPr/>
-          <w:p>
-            <w:pPr>
-              <w:keepNext w:val="0"/>
-              <w:keepLines w:val="0"/>
-              <w:pageBreakBefore w:val="0"/>
-              <w:widowControl w:val="1"/>
-              <w:pBdr>
-                <w:top w:space="0" w:sz="0" w:val="nil"/>
-                <w:left w:space="0" w:sz="0" w:val="nil"/>
-                <w:bottom w:space="0" w:sz="0" w:val="nil"/>
-                <w:right w:space="0" w:sz="0" w:val="nil"/>
-                <w:between w:space="0" w:sz="0" w:val="nil"/>
-              </w:pBdr>
-              <w:shd w:fill="auto" w:val="clear"/>
-              <w:tabs>
-                <w:tab w:val="center" w:leader="none" w:pos="4419"/>
-                <w:tab w:val="right" w:leader="none" w:pos="8838"/>
-              </w:tabs>
-              <w:spacing w:after="0" w:before="0" w:line="240" w:lineRule="auto"/>
-              <w:ind w:left="0" w:right="0" w:firstLine="0"/>
-              <w:jc w:val="both"/>
-              <w:rPr>
-                <w:rFonts w:ascii="Calibri" w:cs="Calibri" w:eastAsia="Calibri" w:hAnsi="Calibri"/>
-                <w:b w:val="1"/>
-                <w:bCs w:val="1"/>
-                <w:i w:val="0"/>
-                <w:iCs w:val="0"/>
-                <w:smallCaps w:val="0"/>
-                <w:strike w:val="0"/>
-                <w:color w:val="1f3864"/>
-                <w:sz w:val="22"/>
-                <w:szCs w:val="22"/>
-                <w:u w:val="none"/>
-                <w:shd w:fill="auto" w:val="clear"/>
-                <w:vertAlign w:val="baseline"/>
-              </w:rPr>
-            </w:pPr>
-            <w:r>
-              <w:rPr>
-                <w:rtl w:val="0"/>
-              </w:rPr>
-            </w:r>
-          </w:p>
-        </w:tc>
-        <w:tc>
-          <w:tcPr/>
-          <w:p>
-            <w:pPr>
-              <w:jc w:val="both"/>
-              <w:rPr>
-                <w:rFonts w:ascii="Calibri" w:cs="Calibri" w:eastAsia="Calibri" w:hAnsi="Calibri"/>
-                <w:i w:val="1"/>
-                <w:iCs w:val="1"/>
-                <w:color w:val="4472c4"/>
-                <w:sz w:val="18"/>
-                <w:szCs w:val="18"/>
-              </w:rPr>
-            </w:pPr>
-            <w:r>
-              <w:rPr>
-                <w:rFonts w:ascii="Calibri" w:cs="Calibri" w:eastAsia="Calibri" w:hAnsi="Calibri"/>
-                <w:i w:val="1"/>
-                <w:iCs w:val="1"/>
-                <w:color w:val="4472c4"/>
-                <w:sz w:val="18"/>
-                <w:szCs w:val="18"/>
-                <w:rtl w:val="0"/>
-              </w:rPr>
-              <w:t xml:space="preserve">Describe las evidencias acordadas con tu docente, siempre teniendo en mente que estas deben dar cuenta del desarrollo de tu Proyecto APT.</w:t>
-            </w:r>
-          </w:p>
-        </w:tc>
-        <w:tc>
-          <w:tcPr/>
-          <w:p>
-            <w:pPr>
-              <w:keepNext w:val="0"/>
-              <w:keepLines w:val="0"/>
-              <w:pageBreakBefore w:val="0"/>
-              <w:widowControl w:val="1"/>
-              <w:pBdr>
-                <w:top w:space="0" w:sz="0" w:val="nil"/>
-                <w:left w:space="0" w:sz="0" w:val="nil"/>
-                <w:bottom w:space="0" w:sz="0" w:val="nil"/>
-                <w:right w:space="0" w:sz="0" w:val="nil"/>
-                <w:between w:space="0" w:sz="0" w:val="nil"/>
-              </w:pBdr>
-              <w:shd w:fill="auto" w:val="clear"/>
-              <w:tabs>
-                <w:tab w:val="center" w:leader="none" w:pos="4419"/>
-                <w:tab w:val="right" w:leader="none" w:pos="8838"/>
-              </w:tabs>
-              <w:spacing w:after="0" w:before="0" w:line="240" w:lineRule="auto"/>
-              <w:ind w:left="0" w:right="0" w:firstLine="0"/>
-              <w:jc w:val="both"/>
-              <w:rPr>
-                <w:rFonts w:ascii="Calibri" w:cs="Calibri" w:eastAsia="Calibri" w:hAnsi="Calibri"/>
-                <w:b w:val="1"/>
-                <w:bCs w:val="1"/>
-                <w:i w:val="0"/>
-                <w:iCs w:val="0"/>
-                <w:smallCaps w:val="0"/>
-                <w:strike w:val="0"/>
-                <w:color w:val="1f3864"/>
-                <w:sz w:val="22"/>
-                <w:szCs w:val="22"/>
-                <w:u w:val="none"/>
-                <w:shd w:fill="auto" w:val="clear"/>
-                <w:vertAlign w:val="baseline"/>
-              </w:rPr>
-            </w:pPr>
-            <w:r>
-              <w:rPr>
-                <w:rtl w:val="0"/>
-              </w:rPr>
+              <w:rPr/>
+            </w:pPr>
+            <w:r>
+              <w:rPr>
+                <w:rtl w:val="0"/>
+              </w:rPr>
+              <w:t xml:space="preserve">Avance (Fase 1)</w:t>
+            </w:r>
+          </w:p>
+        </w:tc>
+        <w:tc>
+          <w:tcPr/>
+          <w:p>
+            <w:pPr>
+              <w:rPr/>
+            </w:pPr>
+            <w:r>
+              <w:rPr>
+                <w:rtl w:val="0"/>
+              </w:rPr>
+              <w:t xml:space="preserve">IEEE 830 e Historias de Usuario</w:t>
+            </w:r>
+          </w:p>
+        </w:tc>
+        <w:tc>
+          <w:tcPr/>
+          <w:p>
+            <w:pPr>
+              <w:rPr/>
+            </w:pPr>
+            <w:r>
+              <w:rPr>
+                <w:rtl w:val="0"/>
+              </w:rPr>
+              <w:t xml:space="preserve">Especificación de requerimientos funcionales y no funcionales.</w:t>
+            </w:r>
+          </w:p>
+        </w:tc>
+        <w:tc>
+          <w:tcPr/>
+          <w:p>
+            <w:pPr>
+              <w:rPr/>
+            </w:pPr>
+            <w:r>
+              <w:rPr>
+                <w:rtl w:val="0"/>
+              </w:rPr>
+              <w:t xml:space="preserve">Valida el alcance y necesidades del negocio.</w:t>
             </w:r>
           </w:p>
         </w:tc>
@@ -4218,190 +3715,61 @@
       <w:tr>
         <w:trPr>
           <w:cantSplit w:val="0"/>
-          <w:trHeight w:val="362" w:hRule="atLeast"/>
           <w:tblHeader w:val="0"/>
         </w:trPr>
         <w:tc>
           <w:tcPr/>
           <w:p>
             <w:pPr>
-              <w:keepNext w:val="0"/>
-              <w:keepLines w:val="0"/>
-              <w:pageBreakBefore w:val="0"/>
-              <w:widowControl w:val="1"/>
-              <w:pBdr>
-                <w:top w:space="0" w:sz="0" w:val="nil"/>
-                <w:left w:space="0" w:sz="0" w:val="nil"/>
-                <w:bottom w:space="0" w:sz="0" w:val="nil"/>
-                <w:right w:space="0" w:sz="0" w:val="nil"/>
-                <w:between w:space="0" w:sz="0" w:val="nil"/>
-              </w:pBdr>
-              <w:shd w:fill="auto" w:val="clear"/>
-              <w:tabs>
-                <w:tab w:val="center" w:leader="none" w:pos="4419"/>
-                <w:tab w:val="right" w:leader="none" w:pos="8838"/>
-              </w:tabs>
-              <w:spacing w:after="0" w:before="0" w:line="240" w:lineRule="auto"/>
-              <w:ind w:left="0" w:right="0" w:firstLine="0"/>
-              <w:jc w:val="both"/>
-              <w:rPr>
-                <w:rFonts w:ascii="Calibri" w:cs="Calibri" w:eastAsia="Calibri" w:hAnsi="Calibri"/>
-                <w:b w:val="1"/>
-                <w:bCs w:val="1"/>
-                <w:i w:val="0"/>
-                <w:iCs w:val="0"/>
-                <w:smallCaps w:val="0"/>
-                <w:strike w:val="0"/>
-                <w:color w:val="1f3864"/>
-                <w:sz w:val="22"/>
-                <w:szCs w:val="22"/>
-                <w:u w:val="none"/>
-                <w:shd w:fill="auto" w:val="clear"/>
-                <w:vertAlign w:val="baseline"/>
-              </w:rPr>
-            </w:pPr>
-            <w:r>
-              <w:rPr>
-                <w:rtl w:val="0"/>
-              </w:rPr>
-            </w:r>
-          </w:p>
-        </w:tc>
-        <w:tc>
-          <w:tcPr/>
-          <w:p>
-            <w:pPr>
-              <w:keepNext w:val="0"/>
-              <w:keepLines w:val="0"/>
-              <w:pageBreakBefore w:val="0"/>
-              <w:widowControl w:val="1"/>
-              <w:pBdr>
-                <w:top w:space="0" w:sz="0" w:val="nil"/>
-                <w:left w:space="0" w:sz="0" w:val="nil"/>
-                <w:bottom w:space="0" w:sz="0" w:val="nil"/>
-                <w:right w:space="0" w:sz="0" w:val="nil"/>
-                <w:between w:space="0" w:sz="0" w:val="nil"/>
-              </w:pBdr>
-              <w:shd w:fill="auto" w:val="clear"/>
-              <w:tabs>
-                <w:tab w:val="center" w:leader="none" w:pos="4419"/>
-                <w:tab w:val="right" w:leader="none" w:pos="8838"/>
-              </w:tabs>
-              <w:spacing w:after="0" w:before="0" w:line="240" w:lineRule="auto"/>
-              <w:ind w:left="0" w:right="0" w:firstLine="0"/>
-              <w:jc w:val="both"/>
-              <w:rPr>
-                <w:rFonts w:ascii="Calibri" w:cs="Calibri" w:eastAsia="Calibri" w:hAnsi="Calibri"/>
-                <w:b w:val="1"/>
-                <w:bCs w:val="1"/>
-                <w:i w:val="0"/>
-                <w:iCs w:val="0"/>
-                <w:smallCaps w:val="0"/>
-                <w:strike w:val="0"/>
-                <w:color w:val="1f3864"/>
-                <w:sz w:val="22"/>
-                <w:szCs w:val="22"/>
-                <w:u w:val="none"/>
-                <w:shd w:fill="auto" w:val="clear"/>
-                <w:vertAlign w:val="baseline"/>
-              </w:rPr>
-            </w:pPr>
-            <w:r>
-              <w:rPr>
-                <w:rtl w:val="0"/>
-              </w:rPr>
-            </w:r>
-          </w:p>
-        </w:tc>
-        <w:tc>
-          <w:tcPr/>
-          <w:p>
-            <w:pPr>
-              <w:keepNext w:val="0"/>
-              <w:keepLines w:val="0"/>
-              <w:pageBreakBefore w:val="0"/>
-              <w:widowControl w:val="1"/>
-              <w:pBdr>
-                <w:top w:space="0" w:sz="0" w:val="nil"/>
-                <w:left w:space="0" w:sz="0" w:val="nil"/>
-                <w:bottom w:space="0" w:sz="0" w:val="nil"/>
-                <w:right w:space="0" w:sz="0" w:val="nil"/>
-                <w:between w:space="0" w:sz="0" w:val="nil"/>
-              </w:pBdr>
-              <w:shd w:fill="auto" w:val="clear"/>
-              <w:tabs>
-                <w:tab w:val="center" w:leader="none" w:pos="4419"/>
-                <w:tab w:val="right" w:leader="none" w:pos="8838"/>
-              </w:tabs>
-              <w:spacing w:after="0" w:before="0" w:line="240" w:lineRule="auto"/>
-              <w:ind w:left="0" w:right="0" w:firstLine="0"/>
-              <w:jc w:val="both"/>
-              <w:rPr>
-                <w:rFonts w:ascii="Calibri" w:cs="Calibri" w:eastAsia="Calibri" w:hAnsi="Calibri"/>
-                <w:b w:val="1"/>
-                <w:bCs w:val="1"/>
-                <w:i w:val="0"/>
-                <w:iCs w:val="0"/>
-                <w:smallCaps w:val="0"/>
-                <w:strike w:val="0"/>
-                <w:color w:val="1f3864"/>
-                <w:sz w:val="22"/>
-                <w:szCs w:val="22"/>
-                <w:u w:val="none"/>
-                <w:shd w:fill="auto" w:val="clear"/>
-                <w:vertAlign w:val="baseline"/>
-              </w:rPr>
-            </w:pPr>
-            <w:r>
-              <w:rPr>
-                <w:rtl w:val="0"/>
-              </w:rPr>
-            </w:r>
-          </w:p>
-        </w:tc>
-        <w:tc>
-          <w:tcPr/>
-          <w:p>
-            <w:pPr>
-              <w:keepNext w:val="0"/>
-              <w:keepLines w:val="0"/>
-              <w:pageBreakBefore w:val="0"/>
-              <w:widowControl w:val="1"/>
-              <w:pBdr>
-                <w:top w:space="0" w:sz="0" w:val="nil"/>
-                <w:left w:space="0" w:sz="0" w:val="nil"/>
-                <w:bottom w:space="0" w:sz="0" w:val="nil"/>
-                <w:right w:space="0" w:sz="0" w:val="nil"/>
-                <w:between w:space="0" w:sz="0" w:val="nil"/>
-              </w:pBdr>
-              <w:shd w:fill="auto" w:val="clear"/>
-              <w:tabs>
-                <w:tab w:val="center" w:leader="none" w:pos="4419"/>
-                <w:tab w:val="right" w:leader="none" w:pos="8838"/>
-              </w:tabs>
-              <w:spacing w:after="0" w:before="0" w:line="240" w:lineRule="auto"/>
-              <w:ind w:left="0" w:right="0" w:firstLine="0"/>
-              <w:jc w:val="both"/>
-              <w:rPr>
-                <w:rFonts w:ascii="Calibri" w:cs="Calibri" w:eastAsia="Calibri" w:hAnsi="Calibri"/>
-                <w:b w:val="1"/>
-                <w:bCs w:val="1"/>
-                <w:i w:val="0"/>
-                <w:iCs w:val="0"/>
-                <w:smallCaps w:val="0"/>
-                <w:strike w:val="0"/>
-                <w:color w:val="1f3864"/>
-                <w:sz w:val="22"/>
-                <w:szCs w:val="22"/>
-                <w:u w:val="none"/>
-                <w:shd w:fill="auto" w:val="clear"/>
-                <w:vertAlign w:val="baseline"/>
-              </w:rPr>
-            </w:pPr>
-            <w:r>
-              <w:rPr>
-                <w:rtl w:val="0"/>
-              </w:rPr>
+              <w:rPr/>
+            </w:pPr>
+            <w:r>
+              <w:rPr>
+                <w:rtl w:val="0"/>
+              </w:rPr>
+              <w:t xml:space="preserve">Avance (Fase 1)</w:t>
+            </w:r>
+          </w:p>
+        </w:tc>
+        <w:tc>
+          <w:tcPr/>
+          <w:p>
+            <w:pPr>
+              <w:rPr/>
+            </w:pPr>
+            <w:r>
+              <w:rPr>
+                <w:rtl w:val="0"/>
+              </w:rPr>
+              <w:t xml:space="preserve">Diagramas UML</w:t>
+            </w:r>
+          </w:p>
+        </w:tc>
+        <w:tc>
+          <w:tcPr/>
+          <w:p>
+            <w:pPr>
+              <w:rPr/>
+            </w:pPr>
+            <w:r>
+              <w:rPr>
+                <w:rtl w:val="0"/>
+              </w:rPr>
+              <w:t xml:space="preserve">Casos de Uso, Clases y Actividad.</w:t>
+            </w:r>
+          </w:p>
+        </w:tc>
+        <w:tc>
+          <w:tcPr/>
+          <w:p>
+            <w:pPr>
+              <w:rPr/>
+            </w:pPr>
+            <w:r>
+              <w:rPr>
+                <w:rtl w:val="0"/>
+              </w:rPr>
+              <w:t xml:space="preserve">Fundamenta la arquitectura lógica.</w:t>
             </w:r>
           </w:p>
         </w:tc>
@@ -4409,190 +3777,61 @@
       <w:tr>
         <w:trPr>
           <w:cantSplit w:val="0"/>
-          <w:trHeight w:val="362" w:hRule="atLeast"/>
           <w:tblHeader w:val="0"/>
         </w:trPr>
         <w:tc>
           <w:tcPr/>
           <w:p>
             <w:pPr>
-              <w:keepNext w:val="0"/>
-              <w:keepLines w:val="0"/>
-              <w:pageBreakBefore w:val="0"/>
-              <w:widowControl w:val="1"/>
-              <w:pBdr>
-                <w:top w:space="0" w:sz="0" w:val="nil"/>
-                <w:left w:space="0" w:sz="0" w:val="nil"/>
-                <w:bottom w:space="0" w:sz="0" w:val="nil"/>
-                <w:right w:space="0" w:sz="0" w:val="nil"/>
-                <w:between w:space="0" w:sz="0" w:val="nil"/>
-              </w:pBdr>
-              <w:shd w:fill="auto" w:val="clear"/>
-              <w:tabs>
-                <w:tab w:val="center" w:leader="none" w:pos="4419"/>
-                <w:tab w:val="right" w:leader="none" w:pos="8838"/>
-              </w:tabs>
-              <w:spacing w:after="0" w:before="0" w:line="240" w:lineRule="auto"/>
-              <w:ind w:left="0" w:right="0" w:firstLine="0"/>
-              <w:jc w:val="both"/>
-              <w:rPr>
-                <w:rFonts w:ascii="Calibri" w:cs="Calibri" w:eastAsia="Calibri" w:hAnsi="Calibri"/>
-                <w:b w:val="1"/>
-                <w:bCs w:val="1"/>
-                <w:i w:val="0"/>
-                <w:iCs w:val="0"/>
-                <w:smallCaps w:val="0"/>
-                <w:strike w:val="0"/>
-                <w:color w:val="1f3864"/>
-                <w:sz w:val="22"/>
-                <w:szCs w:val="22"/>
-                <w:u w:val="none"/>
-                <w:shd w:fill="auto" w:val="clear"/>
-                <w:vertAlign w:val="baseline"/>
-              </w:rPr>
-            </w:pPr>
-            <w:r>
-              <w:rPr>
-                <w:rtl w:val="0"/>
-              </w:rPr>
-            </w:r>
-          </w:p>
-        </w:tc>
-        <w:tc>
-          <w:tcPr/>
-          <w:p>
-            <w:pPr>
-              <w:keepNext w:val="0"/>
-              <w:keepLines w:val="0"/>
-              <w:pageBreakBefore w:val="0"/>
-              <w:widowControl w:val="1"/>
-              <w:pBdr>
-                <w:top w:space="0" w:sz="0" w:val="nil"/>
-                <w:left w:space="0" w:sz="0" w:val="nil"/>
-                <w:bottom w:space="0" w:sz="0" w:val="nil"/>
-                <w:right w:space="0" w:sz="0" w:val="nil"/>
-                <w:between w:space="0" w:sz="0" w:val="nil"/>
-              </w:pBdr>
-              <w:shd w:fill="auto" w:val="clear"/>
-              <w:tabs>
-                <w:tab w:val="center" w:leader="none" w:pos="4419"/>
-                <w:tab w:val="right" w:leader="none" w:pos="8838"/>
-              </w:tabs>
-              <w:spacing w:after="0" w:before="0" w:line="240" w:lineRule="auto"/>
-              <w:ind w:left="0" w:right="0" w:firstLine="0"/>
-              <w:jc w:val="both"/>
-              <w:rPr>
-                <w:rFonts w:ascii="Calibri" w:cs="Calibri" w:eastAsia="Calibri" w:hAnsi="Calibri"/>
-                <w:b w:val="1"/>
-                <w:bCs w:val="1"/>
-                <w:i w:val="0"/>
-                <w:iCs w:val="0"/>
-                <w:smallCaps w:val="0"/>
-                <w:strike w:val="0"/>
-                <w:color w:val="1f3864"/>
-                <w:sz w:val="22"/>
-                <w:szCs w:val="22"/>
-                <w:u w:val="none"/>
-                <w:shd w:fill="auto" w:val="clear"/>
-                <w:vertAlign w:val="baseline"/>
-              </w:rPr>
-            </w:pPr>
-            <w:r>
-              <w:rPr>
-                <w:rtl w:val="0"/>
-              </w:rPr>
-            </w:r>
-          </w:p>
-        </w:tc>
-        <w:tc>
-          <w:tcPr/>
-          <w:p>
-            <w:pPr>
-              <w:keepNext w:val="0"/>
-              <w:keepLines w:val="0"/>
-              <w:pageBreakBefore w:val="0"/>
-              <w:widowControl w:val="1"/>
-              <w:pBdr>
-                <w:top w:space="0" w:sz="0" w:val="nil"/>
-                <w:left w:space="0" w:sz="0" w:val="nil"/>
-                <w:bottom w:space="0" w:sz="0" w:val="nil"/>
-                <w:right w:space="0" w:sz="0" w:val="nil"/>
-                <w:between w:space="0" w:sz="0" w:val="nil"/>
-              </w:pBdr>
-              <w:shd w:fill="auto" w:val="clear"/>
-              <w:tabs>
-                <w:tab w:val="center" w:leader="none" w:pos="4419"/>
-                <w:tab w:val="right" w:leader="none" w:pos="8838"/>
-              </w:tabs>
-              <w:spacing w:after="0" w:before="0" w:line="240" w:lineRule="auto"/>
-              <w:ind w:left="0" w:right="0" w:firstLine="0"/>
-              <w:jc w:val="both"/>
-              <w:rPr>
-                <w:rFonts w:ascii="Calibri" w:cs="Calibri" w:eastAsia="Calibri" w:hAnsi="Calibri"/>
-                <w:b w:val="1"/>
-                <w:bCs w:val="1"/>
-                <w:i w:val="0"/>
-                <w:iCs w:val="0"/>
-                <w:smallCaps w:val="0"/>
-                <w:strike w:val="0"/>
-                <w:color w:val="1f3864"/>
-                <w:sz w:val="22"/>
-                <w:szCs w:val="22"/>
-                <w:u w:val="none"/>
-                <w:shd w:fill="auto" w:val="clear"/>
-                <w:vertAlign w:val="baseline"/>
-              </w:rPr>
-            </w:pPr>
-            <w:r>
-              <w:rPr>
-                <w:rtl w:val="0"/>
-              </w:rPr>
-            </w:r>
-          </w:p>
-        </w:tc>
-        <w:tc>
-          <w:tcPr/>
-          <w:p>
-            <w:pPr>
-              <w:keepNext w:val="0"/>
-              <w:keepLines w:val="0"/>
-              <w:pageBreakBefore w:val="0"/>
-              <w:widowControl w:val="1"/>
-              <w:pBdr>
-                <w:top w:space="0" w:sz="0" w:val="nil"/>
-                <w:left w:space="0" w:sz="0" w:val="nil"/>
-                <w:bottom w:space="0" w:sz="0" w:val="nil"/>
-                <w:right w:space="0" w:sz="0" w:val="nil"/>
-                <w:between w:space="0" w:sz="0" w:val="nil"/>
-              </w:pBdr>
-              <w:shd w:fill="auto" w:val="clear"/>
-              <w:tabs>
-                <w:tab w:val="center" w:leader="none" w:pos="4419"/>
-                <w:tab w:val="right" w:leader="none" w:pos="8838"/>
-              </w:tabs>
-              <w:spacing w:after="0" w:before="0" w:line="240" w:lineRule="auto"/>
-              <w:ind w:left="0" w:right="0" w:firstLine="0"/>
-              <w:jc w:val="both"/>
-              <w:rPr>
-                <w:rFonts w:ascii="Calibri" w:cs="Calibri" w:eastAsia="Calibri" w:hAnsi="Calibri"/>
-                <w:b w:val="1"/>
-                <w:bCs w:val="1"/>
-                <w:i w:val="0"/>
-                <w:iCs w:val="0"/>
-                <w:smallCaps w:val="0"/>
-                <w:strike w:val="0"/>
-                <w:color w:val="1f3864"/>
-                <w:sz w:val="22"/>
-                <w:szCs w:val="22"/>
-                <w:u w:val="none"/>
-                <w:shd w:fill="auto" w:val="clear"/>
-                <w:vertAlign w:val="baseline"/>
-              </w:rPr>
-            </w:pPr>
-            <w:r>
-              <w:rPr>
-                <w:rtl w:val="0"/>
-              </w:rPr>
+              <w:rPr/>
+            </w:pPr>
+            <w:r>
+              <w:rPr>
+                <w:rtl w:val="0"/>
+              </w:rPr>
+              <w:t xml:space="preserve">Avance (Fase 1)</w:t>
+            </w:r>
+          </w:p>
+        </w:tc>
+        <w:tc>
+          <w:tcPr/>
+          <w:p>
+            <w:pPr>
+              <w:rPr/>
+            </w:pPr>
+            <w:r>
+              <w:rPr>
+                <w:rtl w:val="0"/>
+              </w:rPr>
+              <w:t xml:space="preserve">Modelo de Base de Datos</w:t>
+            </w:r>
+          </w:p>
+        </w:tc>
+        <w:tc>
+          <w:tcPr/>
+          <w:p>
+            <w:pPr>
+              <w:rPr/>
+            </w:pPr>
+            <w:r>
+              <w:rPr>
+                <w:rtl w:val="0"/>
+              </w:rPr>
+              <w:t xml:space="preserve">E-R y Relacional en PostgreSQL.</w:t>
+            </w:r>
+          </w:p>
+        </w:tc>
+        <w:tc>
+          <w:tcPr/>
+          <w:p>
+            <w:pPr>
+              <w:rPr/>
+            </w:pPr>
+            <w:r>
+              <w:rPr>
+                <w:rtl w:val="0"/>
+              </w:rPr>
+              <w:t xml:space="preserve">Evidencia estructura escalable multi-tenant.</w:t>
             </w:r>
           </w:p>
         </w:tc>
@@ -4600,190 +3839,309 @@
       <w:tr>
         <w:trPr>
           <w:cantSplit w:val="0"/>
-          <w:trHeight w:val="362" w:hRule="atLeast"/>
           <w:tblHeader w:val="0"/>
         </w:trPr>
         <w:tc>
           <w:tcPr/>
           <w:p>
             <w:pPr>
-              <w:keepNext w:val="0"/>
-              <w:keepLines w:val="0"/>
-              <w:pageBreakBefore w:val="0"/>
-              <w:widowControl w:val="1"/>
-              <w:pBdr>
-                <w:top w:space="0" w:sz="0" w:val="nil"/>
-                <w:left w:space="0" w:sz="0" w:val="nil"/>
-                <w:bottom w:space="0" w:sz="0" w:val="nil"/>
-                <w:right w:space="0" w:sz="0" w:val="nil"/>
-                <w:between w:space="0" w:sz="0" w:val="nil"/>
-              </w:pBdr>
-              <w:shd w:fill="auto" w:val="clear"/>
-              <w:tabs>
-                <w:tab w:val="center" w:leader="none" w:pos="4419"/>
-                <w:tab w:val="right" w:leader="none" w:pos="8838"/>
-              </w:tabs>
-              <w:spacing w:after="0" w:before="0" w:line="240" w:lineRule="auto"/>
-              <w:ind w:left="0" w:right="0" w:firstLine="0"/>
-              <w:jc w:val="both"/>
-              <w:rPr>
-                <w:rFonts w:ascii="Calibri" w:cs="Calibri" w:eastAsia="Calibri" w:hAnsi="Calibri"/>
-                <w:b w:val="1"/>
-                <w:bCs w:val="1"/>
-                <w:i w:val="0"/>
-                <w:iCs w:val="0"/>
-                <w:smallCaps w:val="0"/>
-                <w:strike w:val="0"/>
-                <w:color w:val="1f3864"/>
-                <w:sz w:val="22"/>
-                <w:szCs w:val="22"/>
-                <w:u w:val="none"/>
-                <w:shd w:fill="auto" w:val="clear"/>
-                <w:vertAlign w:val="baseline"/>
-              </w:rPr>
-            </w:pPr>
-            <w:r>
-              <w:rPr>
-                <w:rtl w:val="0"/>
-              </w:rPr>
-            </w:r>
-          </w:p>
-        </w:tc>
-        <w:tc>
-          <w:tcPr/>
-          <w:p>
-            <w:pPr>
-              <w:keepNext w:val="0"/>
-              <w:keepLines w:val="0"/>
-              <w:pageBreakBefore w:val="0"/>
-              <w:widowControl w:val="1"/>
-              <w:pBdr>
-                <w:top w:space="0" w:sz="0" w:val="nil"/>
-                <w:left w:space="0" w:sz="0" w:val="nil"/>
-                <w:bottom w:space="0" w:sz="0" w:val="nil"/>
-                <w:right w:space="0" w:sz="0" w:val="nil"/>
-                <w:between w:space="0" w:sz="0" w:val="nil"/>
-              </w:pBdr>
-              <w:shd w:fill="auto" w:val="clear"/>
-              <w:tabs>
-                <w:tab w:val="center" w:leader="none" w:pos="4419"/>
-                <w:tab w:val="right" w:leader="none" w:pos="8838"/>
-              </w:tabs>
-              <w:spacing w:after="0" w:before="0" w:line="240" w:lineRule="auto"/>
-              <w:ind w:left="0" w:right="0" w:firstLine="0"/>
-              <w:jc w:val="both"/>
-              <w:rPr>
-                <w:rFonts w:ascii="Calibri" w:cs="Calibri" w:eastAsia="Calibri" w:hAnsi="Calibri"/>
-                <w:b w:val="1"/>
-                <w:bCs w:val="1"/>
-                <w:i w:val="0"/>
-                <w:iCs w:val="0"/>
-                <w:smallCaps w:val="0"/>
-                <w:strike w:val="0"/>
-                <w:color w:val="1f3864"/>
-                <w:sz w:val="22"/>
-                <w:szCs w:val="22"/>
-                <w:u w:val="none"/>
-                <w:shd w:fill="auto" w:val="clear"/>
-                <w:vertAlign w:val="baseline"/>
-              </w:rPr>
-            </w:pPr>
-            <w:r>
-              <w:rPr>
-                <w:rtl w:val="0"/>
-              </w:rPr>
-            </w:r>
-          </w:p>
-        </w:tc>
-        <w:tc>
-          <w:tcPr/>
-          <w:p>
-            <w:pPr>
-              <w:keepNext w:val="0"/>
-              <w:keepLines w:val="0"/>
-              <w:pageBreakBefore w:val="0"/>
-              <w:widowControl w:val="1"/>
-              <w:pBdr>
-                <w:top w:space="0" w:sz="0" w:val="nil"/>
-                <w:left w:space="0" w:sz="0" w:val="nil"/>
-                <w:bottom w:space="0" w:sz="0" w:val="nil"/>
-                <w:right w:space="0" w:sz="0" w:val="nil"/>
-                <w:between w:space="0" w:sz="0" w:val="nil"/>
-              </w:pBdr>
-              <w:shd w:fill="auto" w:val="clear"/>
-              <w:tabs>
-                <w:tab w:val="center" w:leader="none" w:pos="4419"/>
-                <w:tab w:val="right" w:leader="none" w:pos="8838"/>
-              </w:tabs>
-              <w:spacing w:after="0" w:before="0" w:line="240" w:lineRule="auto"/>
-              <w:ind w:left="0" w:right="0" w:firstLine="0"/>
-              <w:jc w:val="both"/>
-              <w:rPr>
-                <w:rFonts w:ascii="Calibri" w:cs="Calibri" w:eastAsia="Calibri" w:hAnsi="Calibri"/>
-                <w:b w:val="1"/>
-                <w:bCs w:val="1"/>
-                <w:i w:val="0"/>
-                <w:iCs w:val="0"/>
-                <w:smallCaps w:val="0"/>
-                <w:strike w:val="0"/>
-                <w:color w:val="1f3864"/>
-                <w:sz w:val="22"/>
-                <w:szCs w:val="22"/>
-                <w:u w:val="none"/>
-                <w:shd w:fill="auto" w:val="clear"/>
-                <w:vertAlign w:val="baseline"/>
-              </w:rPr>
-            </w:pPr>
-            <w:r>
-              <w:rPr>
-                <w:rtl w:val="0"/>
-              </w:rPr>
-            </w:r>
-          </w:p>
-        </w:tc>
-        <w:tc>
-          <w:tcPr/>
-          <w:p>
-            <w:pPr>
-              <w:keepNext w:val="0"/>
-              <w:keepLines w:val="0"/>
-              <w:pageBreakBefore w:val="0"/>
-              <w:widowControl w:val="1"/>
-              <w:pBdr>
-                <w:top w:space="0" w:sz="0" w:val="nil"/>
-                <w:left w:space="0" w:sz="0" w:val="nil"/>
-                <w:bottom w:space="0" w:sz="0" w:val="nil"/>
-                <w:right w:space="0" w:sz="0" w:val="nil"/>
-                <w:between w:space="0" w:sz="0" w:val="nil"/>
-              </w:pBdr>
-              <w:shd w:fill="auto" w:val="clear"/>
-              <w:tabs>
-                <w:tab w:val="center" w:leader="none" w:pos="4419"/>
-                <w:tab w:val="right" w:leader="none" w:pos="8838"/>
-              </w:tabs>
-              <w:spacing w:after="0" w:before="0" w:line="240" w:lineRule="auto"/>
-              <w:ind w:left="0" w:right="0" w:firstLine="0"/>
-              <w:jc w:val="both"/>
-              <w:rPr>
-                <w:rFonts w:ascii="Calibri" w:cs="Calibri" w:eastAsia="Calibri" w:hAnsi="Calibri"/>
-                <w:b w:val="1"/>
-                <w:bCs w:val="1"/>
-                <w:i w:val="0"/>
-                <w:iCs w:val="0"/>
-                <w:smallCaps w:val="0"/>
-                <w:strike w:val="0"/>
-                <w:color w:val="1f3864"/>
-                <w:sz w:val="22"/>
-                <w:szCs w:val="22"/>
-                <w:u w:val="none"/>
-                <w:shd w:fill="auto" w:val="clear"/>
-                <w:vertAlign w:val="baseline"/>
-              </w:rPr>
-            </w:pPr>
-            <w:r>
-              <w:rPr>
-                <w:rtl w:val="0"/>
-              </w:rPr>
+              <w:rPr/>
+            </w:pPr>
+            <w:r>
+              <w:rPr>
+                <w:rtl w:val="0"/>
+              </w:rPr>
+              <w:t xml:space="preserve">Avance (Fase 1)</w:t>
+            </w:r>
+          </w:p>
+        </w:tc>
+        <w:tc>
+          <w:tcPr/>
+          <w:p>
+            <w:pPr>
+              <w:rPr/>
+            </w:pPr>
+            <w:r>
+              <w:rPr>
+                <w:rtl w:val="0"/>
+              </w:rPr>
+              <w:t xml:space="preserve">Mockups UI (Web/Móvil)</w:t>
+            </w:r>
+          </w:p>
+        </w:tc>
+        <w:tc>
+          <w:tcPr/>
+          <w:p>
+            <w:pPr>
+              <w:rPr/>
+            </w:pPr>
+            <w:r>
+              <w:rPr>
+                <w:rtl w:val="0"/>
+              </w:rPr>
+              <w:t xml:space="preserve">Prototipos para residentes, conserjes y admin.</w:t>
+            </w:r>
+          </w:p>
+        </w:tc>
+        <w:tc>
+          <w:tcPr/>
+          <w:p>
+            <w:pPr>
+              <w:rPr/>
+            </w:pPr>
+            <w:r>
+              <w:rPr>
+                <w:rtl w:val="0"/>
+              </w:rPr>
+              <w:t xml:space="preserve">Valida experiencia de usuario y flujos.</w:t>
+            </w:r>
+          </w:p>
+        </w:tc>
+      </w:tr>
+      <w:tr>
+        <w:trPr>
+          <w:cantSplit w:val="0"/>
+          <w:tblHeader w:val="0"/>
+        </w:trPr>
+        <w:tc>
+          <w:tcPr/>
+          <w:p>
+            <w:pPr>
+              <w:rPr/>
+            </w:pPr>
+            <w:r>
+              <w:rPr>
+                <w:rtl w:val="0"/>
+              </w:rPr>
+              <w:t xml:space="preserve">Avance (Fase 1)</w:t>
+            </w:r>
+          </w:p>
+        </w:tc>
+        <w:tc>
+          <w:tcPr/>
+          <w:p>
+            <w:pPr>
+              <w:rPr/>
+            </w:pPr>
+            <w:r>
+              <w:rPr>
+                <w:rtl w:val="0"/>
+              </w:rPr>
+              <w:t xml:space="preserve">Gestión del Proyecto</w:t>
+            </w:r>
+          </w:p>
+        </w:tc>
+        <w:tc>
+          <w:tcPr/>
+          <w:p>
+            <w:pPr>
+              <w:rPr/>
+            </w:pPr>
+            <w:r>
+              <w:rPr>
+                <w:rtl w:val="0"/>
+              </w:rPr>
+              <w:t xml:space="preserve">CANVAS, Plan de Proyecto, Actas.</w:t>
+            </w:r>
+          </w:p>
+        </w:tc>
+        <w:tc>
+          <w:tcPr/>
+          <w:p>
+            <w:pPr>
+              <w:rPr/>
+            </w:pPr>
+            <w:r>
+              <w:rPr>
+                <w:rtl w:val="0"/>
+              </w:rPr>
+              <w:t xml:space="preserve">Demuestra rigurosidad organizativa.</w:t>
+            </w:r>
+          </w:p>
+        </w:tc>
+      </w:tr>
+      <w:tr>
+        <w:trPr>
+          <w:cantSplit w:val="0"/>
+          <w:tblHeader w:val="0"/>
+        </w:trPr>
+        <w:tc>
+          <w:tcPr/>
+          <w:p>
+            <w:pPr>
+              <w:rPr/>
+            </w:pPr>
+            <w:r>
+              <w:rPr>
+                <w:rtl w:val="0"/>
+              </w:rPr>
+              <w:t xml:space="preserve">Avance (Fase 2)</w:t>
+            </w:r>
+          </w:p>
+        </w:tc>
+        <w:tc>
+          <w:tcPr/>
+          <w:p>
+            <w:pPr>
+              <w:rPr/>
+            </w:pPr>
+            <w:r>
+              <w:rPr>
+                <w:rtl w:val="0"/>
+              </w:rPr>
+              <w:t xml:space="preserve">Prototipo Funcional Core</w:t>
+            </w:r>
+          </w:p>
+        </w:tc>
+        <w:tc>
+          <w:tcPr/>
+          <w:p>
+            <w:pPr>
+              <w:rPr/>
+            </w:pPr>
+            <w:r>
+              <w:rPr>
+                <w:rtl w:val="0"/>
+              </w:rPr>
+              <w:t xml:space="preserve">Backend con Finanzas, Webpay y QR.</w:t>
+            </w:r>
+          </w:p>
+        </w:tc>
+        <w:tc>
+          <w:tcPr/>
+          <w:p>
+            <w:pPr>
+              <w:rPr/>
+            </w:pPr>
+            <w:r>
+              <w:rPr>
+                <w:rtl w:val="0"/>
+              </w:rPr>
+              <w:t xml:space="preserve">Evidencia avance en lógica transaccional.</w:t>
+            </w:r>
+          </w:p>
+        </w:tc>
+      </w:tr>
+      <w:tr>
+        <w:trPr>
+          <w:cantSplit w:val="0"/>
+          <w:tblHeader w:val="0"/>
+        </w:trPr>
+        <w:tc>
+          <w:tcPr/>
+          <w:p>
+            <w:pPr>
+              <w:rPr/>
+            </w:pPr>
+            <w:r>
+              <w:rPr>
+                <w:rtl w:val="0"/>
+              </w:rPr>
+              <w:t xml:space="preserve">Final (Fase 3)</w:t>
+            </w:r>
+          </w:p>
+        </w:tc>
+        <w:tc>
+          <w:tcPr/>
+          <w:p>
+            <w:pPr>
+              <w:rPr/>
+            </w:pPr>
+            <w:r>
+              <w:rPr>
+                <w:rtl w:val="0"/>
+              </w:rPr>
+              <w:t xml:space="preserve">Plataforma Desplegada</w:t>
+            </w:r>
+          </w:p>
+        </w:tc>
+        <w:tc>
+          <w:tcPr/>
+          <w:p>
+            <w:pPr>
+              <w:rPr/>
+            </w:pPr>
+            <w:r>
+              <w:rPr>
+                <w:rtl w:val="0"/>
+              </w:rPr>
+              <w:t xml:space="preserve">Ecosistema completo integrado.</w:t>
+            </w:r>
+          </w:p>
+        </w:tc>
+        <w:tc>
+          <w:tcPr/>
+          <w:p>
+            <w:pPr>
+              <w:rPr/>
+            </w:pPr>
+            <w:r>
+              <w:rPr>
+                <w:rtl w:val="0"/>
+              </w:rPr>
+              <w:t xml:space="preserve">Producto final que cumple objetivos.</w:t>
+            </w:r>
+          </w:p>
+        </w:tc>
+      </w:tr>
+      <w:tr>
+        <w:trPr>
+          <w:cantSplit w:val="0"/>
+          <w:tblHeader w:val="0"/>
+        </w:trPr>
+        <w:tc>
+          <w:tcPr/>
+          <w:p>
+            <w:pPr>
+              <w:rPr/>
+            </w:pPr>
+            <w:r>
+              <w:rPr>
+                <w:rtl w:val="0"/>
+              </w:rPr>
+              <w:t xml:space="preserve">Final (Fase 3)</w:t>
+            </w:r>
+          </w:p>
+        </w:tc>
+        <w:tc>
+          <w:tcPr/>
+          <w:p>
+            <w:pPr>
+              <w:rPr/>
+            </w:pPr>
+            <w:r>
+              <w:rPr>
+                <w:rtl w:val="0"/>
+              </w:rPr>
+              <w:t xml:space="preserve">Pruebas QA y Manuales</w:t>
+            </w:r>
+          </w:p>
+        </w:tc>
+        <w:tc>
+          <w:tcPr/>
+          <w:p>
+            <w:pPr>
+              <w:rPr/>
+            </w:pPr>
+            <w:r>
+              <w:rPr>
+                <w:rtl w:val="0"/>
+              </w:rPr>
+              <w:t xml:space="preserve">Suite Pytest y manuales de usuario.</w:t>
+            </w:r>
+          </w:p>
+        </w:tc>
+        <w:tc>
+          <w:tcPr/>
+          <w:p>
+            <w:pPr>
+              <w:rPr/>
+            </w:pPr>
+            <w:r>
+              <w:rPr>
+                <w:rtl w:val="0"/>
+              </w:rPr>
+              <w:t xml:space="preserve">Certifica calidad y mantenibilidad.</w:t>
             </w:r>
           </w:p>
         </w:tc>
@@ -4794,10 +4152,19 @@
         <w:spacing w:after="0" w:line="360" w:lineRule="auto"/>
         <w:jc w:val="both"/>
         <w:rPr>
+          <w:rFonts w:ascii="Calibri" w:cs="Calibri" w:eastAsia="Calibri" w:hAnsi="Calibri"/>
           <w:b w:val="1"/>
           <w:bCs w:val="1"/>
+          <w:i w:val="0"/>
+          <w:iCs w:val="0"/>
+          <w:smallCaps w:val="0"/>
+          <w:strike w:val="0"/>
+          <w:color w:val="000000"/>
           <w:sz w:val="24"/>
           <w:szCs w:val="24"/>
+          <w:u w:val="none"/>
+          <w:shd w:fill="auto" w:val="clear"/>
+          <w:vertAlign w:val="baseline"/>
         </w:rPr>
       </w:pPr>
       <w:r>
@@ -4843,24 +4210,16 @@
           </w:tcPr>
           <w:p>
             <w:pPr>
-              <w:rPr>
-                <w:b w:val="1"/>
-                <w:bCs w:val="1"/>
-                <w:color w:val="1f3864"/>
-                <w:sz w:val="28"/>
-                <w:szCs w:val="28"/>
-              </w:rPr>
-            </w:pPr>
-            <w:r>
-              <w:rPr>
-                <w:b w:val="1"/>
-                <w:bCs w:val="1"/>
-                <w:color w:val="1f3864"/>
-                <w:sz w:val="28"/>
-                <w:szCs w:val="28"/>
-                <w:rtl w:val="0"/>
-              </w:rPr>
-              <w:t xml:space="preserve">7. Plan de Trabajo</w:t>
+              <w:pStyle w:val="Heading2"/>
+              <w:rPr/>
+            </w:pPr>
+            <w:bookmarkStart w:colFirst="0" w:colLast="0" w:name="_heading=h.jk86sc151q3e" w:id="8"/>
+            <w:bookmarkEnd w:id="8"/>
+            <w:r>
+              <w:rPr>
+                <w:rtl w:val="0"/>
+              </w:rPr>
+              <w:t xml:space="preserve">7. Plan de Trabajo del Proyecto APT</w:t>
             </w:r>
           </w:p>
         </w:tc>
@@ -4941,11 +4300,30 @@
         <w:spacing w:after="0" w:line="360" w:lineRule="auto"/>
         <w:jc w:val="both"/>
         <w:rPr>
+          <w:rFonts w:ascii="Calibri" w:cs="Calibri" w:eastAsia="Calibri" w:hAnsi="Calibri"/>
           <w:b w:val="1"/>
           <w:bCs w:val="1"/>
+          <w:i w:val="0"/>
+          <w:iCs w:val="0"/>
+          <w:smallCaps w:val="0"/>
+          <w:strike w:val="0"/>
+          <w:color w:val="000000"/>
           <w:sz w:val="24"/>
           <w:szCs w:val="24"/>
+          <w:u w:val="none"/>
+          <w:shd w:fill="auto" w:val="clear"/>
+          <w:vertAlign w:val="baseline"/>
         </w:rPr>
+      </w:pPr>
+      <w:r>
+        <w:rPr>
+          <w:rtl w:val="0"/>
+        </w:rPr>
+      </w:r>
+    </w:p>
+    <w:p>
+      <w:pPr>
+        <w:rPr/>
       </w:pPr>
       <w:r>
         <w:rPr>
@@ -4956,36 +4334,37 @@
     <w:tbl>
       <w:tblPr>
         <w:tblStyle w:val="Table14"/>
-        <w:tblW w:w="11061.0" w:type="dxa"/>
-        <w:jc w:val="center"/>
+        <w:tblW w:w="9500.0" w:type="dxa"/>
+        <w:jc w:val="left"/>
+        <w:tblInd w:w="-714.0" w:type="dxa"/>
         <w:tblBorders>
-          <w:top w:color="bfbfbf" w:space="0" w:sz="4" w:val="single"/>
-          <w:left w:color="bfbfbf" w:space="0" w:sz="4" w:val="single"/>
-          <w:bottom w:color="bfbfbf" w:space="0" w:sz="4" w:val="single"/>
-          <w:right w:color="bfbfbf" w:space="0" w:sz="4" w:val="single"/>
-          <w:insideH w:color="bfbfbf" w:space="0" w:sz="4" w:val="single"/>
-          <w:insideV w:color="bfbfbf" w:space="0" w:sz="4" w:val="single"/>
+          <w:top w:color="000000" w:space="0" w:sz="4" w:val="single"/>
+          <w:left w:color="000000" w:space="0" w:sz="4" w:val="single"/>
+          <w:bottom w:color="000000" w:space="0" w:sz="4" w:val="single"/>
+          <w:right w:color="000000" w:space="0" w:sz="4" w:val="single"/>
+          <w:insideH w:color="000000" w:space="0" w:sz="4" w:val="single"/>
+          <w:insideV w:color="000000" w:space="0" w:sz="4" w:val="single"/>
         </w:tblBorders>
         <w:tblLayout w:type="fixed"/>
-        <w:tblLook w:val="0400"/>
+        <w:tblLook w:val="0600"/>
       </w:tblPr>
       <w:tblGrid>
-        <w:gridCol w:w="1580"/>
-        <w:gridCol w:w="1580"/>
-        <w:gridCol w:w="1580"/>
-        <w:gridCol w:w="1580"/>
-        <w:gridCol w:w="1580"/>
-        <w:gridCol w:w="1580"/>
-        <w:gridCol w:w="1581"/>
+        <w:gridCol w:w="1600"/>
+        <w:gridCol w:w="1600"/>
+        <w:gridCol w:w="1600"/>
+        <w:gridCol w:w="1200"/>
+        <w:gridCol w:w="800"/>
+        <w:gridCol w:w="1200"/>
+        <w:gridCol w:w="1500"/>
         <w:tblGridChange w:id="0">
           <w:tblGrid>
-            <w:gridCol w:w="1580"/>
-            <w:gridCol w:w="1580"/>
-            <w:gridCol w:w="1580"/>
-            <w:gridCol w:w="1580"/>
-            <w:gridCol w:w="1580"/>
-            <w:gridCol w:w="1580"/>
-            <w:gridCol w:w="1581"/>
+            <w:gridCol w:w="1600"/>
+            <w:gridCol w:w="1600"/>
+            <w:gridCol w:w="1600"/>
+            <w:gridCol w:w="1200"/>
+            <w:gridCol w:w="800"/>
+            <w:gridCol w:w="1200"/>
+            <w:gridCol w:w="1500"/>
           </w:tblGrid>
         </w:tblGridChange>
       </w:tblGrid>
@@ -4995,26 +4374,144 @@
           <w:tblHeader w:val="0"/>
         </w:trPr>
         <w:tc>
-          <w:tcPr>
-            <w:gridSpan w:val="7"/>
-          </w:tcPr>
-          <w:p>
-            <w:pPr>
-              <w:jc w:val="center"/>
-              <w:rPr>
-                <w:rFonts w:ascii="Calibri" w:cs="Calibri" w:eastAsia="Calibri" w:hAnsi="Calibri"/>
-                <w:color w:val="1f3864"/>
-              </w:rPr>
-            </w:pPr>
-            <w:r>
-              <w:rPr>
-                <w:rFonts w:ascii="Calibri" w:cs="Calibri" w:eastAsia="Calibri" w:hAnsi="Calibri"/>
+          <w:tcPr/>
+          <w:p>
+            <w:pPr>
+              <w:rPr/>
+            </w:pPr>
+            <w:r>
+              <w:rPr>
                 <w:b w:val="1"/>
                 <w:bCs w:val="1"/>
-                <w:color w:val="1f3864"/>
-                <w:rtl w:val="0"/>
-              </w:rPr>
-              <w:t xml:space="preserve">Plan de Trabajo Proyecto APT</w:t>
+                <w:rtl w:val="0"/>
+              </w:rPr>
+              <w:t xml:space="preserve">Competencia</w:t>
+            </w:r>
+            <w:r>
+              <w:rPr>
+                <w:rtl w:val="0"/>
+              </w:rPr>
+            </w:r>
+          </w:p>
+        </w:tc>
+        <w:tc>
+          <w:tcPr/>
+          <w:p>
+            <w:pPr>
+              <w:rPr/>
+            </w:pPr>
+            <w:r>
+              <w:rPr>
+                <w:b w:val="1"/>
+                <w:bCs w:val="1"/>
+                <w:rtl w:val="0"/>
+              </w:rPr>
+              <w:t xml:space="preserve">Tarea</w:t>
+            </w:r>
+            <w:r>
+              <w:rPr>
+                <w:rtl w:val="0"/>
+              </w:rPr>
+            </w:r>
+          </w:p>
+        </w:tc>
+        <w:tc>
+          <w:tcPr/>
+          <w:p>
+            <w:pPr>
+              <w:rPr/>
+            </w:pPr>
+            <w:r>
+              <w:rPr>
+                <w:b w:val="1"/>
+                <w:bCs w:val="1"/>
+                <w:rtl w:val="0"/>
+              </w:rPr>
+              <w:t xml:space="preserve">Descripción</w:t>
+            </w:r>
+            <w:r>
+              <w:rPr>
+                <w:rtl w:val="0"/>
+              </w:rPr>
+            </w:r>
+          </w:p>
+        </w:tc>
+        <w:tc>
+          <w:tcPr/>
+          <w:p>
+            <w:pPr>
+              <w:rPr/>
+            </w:pPr>
+            <w:r>
+              <w:rPr>
+                <w:b w:val="1"/>
+                <w:bCs w:val="1"/>
+                <w:rtl w:val="0"/>
+              </w:rPr>
+              <w:t xml:space="preserve">Recursos</w:t>
+            </w:r>
+            <w:r>
+              <w:rPr>
+                <w:rtl w:val="0"/>
+              </w:rPr>
+            </w:r>
+          </w:p>
+        </w:tc>
+        <w:tc>
+          <w:tcPr/>
+          <w:p>
+            <w:pPr>
+              <w:rPr/>
+            </w:pPr>
+            <w:r>
+              <w:rPr>
+                <w:b w:val="1"/>
+                <w:bCs w:val="1"/>
+                <w:rtl w:val="0"/>
+              </w:rPr>
+              <w:t xml:space="preserve">S</w:t>
+            </w:r>
+            <w:r>
+              <w:rPr>
+                <w:rtl w:val="0"/>
+              </w:rPr>
+            </w:r>
+          </w:p>
+        </w:tc>
+        <w:tc>
+          <w:tcPr/>
+          <w:p>
+            <w:pPr>
+              <w:rPr/>
+            </w:pPr>
+            <w:r>
+              <w:rPr>
+                <w:b w:val="1"/>
+                <w:bCs w:val="1"/>
+                <w:rtl w:val="0"/>
+              </w:rPr>
+              <w:t xml:space="preserve">Responsable</w:t>
+            </w:r>
+            <w:r>
+              <w:rPr>
+                <w:rtl w:val="0"/>
+              </w:rPr>
+            </w:r>
+          </w:p>
+        </w:tc>
+        <w:tc>
+          <w:tcPr/>
+          <w:p>
+            <w:pPr>
+              <w:rPr/>
+            </w:pPr>
+            <w:r>
+              <w:rPr>
+                <w:b w:val="1"/>
+                <w:bCs w:val="1"/>
+                <w:rtl w:val="0"/>
+              </w:rPr>
+              <w:t xml:space="preserve">Obs.</w:t>
             </w:r>
             <w:r>
               <w:rPr>
@@ -5033,189 +4530,97 @@
           <w:tcPr/>
           <w:p>
             <w:pPr>
-              <w:jc w:val="center"/>
-              <w:rPr>
-                <w:rFonts w:ascii="Calibri" w:cs="Calibri" w:eastAsia="Calibri" w:hAnsi="Calibri"/>
-                <w:color w:val="1f3864"/>
-                <w:sz w:val="18"/>
-                <w:szCs w:val="18"/>
-              </w:rPr>
-            </w:pPr>
-            <w:r>
-              <w:rPr>
-                <w:rFonts w:ascii="Calibri" w:cs="Calibri" w:eastAsia="Calibri" w:hAnsi="Calibri"/>
-                <w:color w:val="1f3864"/>
-                <w:sz w:val="18"/>
-                <w:szCs w:val="18"/>
-                <w:rtl w:val="0"/>
-              </w:rPr>
-              <w:t xml:space="preserve">Competencia o unidades de competencias</w:t>
-            </w:r>
-          </w:p>
-        </w:tc>
-        <w:tc>
-          <w:tcPr>
-            <w:vAlign w:val="center"/>
-          </w:tcPr>
-          <w:p>
-            <w:pPr>
-              <w:jc w:val="center"/>
-              <w:rPr>
-                <w:rFonts w:ascii="Calibri" w:cs="Calibri" w:eastAsia="Calibri" w:hAnsi="Calibri"/>
-                <w:color w:val="1f3864"/>
-              </w:rPr>
-            </w:pPr>
-            <w:r>
-              <w:rPr>
-                <w:rFonts w:ascii="Calibri" w:cs="Calibri" w:eastAsia="Calibri" w:hAnsi="Calibri"/>
-                <w:color w:val="1f3864"/>
-                <w:rtl w:val="0"/>
-              </w:rPr>
-              <w:t xml:space="preserve">Nombre de  Actividades/Tareas</w:t>
-            </w:r>
-          </w:p>
-        </w:tc>
-        <w:tc>
-          <w:tcPr>
-            <w:vAlign w:val="center"/>
-          </w:tcPr>
-          <w:p>
-            <w:pPr>
-              <w:jc w:val="center"/>
-              <w:rPr>
-                <w:rFonts w:ascii="Calibri" w:cs="Calibri" w:eastAsia="Calibri" w:hAnsi="Calibri"/>
-                <w:color w:val="1f3864"/>
-              </w:rPr>
-            </w:pPr>
-            <w:r>
-              <w:rPr>
-                <w:rFonts w:ascii="Calibri" w:cs="Calibri" w:eastAsia="Calibri" w:hAnsi="Calibri"/>
-                <w:color w:val="1f3864"/>
-                <w:rtl w:val="0"/>
-              </w:rPr>
-              <w:t xml:space="preserve">Descripción Actividades/Tareas</w:t>
-            </w:r>
-          </w:p>
-        </w:tc>
-        <w:tc>
-          <w:tcPr>
-            <w:vAlign w:val="center"/>
-          </w:tcPr>
-          <w:p>
-            <w:pPr>
-              <w:jc w:val="center"/>
-              <w:rPr>
-                <w:rFonts w:ascii="Calibri" w:cs="Calibri" w:eastAsia="Calibri" w:hAnsi="Calibri"/>
-                <w:color w:val="1f3864"/>
-              </w:rPr>
-            </w:pPr>
-            <w:r>
-              <w:rPr>
-                <w:rFonts w:ascii="Calibri" w:cs="Calibri" w:eastAsia="Calibri" w:hAnsi="Calibri"/>
-                <w:color w:val="1f3864"/>
-                <w:rtl w:val="0"/>
-              </w:rPr>
-              <w:t xml:space="preserve">Recursos</w:t>
-            </w:r>
-          </w:p>
-        </w:tc>
-        <w:tc>
-          <w:tcPr>
-            <w:tcBorders>
-              <w:right w:color="ffffff" w:space="0" w:sz="4" w:val="single"/>
-            </w:tcBorders>
-            <w:vAlign w:val="center"/>
-          </w:tcPr>
-          <w:p>
-            <w:pPr>
-              <w:jc w:val="center"/>
-              <w:rPr>
-                <w:rFonts w:ascii="Calibri" w:cs="Calibri" w:eastAsia="Calibri" w:hAnsi="Calibri"/>
-                <w:color w:val="1f3864"/>
-              </w:rPr>
-            </w:pPr>
-            <w:r>
-              <w:rPr>
-                <w:rFonts w:ascii="Calibri" w:cs="Calibri" w:eastAsia="Calibri" w:hAnsi="Calibri"/>
-                <w:color w:val="1f3864"/>
-                <w:rtl w:val="0"/>
-              </w:rPr>
-              <w:t xml:space="preserve">Duración de la actividad</w:t>
-            </w:r>
-          </w:p>
-          <w:p>
-            <w:pPr>
-              <w:jc w:val="center"/>
-              <w:rPr>
-                <w:rFonts w:ascii="Calibri" w:cs="Calibri" w:eastAsia="Calibri" w:hAnsi="Calibri"/>
-                <w:color w:val="1f3864"/>
-              </w:rPr>
-            </w:pPr>
-            <w:r>
-              <w:rPr>
-                <w:rtl w:val="0"/>
-              </w:rPr>
-            </w:r>
-          </w:p>
-        </w:tc>
-        <w:tc>
-          <w:tcPr>
-            <w:tcBorders>
-              <w:left w:color="ffffff" w:space="0" w:sz="4" w:val="single"/>
-            </w:tcBorders>
-            <w:shd w:fill="d9d9d9" w:val="clear"/>
-            <w:vAlign w:val="center"/>
-          </w:tcPr>
-          <w:p>
-            <w:pPr>
-              <w:jc w:val="center"/>
-              <w:rPr>
-                <w:rFonts w:ascii="Calibri" w:cs="Calibri" w:eastAsia="Calibri" w:hAnsi="Calibri"/>
-                <w:color w:val="1f3864"/>
-              </w:rPr>
-            </w:pPr>
-            <w:r>
-              <w:rPr>
-                <w:rFonts w:ascii="Calibri" w:cs="Calibri" w:eastAsia="Calibri" w:hAnsi="Calibri"/>
-                <w:color w:val="1f3864"/>
-                <w:rtl w:val="0"/>
-              </w:rPr>
-              <w:t xml:space="preserve">Responsable</w:t>
-            </w:r>
-            <w:r>
-              <w:rPr>
-                <w:rFonts w:ascii="Calibri" w:cs="Calibri" w:eastAsia="Calibri" w:hAnsi="Calibri"/>
-                <w:color w:val="1f3864"/>
-                <w:vertAlign w:val="superscript"/>
-              </w:rPr>
-              <w:footnoteReference w:customMarkFollows="0" w:id="0"/>
-            </w:r>
-            <w:r>
-              <w:rPr>
-                <w:rtl w:val="0"/>
-              </w:rPr>
-            </w:r>
-          </w:p>
-        </w:tc>
-        <w:tc>
-          <w:tcPr>
-            <w:vAlign w:val="center"/>
-          </w:tcPr>
-          <w:p>
-            <w:pPr>
-              <w:jc w:val="center"/>
-              <w:rPr>
-                <w:rFonts w:ascii="Calibri" w:cs="Calibri" w:eastAsia="Calibri" w:hAnsi="Calibri"/>
-                <w:color w:val="1f3864"/>
-              </w:rPr>
-            </w:pPr>
-            <w:r>
-              <w:rPr>
-                <w:rFonts w:ascii="Calibri" w:cs="Calibri" w:eastAsia="Calibri" w:hAnsi="Calibri"/>
-                <w:color w:val="1f3864"/>
-                <w:rtl w:val="0"/>
-              </w:rPr>
-              <w:t xml:space="preserve">Observaciones</w:t>
+              <w:rPr/>
+            </w:pPr>
+            <w:r>
+              <w:rPr>
+                <w:rtl w:val="0"/>
+              </w:rPr>
+              <w:t xml:space="preserve">Gestión Proyectos</w:t>
+            </w:r>
+          </w:p>
+        </w:tc>
+        <w:tc>
+          <w:tcPr/>
+          <w:p>
+            <w:pPr>
+              <w:rPr/>
+            </w:pPr>
+            <w:r>
+              <w:rPr>
+                <w:rtl w:val="0"/>
+              </w:rPr>
+              <w:t xml:space="preserve">Alcance e Historias</w:t>
+            </w:r>
+          </w:p>
+        </w:tc>
+        <w:tc>
+          <w:tcPr/>
+          <w:p>
+            <w:pPr>
+              <w:rPr/>
+            </w:pPr>
+            <w:r>
+              <w:rPr>
+                <w:rtl w:val="0"/>
+              </w:rPr>
+              <w:t xml:space="preserve">Guía 1.5, Historias y Actas.</w:t>
+            </w:r>
+          </w:p>
+        </w:tc>
+        <w:tc>
+          <w:tcPr/>
+          <w:p>
+            <w:pPr>
+              <w:rPr/>
+            </w:pPr>
+            <w:r>
+              <w:rPr>
+                <w:rtl w:val="0"/>
+              </w:rPr>
+              <w:t xml:space="preserve">Google Drive</w:t>
+            </w:r>
+          </w:p>
+        </w:tc>
+        <w:tc>
+          <w:tcPr/>
+          <w:p>
+            <w:pPr>
+              <w:rPr/>
+            </w:pPr>
+            <w:r>
+              <w:rPr>
+                <w:rtl w:val="0"/>
+              </w:rPr>
+              <w:t xml:space="preserve">1-3</w:t>
+            </w:r>
+          </w:p>
+        </w:tc>
+        <w:tc>
+          <w:tcPr/>
+          <w:p>
+            <w:pPr>
+              <w:rPr/>
+            </w:pPr>
+            <w:r>
+              <w:rPr>
+                <w:rtl w:val="0"/>
+              </w:rPr>
+              <w:t xml:space="preserve">Antúnez/Oñate</w:t>
+            </w:r>
+          </w:p>
+        </w:tc>
+        <w:tc>
+          <w:tcPr/>
+          <w:p>
+            <w:pPr>
+              <w:rPr/>
+            </w:pPr>
+            <w:r>
+              <w:rPr>
+                <w:rtl w:val="0"/>
+              </w:rPr>
+              <w:t xml:space="preserve">F: Ley 21.442.</w:t>
             </w:r>
           </w:p>
         </w:tc>
@@ -5229,234 +4634,97 @@
           <w:tcPr/>
           <w:p>
             <w:pPr>
-              <w:jc w:val="both"/>
-              <w:rPr>
-                <w:rFonts w:ascii="Calibri" w:cs="Calibri" w:eastAsia="Calibri" w:hAnsi="Calibri"/>
-                <w:i w:val="1"/>
-                <w:iCs w:val="1"/>
-                <w:color w:val="548dd4"/>
-                <w:sz w:val="18"/>
-                <w:szCs w:val="18"/>
-              </w:rPr>
-            </w:pPr>
-            <w:r>
-              <w:rPr>
-                <w:rFonts w:ascii="Calibri" w:cs="Calibri" w:eastAsia="Calibri" w:hAnsi="Calibri"/>
-                <w:i w:val="1"/>
-                <w:iCs w:val="1"/>
-                <w:color w:val="548dd4"/>
-                <w:sz w:val="18"/>
-                <w:szCs w:val="18"/>
-                <w:rtl w:val="0"/>
-              </w:rPr>
-              <w:t xml:space="preserve">Nombra las competencias o unidades de competencias que se relacionan con las diferentes actividades requeridas para el desarrollo de la actividad.</w:t>
-            </w:r>
-          </w:p>
-        </w:tc>
-        <w:tc>
-          <w:tcPr/>
-          <w:p>
-            <w:pPr>
-              <w:jc w:val="both"/>
-              <w:rPr>
-                <w:b w:val="1"/>
-                <w:bCs w:val="1"/>
-                <w:sz w:val="18"/>
-                <w:szCs w:val="18"/>
-              </w:rPr>
-            </w:pPr>
-            <w:r>
-              <w:rPr>
-                <w:rFonts w:ascii="Calibri" w:cs="Calibri" w:eastAsia="Calibri" w:hAnsi="Calibri"/>
-                <w:i w:val="1"/>
-                <w:iCs w:val="1"/>
-                <w:color w:val="548dd4"/>
-                <w:sz w:val="18"/>
-                <w:szCs w:val="18"/>
-                <w:rtl w:val="0"/>
-              </w:rPr>
-              <w:t xml:space="preserve">Señale el nombre de la tarea o actividad.</w:t>
-            </w:r>
-            <w:r>
-              <w:rPr>
-                <w:rtl w:val="0"/>
-              </w:rPr>
-            </w:r>
-          </w:p>
-        </w:tc>
-        <w:tc>
-          <w:tcPr/>
-          <w:p>
-            <w:pPr>
-              <w:jc w:val="both"/>
-              <w:rPr>
-                <w:b w:val="1"/>
-                <w:bCs w:val="1"/>
-                <w:sz w:val="18"/>
-                <w:szCs w:val="18"/>
-              </w:rPr>
-            </w:pPr>
-            <w:r>
-              <w:rPr>
-                <w:rFonts w:ascii="Calibri" w:cs="Calibri" w:eastAsia="Calibri" w:hAnsi="Calibri"/>
-                <w:i w:val="1"/>
-                <w:iCs w:val="1"/>
-                <w:color w:val="548dd4"/>
-                <w:sz w:val="18"/>
-                <w:szCs w:val="18"/>
-                <w:rtl w:val="0"/>
-              </w:rPr>
-              <w:t xml:space="preserve">Describe la tarea o actividad.</w:t>
-            </w:r>
-            <w:r>
-              <w:rPr>
-                <w:rtl w:val="0"/>
-              </w:rPr>
-            </w:r>
-          </w:p>
-        </w:tc>
-        <w:tc>
-          <w:tcPr/>
-          <w:p>
-            <w:pPr>
-              <w:jc w:val="both"/>
-              <w:rPr>
-                <w:rFonts w:ascii="Calibri" w:cs="Calibri" w:eastAsia="Calibri" w:hAnsi="Calibri"/>
-                <w:i w:val="1"/>
-                <w:iCs w:val="1"/>
-                <w:color w:val="548dd4"/>
-                <w:sz w:val="18"/>
-                <w:szCs w:val="18"/>
-              </w:rPr>
-            </w:pPr>
-            <w:r>
-              <w:rPr>
-                <w:rFonts w:ascii="Calibri" w:cs="Calibri" w:eastAsia="Calibri" w:hAnsi="Calibri"/>
-                <w:i w:val="1"/>
-                <w:iCs w:val="1"/>
-                <w:color w:val="548dd4"/>
-                <w:sz w:val="18"/>
-                <w:szCs w:val="18"/>
-                <w:rtl w:val="0"/>
-              </w:rPr>
-              <w:t xml:space="preserve">Nombra los recursos necesarios para llevar a cabo las actividades definidas.</w:t>
-            </w:r>
-          </w:p>
-        </w:tc>
-        <w:tc>
-          <w:tcPr>
-            <w:tcBorders>
-              <w:right w:color="ffffff" w:space="0" w:sz="4" w:val="single"/>
-            </w:tcBorders>
-          </w:tcPr>
-          <w:p>
-            <w:pPr>
-              <w:jc w:val="both"/>
-              <w:rPr>
-                <w:rFonts w:ascii="Calibri" w:cs="Calibri" w:eastAsia="Calibri" w:hAnsi="Calibri"/>
-                <w:i w:val="1"/>
-                <w:iCs w:val="1"/>
-                <w:color w:val="548dd4"/>
-                <w:sz w:val="18"/>
-                <w:szCs w:val="18"/>
-              </w:rPr>
-            </w:pPr>
-            <w:r>
-              <w:rPr>
-                <w:rFonts w:ascii="Calibri" w:cs="Calibri" w:eastAsia="Calibri" w:hAnsi="Calibri"/>
-                <w:i w:val="1"/>
-                <w:iCs w:val="1"/>
-                <w:color w:val="548dd4"/>
-                <w:sz w:val="18"/>
-                <w:szCs w:val="18"/>
-                <w:rtl w:val="0"/>
-              </w:rPr>
-              <w:t xml:space="preserve">Escribe la duración de actividades o tarea.</w:t>
-            </w:r>
-          </w:p>
-          <w:p>
-            <w:pPr>
-              <w:jc w:val="both"/>
-              <w:rPr>
-                <w:rFonts w:ascii="Calibri" w:cs="Calibri" w:eastAsia="Calibri" w:hAnsi="Calibri"/>
-                <w:i w:val="1"/>
-                <w:iCs w:val="1"/>
-                <w:color w:val="548dd4"/>
-                <w:sz w:val="18"/>
-                <w:szCs w:val="18"/>
-              </w:rPr>
-            </w:pPr>
-            <w:r>
-              <w:rPr>
-                <w:rtl w:val="0"/>
-              </w:rPr>
-            </w:r>
-          </w:p>
-        </w:tc>
-        <w:tc>
-          <w:tcPr>
-            <w:tcBorders>
-              <w:left w:color="ffffff" w:space="0" w:sz="4" w:val="single"/>
-            </w:tcBorders>
-            <w:shd w:fill="d9d9d9" w:val="clear"/>
-          </w:tcPr>
-          <w:p>
-            <w:pPr>
-              <w:jc w:val="both"/>
-              <w:rPr>
-                <w:b w:val="1"/>
-                <w:bCs w:val="1"/>
-                <w:sz w:val="18"/>
-                <w:szCs w:val="18"/>
-              </w:rPr>
-            </w:pPr>
-            <w:r>
-              <w:rPr>
-                <w:rFonts w:ascii="Calibri" w:cs="Calibri" w:eastAsia="Calibri" w:hAnsi="Calibri"/>
-                <w:i w:val="1"/>
-                <w:iCs w:val="1"/>
-                <w:color w:val="548dd4"/>
-                <w:sz w:val="18"/>
-                <w:szCs w:val="18"/>
-                <w:rtl w:val="0"/>
-              </w:rPr>
-              <w:t xml:space="preserve">Escribe el nombre del integrante del equipo responsable de la actividad y tareas asociadas.</w:t>
-            </w:r>
-            <w:r>
-              <w:rPr>
-                <w:rtl w:val="0"/>
-              </w:rPr>
-            </w:r>
-          </w:p>
-        </w:tc>
-        <w:tc>
-          <w:tcPr/>
-          <w:p>
-            <w:pPr>
-              <w:jc w:val="both"/>
-              <w:rPr>
-                <w:b w:val="1"/>
-                <w:bCs w:val="1"/>
-                <w:sz w:val="18"/>
-                <w:szCs w:val="18"/>
-              </w:rPr>
-            </w:pPr>
-            <w:r>
-              <w:rPr>
-                <w:rFonts w:ascii="Calibri" w:cs="Calibri" w:eastAsia="Calibri" w:hAnsi="Calibri"/>
-                <w:i w:val="1"/>
-                <w:iCs w:val="1"/>
-                <w:color w:val="548dd4"/>
-                <w:sz w:val="18"/>
-                <w:szCs w:val="18"/>
-                <w:rtl w:val="0"/>
-              </w:rPr>
-              <w:t xml:space="preserve">Escribe las dificultades o facilitadores que se podrían presentar durante la ejecución de cada una de las actividades propuestas para llevar a cabo el plan de trabajo.</w:t>
-            </w:r>
-            <w:r>
-              <w:rPr>
-                <w:rtl w:val="0"/>
-              </w:rPr>
+              <w:rPr/>
+            </w:pPr>
+            <w:r>
+              <w:rPr>
+                <w:rtl w:val="0"/>
+              </w:rPr>
+              <w:t xml:space="preserve">Construir BD</w:t>
+            </w:r>
+          </w:p>
+        </w:tc>
+        <w:tc>
+          <w:tcPr/>
+          <w:p>
+            <w:pPr>
+              <w:rPr/>
+            </w:pPr>
+            <w:r>
+              <w:rPr>
+                <w:rtl w:val="0"/>
+              </w:rPr>
+              <w:t xml:space="preserve">Diseño BD</w:t>
+            </w:r>
+          </w:p>
+        </w:tc>
+        <w:tc>
+          <w:tcPr/>
+          <w:p>
+            <w:pPr>
+              <w:rPr/>
+            </w:pPr>
+            <w:r>
+              <w:rPr>
+                <w:rtl w:val="0"/>
+              </w:rPr>
+              <w:t xml:space="preserve">E-R normalizado en PostgreSQL.</w:t>
+            </w:r>
+          </w:p>
+        </w:tc>
+        <w:tc>
+          <w:tcPr/>
+          <w:p>
+            <w:pPr>
+              <w:rPr/>
+            </w:pPr>
+            <w:r>
+              <w:rPr>
+                <w:rtl w:val="0"/>
+              </w:rPr>
+              <w:t xml:space="preserve">pgAdmin</w:t>
+            </w:r>
+          </w:p>
+        </w:tc>
+        <w:tc>
+          <w:tcPr/>
+          <w:p>
+            <w:pPr>
+              <w:rPr/>
+            </w:pPr>
+            <w:r>
+              <w:rPr>
+                <w:rtl w:val="0"/>
+              </w:rPr>
+              <w:t xml:space="preserve">5-6</w:t>
+            </w:r>
+          </w:p>
+        </w:tc>
+        <w:tc>
+          <w:tcPr/>
+          <w:p>
+            <w:pPr>
+              <w:rPr/>
+            </w:pPr>
+            <w:r>
+              <w:rPr>
+                <w:rtl w:val="0"/>
+              </w:rPr>
+              <w:t xml:space="preserve">Antúnez</w:t>
+            </w:r>
+          </w:p>
+        </w:tc>
+        <w:tc>
+          <w:tcPr/>
+          <w:p>
+            <w:pPr>
+              <w:rPr/>
+            </w:pPr>
+            <w:r>
+              <w:rPr>
+                <w:rtl w:val="0"/>
+              </w:rPr>
+              <w:t xml:space="preserve">D: Multi-tenant.</w:t>
             </w:r>
           </w:p>
         </w:tc>
@@ -5470,155 +4738,97 @@
           <w:tcPr/>
           <w:p>
             <w:pPr>
-              <w:jc w:val="both"/>
-              <w:rPr>
-                <w:rFonts w:ascii="Calibri" w:cs="Calibri" w:eastAsia="Calibri" w:hAnsi="Calibri"/>
-                <w:i w:val="1"/>
-                <w:iCs w:val="1"/>
-                <w:color w:val="548dd4"/>
-                <w:sz w:val="18"/>
-                <w:szCs w:val="18"/>
-              </w:rPr>
-            </w:pPr>
-            <w:r>
-              <w:rPr>
-                <w:rtl w:val="0"/>
-              </w:rPr>
-            </w:r>
-          </w:p>
-        </w:tc>
-        <w:tc>
-          <w:tcPr/>
-          <w:p>
-            <w:pPr>
-              <w:jc w:val="both"/>
-              <w:rPr>
-                <w:rFonts w:ascii="Calibri" w:cs="Calibri" w:eastAsia="Calibri" w:hAnsi="Calibri"/>
-                <w:i w:val="1"/>
-                <w:iCs w:val="1"/>
-                <w:color w:val="548dd4"/>
-                <w:sz w:val="18"/>
-                <w:szCs w:val="18"/>
-              </w:rPr>
-            </w:pPr>
-            <w:r>
-              <w:rPr>
-                <w:rtl w:val="0"/>
-              </w:rPr>
-            </w:r>
-          </w:p>
-        </w:tc>
-        <w:tc>
-          <w:tcPr/>
-          <w:p>
-            <w:pPr>
-              <w:jc w:val="both"/>
-              <w:rPr>
-                <w:rFonts w:ascii="Calibri" w:cs="Calibri" w:eastAsia="Calibri" w:hAnsi="Calibri"/>
-                <w:i w:val="1"/>
-                <w:iCs w:val="1"/>
-                <w:color w:val="548dd4"/>
-                <w:sz w:val="18"/>
-                <w:szCs w:val="18"/>
-              </w:rPr>
-            </w:pPr>
-            <w:r>
-              <w:rPr>
-                <w:rtl w:val="0"/>
-              </w:rPr>
-            </w:r>
-          </w:p>
-        </w:tc>
-        <w:tc>
-          <w:tcPr/>
-          <w:p>
-            <w:pPr>
-              <w:jc w:val="both"/>
-              <w:rPr>
-                <w:rFonts w:ascii="Calibri" w:cs="Calibri" w:eastAsia="Calibri" w:hAnsi="Calibri"/>
-                <w:i w:val="1"/>
-                <w:iCs w:val="1"/>
-                <w:color w:val="548dd4"/>
-                <w:sz w:val="18"/>
-                <w:szCs w:val="18"/>
-              </w:rPr>
-            </w:pPr>
-            <w:r>
-              <w:rPr>
-                <w:rtl w:val="0"/>
-              </w:rPr>
-            </w:r>
-          </w:p>
-        </w:tc>
-        <w:tc>
-          <w:tcPr>
-            <w:tcBorders>
-              <w:right w:color="ffffff" w:space="0" w:sz="4" w:val="single"/>
-            </w:tcBorders>
-          </w:tcPr>
-          <w:p>
-            <w:pPr>
-              <w:jc w:val="both"/>
-              <w:rPr>
-                <w:rFonts w:ascii="Calibri" w:cs="Calibri" w:eastAsia="Calibri" w:hAnsi="Calibri"/>
-                <w:i w:val="1"/>
-                <w:iCs w:val="1"/>
-                <w:color w:val="548dd4"/>
-                <w:sz w:val="18"/>
-                <w:szCs w:val="18"/>
-              </w:rPr>
-            </w:pPr>
-            <w:r>
-              <w:rPr>
-                <w:rtl w:val="0"/>
-              </w:rPr>
-            </w:r>
-          </w:p>
-        </w:tc>
-        <w:tc>
-          <w:tcPr>
-            <w:tcBorders>
-              <w:left w:color="ffffff" w:space="0" w:sz="4" w:val="single"/>
-            </w:tcBorders>
-            <w:shd w:fill="d9d9d9" w:val="clear"/>
-          </w:tcPr>
-          <w:p>
-            <w:pPr>
-              <w:jc w:val="both"/>
-              <w:rPr>
-                <w:rFonts w:ascii="Calibri" w:cs="Calibri" w:eastAsia="Calibri" w:hAnsi="Calibri"/>
-                <w:i w:val="1"/>
-                <w:iCs w:val="1"/>
-                <w:color w:val="548dd4"/>
-                <w:sz w:val="18"/>
-                <w:szCs w:val="18"/>
-              </w:rPr>
-            </w:pPr>
-            <w:r>
-              <w:rPr>
-                <w:rtl w:val="0"/>
-              </w:rPr>
-            </w:r>
-          </w:p>
-        </w:tc>
-        <w:tc>
-          <w:tcPr/>
-          <w:p>
-            <w:pPr>
-              <w:jc w:val="both"/>
-              <w:rPr>
-                <w:rFonts w:ascii="Calibri" w:cs="Calibri" w:eastAsia="Calibri" w:hAnsi="Calibri"/>
-                <w:i w:val="1"/>
-                <w:iCs w:val="1"/>
-                <w:color w:val="548dd4"/>
-                <w:sz w:val="18"/>
-                <w:szCs w:val="18"/>
-              </w:rPr>
-            </w:pPr>
-            <w:r>
-              <w:rPr>
-                <w:rtl w:val="0"/>
-              </w:rPr>
+              <w:rPr/>
+            </w:pPr>
+            <w:r>
+              <w:rPr>
+                <w:rtl w:val="0"/>
+              </w:rPr>
+              <w:t xml:space="preserve">Software</w:t>
+            </w:r>
+          </w:p>
+        </w:tc>
+        <w:tc>
+          <w:tcPr/>
+          <w:p>
+            <w:pPr>
+              <w:rPr/>
+            </w:pPr>
+            <w:r>
+              <w:rPr>
+                <w:rtl w:val="0"/>
+              </w:rPr>
+              <w:t xml:space="preserve">Backend y Webpay</w:t>
+            </w:r>
+          </w:p>
+        </w:tc>
+        <w:tc>
+          <w:tcPr/>
+          <w:p>
+            <w:pPr>
+              <w:rPr/>
+            </w:pPr>
+            <w:r>
+              <w:rPr>
+                <w:rtl w:val="0"/>
+              </w:rPr>
+              <w:t xml:space="preserve">Prorrateo e integración SDK.</w:t>
+            </w:r>
+          </w:p>
+        </w:tc>
+        <w:tc>
+          <w:tcPr/>
+          <w:p>
+            <w:pPr>
+              <w:rPr/>
+            </w:pPr>
+            <w:r>
+              <w:rPr>
+                <w:rtl w:val="0"/>
+              </w:rPr>
+              <w:t xml:space="preserve">Django/SDK</w:t>
+            </w:r>
+          </w:p>
+        </w:tc>
+        <w:tc>
+          <w:tcPr/>
+          <w:p>
+            <w:pPr>
+              <w:rPr/>
+            </w:pPr>
+            <w:r>
+              <w:rPr>
+                <w:rtl w:val="0"/>
+              </w:rPr>
+              <w:t xml:space="preserve">9-11</w:t>
+            </w:r>
+          </w:p>
+        </w:tc>
+        <w:tc>
+          <w:tcPr/>
+          <w:p>
+            <w:pPr>
+              <w:rPr/>
+            </w:pPr>
+            <w:r>
+              <w:rPr>
+                <w:rtl w:val="0"/>
+              </w:rPr>
+              <w:t xml:space="preserve">Antúnez</w:t>
+            </w:r>
+          </w:p>
+        </w:tc>
+        <w:tc>
+          <w:tcPr/>
+          <w:p>
+            <w:pPr>
+              <w:rPr/>
+            </w:pPr>
+            <w:r>
+              <w:rPr>
+                <w:rtl w:val="0"/>
+              </w:rPr>
+              <w:t xml:space="preserve">F: Sandbox.</w:t>
             </w:r>
           </w:p>
         </w:tc>
@@ -5632,155 +4842,201 @@
           <w:tcPr/>
           <w:p>
             <w:pPr>
-              <w:jc w:val="both"/>
-              <w:rPr>
-                <w:rFonts w:ascii="Calibri" w:cs="Calibri" w:eastAsia="Calibri" w:hAnsi="Calibri"/>
-                <w:i w:val="1"/>
-                <w:iCs w:val="1"/>
-                <w:color w:val="548dd4"/>
-                <w:sz w:val="18"/>
-                <w:szCs w:val="18"/>
-              </w:rPr>
-            </w:pPr>
-            <w:r>
-              <w:rPr>
-                <w:rtl w:val="0"/>
-              </w:rPr>
-            </w:r>
-          </w:p>
-        </w:tc>
-        <w:tc>
-          <w:tcPr/>
-          <w:p>
-            <w:pPr>
-              <w:jc w:val="both"/>
-              <w:rPr>
-                <w:rFonts w:ascii="Calibri" w:cs="Calibri" w:eastAsia="Calibri" w:hAnsi="Calibri"/>
-                <w:i w:val="1"/>
-                <w:iCs w:val="1"/>
-                <w:color w:val="548dd4"/>
-                <w:sz w:val="18"/>
-                <w:szCs w:val="18"/>
-              </w:rPr>
-            </w:pPr>
-            <w:r>
-              <w:rPr>
-                <w:rtl w:val="0"/>
-              </w:rPr>
-            </w:r>
-          </w:p>
-        </w:tc>
-        <w:tc>
-          <w:tcPr/>
-          <w:p>
-            <w:pPr>
-              <w:jc w:val="both"/>
-              <w:rPr>
-                <w:rFonts w:ascii="Calibri" w:cs="Calibri" w:eastAsia="Calibri" w:hAnsi="Calibri"/>
-                <w:i w:val="1"/>
-                <w:iCs w:val="1"/>
-                <w:color w:val="548dd4"/>
-                <w:sz w:val="18"/>
-                <w:szCs w:val="18"/>
-              </w:rPr>
-            </w:pPr>
-            <w:r>
-              <w:rPr>
-                <w:rtl w:val="0"/>
-              </w:rPr>
-            </w:r>
-          </w:p>
-        </w:tc>
-        <w:tc>
-          <w:tcPr/>
-          <w:p>
-            <w:pPr>
-              <w:jc w:val="both"/>
-              <w:rPr>
-                <w:rFonts w:ascii="Calibri" w:cs="Calibri" w:eastAsia="Calibri" w:hAnsi="Calibri"/>
-                <w:i w:val="1"/>
-                <w:iCs w:val="1"/>
-                <w:color w:val="548dd4"/>
-                <w:sz w:val="18"/>
-                <w:szCs w:val="18"/>
-              </w:rPr>
-            </w:pPr>
-            <w:r>
-              <w:rPr>
-                <w:rtl w:val="0"/>
-              </w:rPr>
-            </w:r>
-          </w:p>
-        </w:tc>
-        <w:tc>
-          <w:tcPr>
-            <w:tcBorders>
-              <w:right w:color="ffffff" w:space="0" w:sz="4" w:val="single"/>
-            </w:tcBorders>
-          </w:tcPr>
-          <w:p>
-            <w:pPr>
-              <w:jc w:val="both"/>
-              <w:rPr>
-                <w:rFonts w:ascii="Calibri" w:cs="Calibri" w:eastAsia="Calibri" w:hAnsi="Calibri"/>
-                <w:i w:val="1"/>
-                <w:iCs w:val="1"/>
-                <w:color w:val="548dd4"/>
-                <w:sz w:val="18"/>
-                <w:szCs w:val="18"/>
-              </w:rPr>
-            </w:pPr>
-            <w:r>
-              <w:rPr>
-                <w:rtl w:val="0"/>
-              </w:rPr>
-            </w:r>
-          </w:p>
-        </w:tc>
-        <w:tc>
-          <w:tcPr>
-            <w:tcBorders>
-              <w:left w:color="ffffff" w:space="0" w:sz="4" w:val="single"/>
-            </w:tcBorders>
-            <w:shd w:fill="d9d9d9" w:val="clear"/>
-          </w:tcPr>
-          <w:p>
-            <w:pPr>
-              <w:jc w:val="both"/>
-              <w:rPr>
-                <w:rFonts w:ascii="Calibri" w:cs="Calibri" w:eastAsia="Calibri" w:hAnsi="Calibri"/>
-                <w:i w:val="1"/>
-                <w:iCs w:val="1"/>
-                <w:color w:val="548dd4"/>
-                <w:sz w:val="18"/>
-                <w:szCs w:val="18"/>
-              </w:rPr>
-            </w:pPr>
-            <w:r>
-              <w:rPr>
-                <w:rtl w:val="0"/>
-              </w:rPr>
-            </w:r>
-          </w:p>
-        </w:tc>
-        <w:tc>
-          <w:tcPr/>
-          <w:p>
-            <w:pPr>
-              <w:jc w:val="both"/>
-              <w:rPr>
-                <w:rFonts w:ascii="Calibri" w:cs="Calibri" w:eastAsia="Calibri" w:hAnsi="Calibri"/>
-                <w:i w:val="1"/>
-                <w:iCs w:val="1"/>
-                <w:color w:val="548dd4"/>
-                <w:sz w:val="18"/>
-                <w:szCs w:val="18"/>
-              </w:rPr>
-            </w:pPr>
-            <w:r>
-              <w:rPr>
-                <w:rtl w:val="0"/>
-              </w:rPr>
+              <w:rPr/>
+            </w:pPr>
+            <w:r>
+              <w:rPr>
+                <w:rtl w:val="0"/>
+              </w:rPr>
+              <w:t xml:space="preserve">Software</w:t>
+            </w:r>
+          </w:p>
+        </w:tc>
+        <w:tc>
+          <w:tcPr/>
+          <w:p>
+            <w:pPr>
+              <w:rPr/>
+            </w:pPr>
+            <w:r>
+              <w:rPr>
+                <w:rtl w:val="0"/>
+              </w:rPr>
+              <w:t xml:space="preserve">Frontend y Bitácora</w:t>
+            </w:r>
+          </w:p>
+        </w:tc>
+        <w:tc>
+          <w:tcPr/>
+          <w:p>
+            <w:pPr>
+              <w:rPr/>
+            </w:pPr>
+            <w:r>
+              <w:rPr>
+                <w:rtl w:val="0"/>
+              </w:rPr>
+              <w:t xml:space="preserve">App móvil y libro digital.</w:t>
+            </w:r>
+          </w:p>
+        </w:tc>
+        <w:tc>
+          <w:tcPr/>
+          <w:p>
+            <w:pPr>
+              <w:rPr/>
+            </w:pPr>
+            <w:r>
+              <w:rPr>
+                <w:rtl w:val="0"/>
+              </w:rPr>
+              <w:t xml:space="preserve">VS Code</w:t>
+            </w:r>
+          </w:p>
+        </w:tc>
+        <w:tc>
+          <w:tcPr/>
+          <w:p>
+            <w:pPr>
+              <w:rPr/>
+            </w:pPr>
+            <w:r>
+              <w:rPr>
+                <w:rtl w:val="0"/>
+              </w:rPr>
+              <w:t xml:space="preserve">8-13</w:t>
+            </w:r>
+          </w:p>
+        </w:tc>
+        <w:tc>
+          <w:tcPr/>
+          <w:p>
+            <w:pPr>
+              <w:rPr/>
+            </w:pPr>
+            <w:r>
+              <w:rPr>
+                <w:rtl w:val="0"/>
+              </w:rPr>
+              <w:t xml:space="preserve">Oñate</w:t>
+            </w:r>
+          </w:p>
+        </w:tc>
+        <w:tc>
+          <w:tcPr/>
+          <w:p>
+            <w:pPr>
+              <w:rPr/>
+            </w:pPr>
+            <w:r>
+              <w:rPr>
+                <w:rtl w:val="0"/>
+              </w:rPr>
+              <w:t xml:space="preserve">F: Reemplazo papel.</w:t>
+            </w:r>
+          </w:p>
+        </w:tc>
+      </w:tr>
+      <w:tr>
+        <w:trPr>
+          <w:cantSplit w:val="0"/>
+          <w:tblHeader w:val="0"/>
+        </w:trPr>
+        <w:tc>
+          <w:tcPr/>
+          <w:p>
+            <w:pPr>
+              <w:rPr/>
+            </w:pPr>
+            <w:r>
+              <w:rPr>
+                <w:rtl w:val="0"/>
+              </w:rPr>
+              <w:t xml:space="preserve">Sistémicas</w:t>
+            </w:r>
+          </w:p>
+        </w:tc>
+        <w:tc>
+          <w:tcPr/>
+          <w:p>
+            <w:pPr>
+              <w:rPr/>
+            </w:pPr>
+            <w:r>
+              <w:rPr>
+                <w:rtl w:val="0"/>
+              </w:rPr>
+              <w:t xml:space="preserve">Prototipo AIoT</w:t>
+            </w:r>
+          </w:p>
+        </w:tc>
+        <w:tc>
+          <w:tcPr/>
+          <w:p>
+            <w:pPr>
+              <w:rPr/>
+            </w:pPr>
+            <w:r>
+              <w:rPr>
+                <w:rtl w:val="0"/>
+              </w:rPr>
+              <w:t xml:space="preserve">Detección de patentes.</w:t>
+            </w:r>
+          </w:p>
+        </w:tc>
+        <w:tc>
+          <w:tcPr/>
+          <w:p>
+            <w:pPr>
+              <w:rPr/>
+            </w:pPr>
+            <w:r>
+              <w:rPr>
+                <w:rtl w:val="0"/>
+              </w:rPr>
+              <w:t xml:space="preserve">Cámara/OpenCV</w:t>
+            </w:r>
+          </w:p>
+        </w:tc>
+        <w:tc>
+          <w:tcPr/>
+          <w:p>
+            <w:pPr>
+              <w:rPr/>
+            </w:pPr>
+            <w:r>
+              <w:rPr>
+                <w:rtl w:val="0"/>
+              </w:rPr>
+              <w:t xml:space="preserve">14-16</w:t>
+            </w:r>
+          </w:p>
+        </w:tc>
+        <w:tc>
+          <w:tcPr/>
+          <w:p>
+            <w:pPr>
+              <w:rPr/>
+            </w:pPr>
+            <w:r>
+              <w:rPr>
+                <w:rtl w:val="0"/>
+              </w:rPr>
+              <w:t xml:space="preserve">Antúnez</w:t>
+            </w:r>
+          </w:p>
+        </w:tc>
+        <w:tc>
+          <w:tcPr/>
+          <w:p>
+            <w:pPr>
+              <w:rPr/>
+            </w:pPr>
+            <w:r>
+              <w:rPr>
+                <w:rtl w:val="0"/>
+              </w:rPr>
+              <w:t xml:space="preserve">D: Iluminación.</w:t>
             </w:r>
           </w:p>
         </w:tc>
@@ -5791,10 +5047,19 @@
         <w:spacing w:after="0" w:line="360" w:lineRule="auto"/>
         <w:jc w:val="both"/>
         <w:rPr>
+          <w:rFonts w:ascii="Calibri" w:cs="Calibri" w:eastAsia="Calibri" w:hAnsi="Calibri"/>
           <w:b w:val="1"/>
           <w:bCs w:val="1"/>
+          <w:i w:val="0"/>
+          <w:iCs w:val="0"/>
+          <w:smallCaps w:val="0"/>
+          <w:strike w:val="0"/>
+          <w:color w:val="000000"/>
           <w:sz w:val="24"/>
           <w:szCs w:val="24"/>
+          <w:u w:val="none"/>
+          <w:shd w:fill="auto" w:val="clear"/>
+          <w:vertAlign w:val="baseline"/>
         </w:rPr>
       </w:pPr>
       <w:r>
@@ -5840,24 +5105,16 @@
           </w:tcPr>
           <w:p>
             <w:pPr>
-              <w:rPr>
-                <w:b w:val="1"/>
-                <w:bCs w:val="1"/>
-                <w:color w:val="1f3864"/>
-                <w:sz w:val="28"/>
-                <w:szCs w:val="28"/>
-              </w:rPr>
-            </w:pPr>
-            <w:r>
-              <w:rPr>
-                <w:b w:val="1"/>
-                <w:bCs w:val="1"/>
-                <w:color w:val="1f3864"/>
-                <w:sz w:val="28"/>
-                <w:szCs w:val="28"/>
-                <w:rtl w:val="0"/>
-              </w:rPr>
-              <w:t xml:space="preserve">8. Carta Gantt </w:t>
+              <w:pStyle w:val="Heading2"/>
+              <w:rPr/>
+            </w:pPr>
+            <w:bookmarkStart w:colFirst="0" w:colLast="0" w:name="_heading=h.cb3sknzdlgtz" w:id="9"/>
+            <w:bookmarkEnd w:id="9"/>
+            <w:r>
+              <w:rPr>
+                <w:rtl w:val="0"/>
+              </w:rPr>
+              <w:t xml:space="preserve">8. Carta Gantt y Planificación Temporal</w:t>
             </w:r>
           </w:p>
         </w:tc>
@@ -5938,10 +5195,19 @@
         <w:spacing w:after="0" w:line="360" w:lineRule="auto"/>
         <w:jc w:val="both"/>
         <w:rPr>
+          <w:rFonts w:ascii="Calibri" w:cs="Calibri" w:eastAsia="Calibri" w:hAnsi="Calibri"/>
           <w:b w:val="1"/>
           <w:bCs w:val="1"/>
+          <w:i w:val="0"/>
+          <w:iCs w:val="0"/>
+          <w:smallCaps w:val="0"/>
+          <w:strike w:val="0"/>
+          <w:color w:val="000000"/>
           <w:sz w:val="24"/>
           <w:szCs w:val="24"/>
+          <w:u w:val="none"/>
+          <w:shd w:fill="auto" w:val="clear"/>
+          <w:vertAlign w:val="baseline"/>
         </w:rPr>
       </w:pPr>
       <w:r>
@@ -5952,14 +5218,7 @@
     </w:p>
     <w:p>
       <w:pPr>
-        <w:spacing w:after="0" w:line="360" w:lineRule="auto"/>
-        <w:jc w:val="both"/>
-        <w:rPr>
-          <w:b w:val="1"/>
-          <w:bCs w:val="1"/>
-          <w:sz w:val="24"/>
-          <w:szCs w:val="24"/>
-        </w:rPr>
+        <w:rPr/>
       </w:pPr>
       <w:r>
         <w:rPr>
@@ -5970,182 +5229,339 @@
     <w:tbl>
       <w:tblPr>
         <w:tblStyle w:val="Table16"/>
-        <w:tblW w:w="10801.999999999998" w:type="dxa"/>
+        <w:tblW w:w="9600.0" w:type="dxa"/>
         <w:jc w:val="left"/>
-        <w:tblInd w:w="-1160.0" w:type="dxa"/>
+        <w:tblInd w:w="-714.0" w:type="dxa"/>
         <w:tblBorders>
-          <w:top w:color="bfbfbf" w:space="0" w:sz="4" w:val="single"/>
-          <w:left w:color="bfbfbf" w:space="0" w:sz="4" w:val="single"/>
-          <w:bottom w:color="bfbfbf" w:space="0" w:sz="4" w:val="single"/>
-          <w:right w:color="bfbfbf" w:space="0" w:sz="4" w:val="single"/>
-          <w:insideH w:color="bfbfbf" w:space="0" w:sz="4" w:val="single"/>
-          <w:insideV w:color="bfbfbf" w:space="0" w:sz="4" w:val="single"/>
+          <w:top w:color="000000" w:space="0" w:sz="4" w:val="single"/>
+          <w:left w:color="000000" w:space="0" w:sz="4" w:val="single"/>
+          <w:bottom w:color="000000" w:space="0" w:sz="4" w:val="single"/>
+          <w:right w:color="000000" w:space="0" w:sz="4" w:val="single"/>
+          <w:insideH w:color="000000" w:space="0" w:sz="4" w:val="single"/>
+          <w:insideV w:color="000000" w:space="0" w:sz="4" w:val="single"/>
         </w:tblBorders>
         <w:tblLayout w:type="fixed"/>
-        <w:tblLook w:val="0400"/>
+        <w:tblLook w:val="0600"/>
       </w:tblPr>
       <w:tblGrid>
-        <w:gridCol w:w="1351"/>
-        <w:gridCol w:w="536"/>
-        <w:gridCol w:w="522"/>
-        <w:gridCol w:w="523"/>
-        <w:gridCol w:w="526"/>
-        <w:gridCol w:w="523"/>
-        <w:gridCol w:w="523"/>
-        <w:gridCol w:w="523"/>
-        <w:gridCol w:w="523"/>
-        <w:gridCol w:w="523"/>
-        <w:gridCol w:w="523"/>
-        <w:gridCol w:w="523"/>
-        <w:gridCol w:w="523"/>
-        <w:gridCol w:w="525"/>
-        <w:gridCol w:w="525"/>
-        <w:gridCol w:w="525"/>
-        <w:gridCol w:w="7"/>
-        <w:gridCol w:w="518"/>
-        <w:gridCol w:w="525"/>
-        <w:gridCol w:w="525"/>
-        <w:gridCol w:w="10"/>
+        <w:gridCol w:w="2400"/>
+        <w:gridCol w:w="400"/>
+        <w:gridCol w:w="400"/>
+        <w:gridCol w:w="400"/>
+        <w:gridCol w:w="400"/>
+        <w:gridCol w:w="400"/>
+        <w:gridCol w:w="400"/>
+        <w:gridCol w:w="400"/>
+        <w:gridCol w:w="400"/>
+        <w:gridCol w:w="400"/>
+        <w:gridCol w:w="400"/>
+        <w:gridCol w:w="400"/>
+        <w:gridCol w:w="400"/>
+        <w:gridCol w:w="400"/>
+        <w:gridCol w:w="400"/>
+        <w:gridCol w:w="400"/>
+        <w:gridCol w:w="400"/>
+        <w:gridCol w:w="400"/>
+        <w:gridCol w:w="400"/>
         <w:tblGridChange w:id="0">
           <w:tblGrid>
-            <w:gridCol w:w="1351"/>
-            <w:gridCol w:w="536"/>
-            <w:gridCol w:w="522"/>
-            <w:gridCol w:w="523"/>
-            <w:gridCol w:w="526"/>
-            <w:gridCol w:w="523"/>
-            <w:gridCol w:w="523"/>
-            <w:gridCol w:w="523"/>
-            <w:gridCol w:w="523"/>
-            <w:gridCol w:w="523"/>
-            <w:gridCol w:w="523"/>
-            <w:gridCol w:w="523"/>
-            <w:gridCol w:w="523"/>
-            <w:gridCol w:w="525"/>
-            <w:gridCol w:w="525"/>
-            <w:gridCol w:w="525"/>
-            <w:gridCol w:w="7"/>
-            <w:gridCol w:w="518"/>
-            <w:gridCol w:w="525"/>
-            <w:gridCol w:w="525"/>
-            <w:gridCol w:w="10"/>
+            <w:gridCol w:w="2400"/>
+            <w:gridCol w:w="400"/>
+            <w:gridCol w:w="400"/>
+            <w:gridCol w:w="400"/>
+            <w:gridCol w:w="400"/>
+            <w:gridCol w:w="400"/>
+            <w:gridCol w:w="400"/>
+            <w:gridCol w:w="400"/>
+            <w:gridCol w:w="400"/>
+            <w:gridCol w:w="400"/>
+            <w:gridCol w:w="400"/>
+            <w:gridCol w:w="400"/>
+            <w:gridCol w:w="400"/>
+            <w:gridCol w:w="400"/>
+            <w:gridCol w:w="400"/>
+            <w:gridCol w:w="400"/>
+            <w:gridCol w:w="400"/>
+            <w:gridCol w:w="400"/>
+            <w:gridCol w:w="400"/>
           </w:tblGrid>
         </w:tblGridChange>
       </w:tblGrid>
       <w:tr>
         <w:trPr>
           <w:cantSplit w:val="0"/>
-          <w:trHeight w:val="294" w:hRule="atLeast"/>
           <w:tblHeader w:val="0"/>
         </w:trPr>
         <w:tc>
-          <w:tcPr>
-            <w:vMerge w:val="restart"/>
-          </w:tcPr>
-          <w:p>
-            <w:pPr>
-              <w:spacing w:line="360" w:lineRule="auto"/>
-              <w:jc w:val="both"/>
+          <w:tcPr/>
+          <w:p>
+            <w:pPr>
+              <w:rPr/>
+            </w:pPr>
+            <w:r>
               <w:rPr>
                 <w:b w:val="1"/>
                 <w:bCs w:val="1"/>
-                <w:sz w:val="16"/>
-                <w:szCs w:val="16"/>
-              </w:rPr>
-            </w:pPr>
-            <w:r>
-              <w:rPr>
-                <w:b w:val="1"/>
-                <w:bCs w:val="1"/>
-                <w:sz w:val="16"/>
-                <w:szCs w:val="16"/>
-                <w:rtl w:val="0"/>
-              </w:rPr>
-              <w:t xml:space="preserve">Actividad</w:t>
-            </w:r>
-          </w:p>
-        </w:tc>
-        <w:tc>
-          <w:tcPr>
-            <w:gridSpan w:val="4"/>
-            <w:shd w:fill="e2efd9" w:val="clear"/>
-          </w:tcPr>
-          <w:p>
-            <w:pPr>
-              <w:spacing w:line="360" w:lineRule="auto"/>
-              <w:jc w:val="center"/>
-              <w:rPr>
-                <w:b w:val="1"/>
-                <w:bCs w:val="1"/>
-                <w:sz w:val="16"/>
-                <w:szCs w:val="16"/>
-              </w:rPr>
-            </w:pPr>
-            <w:r>
-              <w:rPr>
-                <w:b w:val="1"/>
-                <w:bCs w:val="1"/>
-                <w:sz w:val="16"/>
-                <w:szCs w:val="16"/>
-                <w:rtl w:val="0"/>
-              </w:rPr>
-              <w:t xml:space="preserve">Fase 1</w:t>
-            </w:r>
-          </w:p>
-        </w:tc>
-        <w:tc>
-          <w:tcPr>
-            <w:gridSpan w:val="12"/>
-            <w:shd w:fill="fff2cb" w:val="clear"/>
-          </w:tcPr>
-          <w:p>
-            <w:pPr>
-              <w:spacing w:line="360" w:lineRule="auto"/>
-              <w:jc w:val="center"/>
-              <w:rPr>
-                <w:b w:val="1"/>
-                <w:bCs w:val="1"/>
-                <w:sz w:val="16"/>
-                <w:szCs w:val="16"/>
-              </w:rPr>
-            </w:pPr>
-            <w:r>
-              <w:rPr>
-                <w:b w:val="1"/>
-                <w:bCs w:val="1"/>
-                <w:sz w:val="16"/>
-                <w:szCs w:val="16"/>
-                <w:rtl w:val="0"/>
-              </w:rPr>
-              <w:t xml:space="preserve">Fase 2</w:t>
-            </w:r>
-          </w:p>
-        </w:tc>
-        <w:tc>
-          <w:tcPr>
-            <w:gridSpan w:val="4"/>
-            <w:shd w:fill="fbe4d5" w:val="clear"/>
-          </w:tcPr>
-          <w:p>
-            <w:pPr>
-              <w:spacing w:line="360" w:lineRule="auto"/>
-              <w:jc w:val="center"/>
-              <w:rPr>
-                <w:b w:val="1"/>
-                <w:bCs w:val="1"/>
-                <w:sz w:val="16"/>
-                <w:szCs w:val="16"/>
-              </w:rPr>
-            </w:pPr>
-            <w:r>
-              <w:rPr>
-                <w:b w:val="1"/>
-                <w:bCs w:val="1"/>
-                <w:sz w:val="16"/>
-                <w:szCs w:val="16"/>
-                <w:rtl w:val="0"/>
-              </w:rPr>
-              <w:t xml:space="preserve">Fase 3</w:t>
+                <w:rtl w:val="0"/>
+              </w:rPr>
+              <w:t xml:space="preserve">Actividad / Semana</w:t>
+            </w:r>
+            <w:r>
+              <w:rPr>
+                <w:rtl w:val="0"/>
+              </w:rPr>
+            </w:r>
+          </w:p>
+        </w:tc>
+        <w:tc>
+          <w:tcPr/>
+          <w:p>
+            <w:pPr>
+              <w:rPr/>
+            </w:pPr>
+            <w:r>
+              <w:rPr>
+                <w:rtl w:val="0"/>
+              </w:rPr>
+              <w:t xml:space="preserve">1</w:t>
+            </w:r>
+          </w:p>
+        </w:tc>
+        <w:tc>
+          <w:tcPr/>
+          <w:p>
+            <w:pPr>
+              <w:rPr/>
+            </w:pPr>
+            <w:r>
+              <w:rPr>
+                <w:rtl w:val="0"/>
+              </w:rPr>
+              <w:t xml:space="preserve">2</w:t>
+            </w:r>
+          </w:p>
+        </w:tc>
+        <w:tc>
+          <w:tcPr/>
+          <w:p>
+            <w:pPr>
+              <w:rPr/>
+            </w:pPr>
+            <w:r>
+              <w:rPr>
+                <w:rtl w:val="0"/>
+              </w:rPr>
+              <w:t xml:space="preserve">3</w:t>
+            </w:r>
+          </w:p>
+        </w:tc>
+        <w:tc>
+          <w:tcPr/>
+          <w:p>
+            <w:pPr>
+              <w:rPr/>
+            </w:pPr>
+            <w:r>
+              <w:rPr>
+                <w:rtl w:val="0"/>
+              </w:rPr>
+              <w:t xml:space="preserve">4</w:t>
+            </w:r>
+          </w:p>
+        </w:tc>
+        <w:tc>
+          <w:tcPr/>
+          <w:p>
+            <w:pPr>
+              <w:rPr/>
+            </w:pPr>
+            <w:r>
+              <w:rPr>
+                <w:rtl w:val="0"/>
+              </w:rPr>
+              <w:t xml:space="preserve">5</w:t>
+            </w:r>
+          </w:p>
+        </w:tc>
+        <w:tc>
+          <w:tcPr/>
+          <w:p>
+            <w:pPr>
+              <w:rPr/>
+            </w:pPr>
+            <w:r>
+              <w:rPr>
+                <w:rtl w:val="0"/>
+              </w:rPr>
+              <w:t xml:space="preserve">6</w:t>
+            </w:r>
+          </w:p>
+        </w:tc>
+        <w:tc>
+          <w:tcPr/>
+          <w:p>
+            <w:pPr>
+              <w:rPr/>
+            </w:pPr>
+            <w:r>
+              <w:rPr>
+                <w:rtl w:val="0"/>
+              </w:rPr>
+              <w:t xml:space="preserve">7</w:t>
+            </w:r>
+          </w:p>
+        </w:tc>
+        <w:tc>
+          <w:tcPr/>
+          <w:p>
+            <w:pPr>
+              <w:rPr/>
+            </w:pPr>
+            <w:r>
+              <w:rPr>
+                <w:rtl w:val="0"/>
+              </w:rPr>
+              <w:t xml:space="preserve">8</w:t>
+            </w:r>
+          </w:p>
+        </w:tc>
+        <w:tc>
+          <w:tcPr/>
+          <w:p>
+            <w:pPr>
+              <w:rPr/>
+            </w:pPr>
+            <w:r>
+              <w:rPr>
+                <w:rtl w:val="0"/>
+              </w:rPr>
+              <w:t xml:space="preserve">9</w:t>
+            </w:r>
+          </w:p>
+        </w:tc>
+        <w:tc>
+          <w:tcPr/>
+          <w:p>
+            <w:pPr>
+              <w:rPr/>
+            </w:pPr>
+            <w:r>
+              <w:rPr>
+                <w:rtl w:val="0"/>
+              </w:rPr>
+              <w:t xml:space="preserve">10</w:t>
+            </w:r>
+          </w:p>
+        </w:tc>
+        <w:tc>
+          <w:tcPr/>
+          <w:p>
+            <w:pPr>
+              <w:rPr/>
+            </w:pPr>
+            <w:r>
+              <w:rPr>
+                <w:rtl w:val="0"/>
+              </w:rPr>
+              <w:t xml:space="preserve">11</w:t>
+            </w:r>
+          </w:p>
+        </w:tc>
+        <w:tc>
+          <w:tcPr/>
+          <w:p>
+            <w:pPr>
+              <w:rPr/>
+            </w:pPr>
+            <w:r>
+              <w:rPr>
+                <w:rtl w:val="0"/>
+              </w:rPr>
+              <w:t xml:space="preserve">12</w:t>
+            </w:r>
+          </w:p>
+        </w:tc>
+        <w:tc>
+          <w:tcPr/>
+          <w:p>
+            <w:pPr>
+              <w:rPr/>
+            </w:pPr>
+            <w:r>
+              <w:rPr>
+                <w:rtl w:val="0"/>
+              </w:rPr>
+              <w:t xml:space="preserve">13</w:t>
+            </w:r>
+          </w:p>
+        </w:tc>
+        <w:tc>
+          <w:tcPr/>
+          <w:p>
+            <w:pPr>
+              <w:rPr/>
+            </w:pPr>
+            <w:r>
+              <w:rPr>
+                <w:rtl w:val="0"/>
+              </w:rPr>
+              <w:t xml:space="preserve">14</w:t>
+            </w:r>
+          </w:p>
+        </w:tc>
+        <w:tc>
+          <w:tcPr/>
+          <w:p>
+            <w:pPr>
+              <w:rPr/>
+            </w:pPr>
+            <w:r>
+              <w:rPr>
+                <w:rtl w:val="0"/>
+              </w:rPr>
+              <w:t xml:space="preserve">15</w:t>
+            </w:r>
+          </w:p>
+        </w:tc>
+        <w:tc>
+          <w:tcPr/>
+          <w:p>
+            <w:pPr>
+              <w:rPr/>
+            </w:pPr>
+            <w:r>
+              <w:rPr>
+                <w:rtl w:val="0"/>
+              </w:rPr>
+              <w:t xml:space="preserve">16</w:t>
+            </w:r>
+          </w:p>
+        </w:tc>
+        <w:tc>
+          <w:tcPr/>
+          <w:p>
+            <w:pPr>
+              <w:rPr/>
+            </w:pPr>
+            <w:r>
+              <w:rPr>
+                <w:rtl w:val="0"/>
+              </w:rPr>
+              <w:t xml:space="preserve">17</w:t>
+            </w:r>
+          </w:p>
+        </w:tc>
+        <w:tc>
+          <w:tcPr/>
+          <w:p>
+            <w:pPr>
+              <w:rPr/>
+            </w:pPr>
+            <w:r>
+              <w:rPr>
+                <w:rtl w:val="0"/>
+              </w:rPr>
+              <w:t xml:space="preserve">18</w:t>
             </w:r>
           </w:p>
         </w:tc>
@@ -6153,493 +5569,257 @@
       <w:tr>
         <w:trPr>
           <w:cantSplit w:val="0"/>
-          <w:trHeight w:val="303" w:hRule="atLeast"/>
           <w:tblHeader w:val="0"/>
         </w:trPr>
         <w:tc>
-          <w:tcPr>
-            <w:vMerge w:val="continue"/>
-          </w:tcPr>
-          <w:p>
-            <w:pPr>
-              <w:keepNext w:val="0"/>
-              <w:keepLines w:val="0"/>
-              <w:pageBreakBefore w:val="0"/>
-              <w:widowControl w:val="0"/>
-              <w:pBdr>
-                <w:top w:space="0" w:sz="0" w:val="nil"/>
-                <w:left w:space="0" w:sz="0" w:val="nil"/>
-                <w:bottom w:space="0" w:sz="0" w:val="nil"/>
-                <w:right w:space="0" w:sz="0" w:val="nil"/>
-                <w:between w:space="0" w:sz="0" w:val="nil"/>
-              </w:pBdr>
-              <w:shd w:fill="auto" w:val="clear"/>
-              <w:spacing w:after="0" w:before="0" w:line="276" w:lineRule="auto"/>
-              <w:ind w:left="0" w:right="0" w:firstLine="0"/>
-              <w:jc w:val="left"/>
-              <w:rPr>
-                <w:b w:val="1"/>
-                <w:bCs w:val="1"/>
-                <w:sz w:val="16"/>
-                <w:szCs w:val="16"/>
-              </w:rPr>
-            </w:pPr>
-            <w:r>
-              <w:rPr>
-                <w:rtl w:val="0"/>
-              </w:rPr>
-            </w:r>
-          </w:p>
-        </w:tc>
-        <w:tc>
-          <w:tcPr/>
-          <w:p>
-            <w:pPr>
-              <w:spacing w:line="360" w:lineRule="auto"/>
-              <w:jc w:val="center"/>
-              <w:rPr>
-                <w:b w:val="1"/>
-                <w:bCs w:val="1"/>
-                <w:sz w:val="16"/>
-                <w:szCs w:val="16"/>
-              </w:rPr>
-            </w:pPr>
-            <w:r>
-              <w:rPr>
-                <w:b w:val="1"/>
-                <w:bCs w:val="1"/>
-                <w:sz w:val="16"/>
-                <w:szCs w:val="16"/>
-                <w:rtl w:val="0"/>
-              </w:rPr>
-              <w:t xml:space="preserve">S 1</w:t>
-            </w:r>
-          </w:p>
-        </w:tc>
-        <w:tc>
-          <w:tcPr/>
-          <w:p>
-            <w:pPr>
-              <w:spacing w:line="360" w:lineRule="auto"/>
-              <w:jc w:val="center"/>
-              <w:rPr>
-                <w:b w:val="1"/>
-                <w:bCs w:val="1"/>
-                <w:sz w:val="16"/>
-                <w:szCs w:val="16"/>
-              </w:rPr>
-            </w:pPr>
-            <w:r>
-              <w:rPr>
-                <w:b w:val="1"/>
-                <w:bCs w:val="1"/>
-                <w:sz w:val="16"/>
-                <w:szCs w:val="16"/>
-                <w:rtl w:val="0"/>
-              </w:rPr>
-              <w:t xml:space="preserve">S 2</w:t>
-            </w:r>
-          </w:p>
-        </w:tc>
-        <w:tc>
-          <w:tcPr/>
-          <w:p>
-            <w:pPr>
-              <w:spacing w:line="360" w:lineRule="auto"/>
-              <w:jc w:val="center"/>
-              <w:rPr>
-                <w:b w:val="1"/>
-                <w:bCs w:val="1"/>
-                <w:sz w:val="16"/>
-                <w:szCs w:val="16"/>
-              </w:rPr>
-            </w:pPr>
-            <w:r>
-              <w:rPr>
-                <w:b w:val="1"/>
-                <w:bCs w:val="1"/>
-                <w:sz w:val="16"/>
-                <w:szCs w:val="16"/>
-                <w:rtl w:val="0"/>
-              </w:rPr>
-              <w:t xml:space="preserve">S 3</w:t>
-            </w:r>
-          </w:p>
-        </w:tc>
-        <w:tc>
-          <w:tcPr/>
-          <w:p>
-            <w:pPr>
-              <w:spacing w:line="360" w:lineRule="auto"/>
-              <w:jc w:val="center"/>
-              <w:rPr>
-                <w:b w:val="1"/>
-                <w:bCs w:val="1"/>
-                <w:sz w:val="16"/>
-                <w:szCs w:val="16"/>
-              </w:rPr>
-            </w:pPr>
-            <w:r>
-              <w:rPr>
-                <w:b w:val="1"/>
-                <w:bCs w:val="1"/>
-                <w:sz w:val="16"/>
-                <w:szCs w:val="16"/>
-                <w:rtl w:val="0"/>
-              </w:rPr>
-              <w:t xml:space="preserve">S 4</w:t>
-            </w:r>
-          </w:p>
-        </w:tc>
-        <w:tc>
-          <w:tcPr/>
-          <w:p>
-            <w:pPr>
-              <w:spacing w:line="360" w:lineRule="auto"/>
-              <w:jc w:val="center"/>
-              <w:rPr>
-                <w:b w:val="1"/>
-                <w:bCs w:val="1"/>
-                <w:sz w:val="16"/>
-                <w:szCs w:val="16"/>
-              </w:rPr>
-            </w:pPr>
-            <w:r>
-              <w:rPr>
-                <w:b w:val="1"/>
-                <w:bCs w:val="1"/>
-                <w:sz w:val="16"/>
-                <w:szCs w:val="16"/>
-                <w:rtl w:val="0"/>
-              </w:rPr>
-              <w:t xml:space="preserve">S 5</w:t>
-            </w:r>
-          </w:p>
-        </w:tc>
-        <w:tc>
-          <w:tcPr/>
-          <w:p>
-            <w:pPr>
-              <w:spacing w:line="360" w:lineRule="auto"/>
-              <w:jc w:val="center"/>
-              <w:rPr>
-                <w:b w:val="1"/>
-                <w:bCs w:val="1"/>
-                <w:sz w:val="16"/>
-                <w:szCs w:val="16"/>
-              </w:rPr>
-            </w:pPr>
-            <w:r>
-              <w:rPr>
-                <w:b w:val="1"/>
-                <w:bCs w:val="1"/>
-                <w:sz w:val="16"/>
-                <w:szCs w:val="16"/>
-                <w:rtl w:val="0"/>
-              </w:rPr>
-              <w:t xml:space="preserve">S 6</w:t>
-            </w:r>
-          </w:p>
-        </w:tc>
-        <w:tc>
-          <w:tcPr/>
-          <w:p>
-            <w:pPr>
-              <w:spacing w:line="360" w:lineRule="auto"/>
-              <w:jc w:val="center"/>
-              <w:rPr>
-                <w:b w:val="1"/>
-                <w:bCs w:val="1"/>
-                <w:sz w:val="16"/>
-                <w:szCs w:val="16"/>
-              </w:rPr>
-            </w:pPr>
-            <w:r>
-              <w:rPr>
-                <w:b w:val="1"/>
-                <w:bCs w:val="1"/>
-                <w:sz w:val="16"/>
-                <w:szCs w:val="16"/>
-                <w:rtl w:val="0"/>
-              </w:rPr>
-              <w:t xml:space="preserve">S 7</w:t>
-            </w:r>
-          </w:p>
-        </w:tc>
-        <w:tc>
-          <w:tcPr/>
-          <w:p>
-            <w:pPr>
-              <w:spacing w:line="360" w:lineRule="auto"/>
-              <w:jc w:val="center"/>
-              <w:rPr>
-                <w:b w:val="1"/>
-                <w:bCs w:val="1"/>
-                <w:sz w:val="16"/>
-                <w:szCs w:val="16"/>
-              </w:rPr>
-            </w:pPr>
-            <w:r>
-              <w:rPr>
-                <w:b w:val="1"/>
-                <w:bCs w:val="1"/>
-                <w:sz w:val="16"/>
-                <w:szCs w:val="16"/>
-                <w:rtl w:val="0"/>
-              </w:rPr>
-              <w:t xml:space="preserve">S 8</w:t>
-            </w:r>
-          </w:p>
-        </w:tc>
-        <w:tc>
-          <w:tcPr/>
-          <w:p>
-            <w:pPr>
-              <w:spacing w:line="360" w:lineRule="auto"/>
-              <w:jc w:val="center"/>
-              <w:rPr>
-                <w:b w:val="1"/>
-                <w:bCs w:val="1"/>
-                <w:sz w:val="16"/>
-                <w:szCs w:val="16"/>
-              </w:rPr>
-            </w:pPr>
-            <w:r>
-              <w:rPr>
-                <w:b w:val="1"/>
-                <w:bCs w:val="1"/>
-                <w:sz w:val="16"/>
-                <w:szCs w:val="16"/>
-                <w:rtl w:val="0"/>
-              </w:rPr>
-              <w:t xml:space="preserve">S 9</w:t>
-            </w:r>
-          </w:p>
-        </w:tc>
-        <w:tc>
-          <w:tcPr/>
-          <w:p>
-            <w:pPr>
-              <w:spacing w:line="360" w:lineRule="auto"/>
-              <w:jc w:val="center"/>
-              <w:rPr>
-                <w:b w:val="1"/>
-                <w:bCs w:val="1"/>
-                <w:sz w:val="16"/>
-                <w:szCs w:val="16"/>
-              </w:rPr>
-            </w:pPr>
-            <w:r>
-              <w:rPr>
-                <w:b w:val="1"/>
-                <w:bCs w:val="1"/>
-                <w:sz w:val="16"/>
-                <w:szCs w:val="16"/>
-                <w:rtl w:val="0"/>
-              </w:rPr>
-              <w:t xml:space="preserve">S 10</w:t>
-            </w:r>
-          </w:p>
-        </w:tc>
-        <w:tc>
-          <w:tcPr/>
-          <w:p>
-            <w:pPr>
-              <w:spacing w:line="360" w:lineRule="auto"/>
-              <w:jc w:val="center"/>
-              <w:rPr>
-                <w:b w:val="1"/>
-                <w:bCs w:val="1"/>
-                <w:sz w:val="16"/>
-                <w:szCs w:val="16"/>
-              </w:rPr>
-            </w:pPr>
-            <w:r>
-              <w:rPr>
-                <w:b w:val="1"/>
-                <w:bCs w:val="1"/>
-                <w:sz w:val="16"/>
-                <w:szCs w:val="16"/>
-                <w:rtl w:val="0"/>
-              </w:rPr>
-              <w:t xml:space="preserve">S 11</w:t>
-            </w:r>
-          </w:p>
-        </w:tc>
-        <w:tc>
-          <w:tcPr/>
-          <w:p>
-            <w:pPr>
-              <w:spacing w:line="360" w:lineRule="auto"/>
-              <w:jc w:val="center"/>
-              <w:rPr>
-                <w:b w:val="1"/>
-                <w:bCs w:val="1"/>
-                <w:sz w:val="16"/>
-                <w:szCs w:val="16"/>
-              </w:rPr>
-            </w:pPr>
-            <w:r>
-              <w:rPr>
-                <w:b w:val="1"/>
-                <w:bCs w:val="1"/>
-                <w:sz w:val="16"/>
-                <w:szCs w:val="16"/>
-                <w:rtl w:val="0"/>
-              </w:rPr>
-              <w:t xml:space="preserve">S 12</w:t>
-            </w:r>
-          </w:p>
-        </w:tc>
-        <w:tc>
-          <w:tcPr/>
-          <w:p>
-            <w:pPr>
-              <w:spacing w:line="360" w:lineRule="auto"/>
-              <w:jc w:val="center"/>
-              <w:rPr>
-                <w:b w:val="1"/>
-                <w:bCs w:val="1"/>
-                <w:sz w:val="16"/>
-                <w:szCs w:val="16"/>
-              </w:rPr>
-            </w:pPr>
-            <w:r>
-              <w:rPr>
-                <w:b w:val="1"/>
-                <w:bCs w:val="1"/>
-                <w:sz w:val="16"/>
-                <w:szCs w:val="16"/>
-                <w:rtl w:val="0"/>
-              </w:rPr>
-              <w:t xml:space="preserve">S 13</w:t>
-            </w:r>
-          </w:p>
-        </w:tc>
-        <w:tc>
-          <w:tcPr/>
-          <w:p>
-            <w:pPr>
-              <w:spacing w:line="360" w:lineRule="auto"/>
-              <w:jc w:val="center"/>
-              <w:rPr>
-                <w:b w:val="1"/>
-                <w:bCs w:val="1"/>
-                <w:sz w:val="16"/>
-                <w:szCs w:val="16"/>
-              </w:rPr>
-            </w:pPr>
-            <w:r>
-              <w:rPr>
-                <w:b w:val="1"/>
-                <w:bCs w:val="1"/>
-                <w:sz w:val="16"/>
-                <w:szCs w:val="16"/>
-                <w:rtl w:val="0"/>
-              </w:rPr>
-              <w:t xml:space="preserve">S 14</w:t>
-            </w:r>
-          </w:p>
-        </w:tc>
-        <w:tc>
-          <w:tcPr/>
-          <w:p>
-            <w:pPr>
-              <w:spacing w:line="360" w:lineRule="auto"/>
-              <w:jc w:val="center"/>
-              <w:rPr>
-                <w:b w:val="1"/>
-                <w:bCs w:val="1"/>
-                <w:sz w:val="16"/>
-                <w:szCs w:val="16"/>
-              </w:rPr>
-            </w:pPr>
-            <w:r>
-              <w:rPr>
-                <w:b w:val="1"/>
-                <w:bCs w:val="1"/>
-                <w:sz w:val="16"/>
-                <w:szCs w:val="16"/>
-                <w:rtl w:val="0"/>
-              </w:rPr>
-              <w:t xml:space="preserve">S 15</w:t>
-            </w:r>
-          </w:p>
-        </w:tc>
-        <w:tc>
-          <w:tcPr>
-            <w:gridSpan w:val="2"/>
-          </w:tcPr>
-          <w:p>
-            <w:pPr>
-              <w:spacing w:line="360" w:lineRule="auto"/>
-              <w:jc w:val="center"/>
-              <w:rPr>
-                <w:b w:val="1"/>
-                <w:bCs w:val="1"/>
-                <w:sz w:val="16"/>
-                <w:szCs w:val="16"/>
-              </w:rPr>
-            </w:pPr>
-            <w:r>
-              <w:rPr>
-                <w:b w:val="1"/>
-                <w:bCs w:val="1"/>
-                <w:sz w:val="16"/>
-                <w:szCs w:val="16"/>
-                <w:rtl w:val="0"/>
-              </w:rPr>
-              <w:t xml:space="preserve">S 16</w:t>
-            </w:r>
-          </w:p>
-        </w:tc>
-        <w:tc>
-          <w:tcPr/>
-          <w:p>
-            <w:pPr>
-              <w:spacing w:line="360" w:lineRule="auto"/>
-              <w:jc w:val="center"/>
-              <w:rPr>
-                <w:b w:val="1"/>
-                <w:bCs w:val="1"/>
-                <w:sz w:val="16"/>
-                <w:szCs w:val="16"/>
-              </w:rPr>
-            </w:pPr>
-            <w:r>
-              <w:rPr>
-                <w:b w:val="1"/>
-                <w:bCs w:val="1"/>
-                <w:sz w:val="16"/>
-                <w:szCs w:val="16"/>
-                <w:rtl w:val="0"/>
-              </w:rPr>
-              <w:t xml:space="preserve">S 17</w:t>
-            </w:r>
-          </w:p>
-        </w:tc>
-        <w:tc>
-          <w:tcPr/>
-          <w:p>
-            <w:pPr>
-              <w:spacing w:line="360" w:lineRule="auto"/>
-              <w:jc w:val="center"/>
-              <w:rPr>
-                <w:b w:val="1"/>
-                <w:bCs w:val="1"/>
-                <w:sz w:val="16"/>
-                <w:szCs w:val="16"/>
-              </w:rPr>
-            </w:pPr>
-            <w:r>
-              <w:rPr>
-                <w:b w:val="1"/>
-                <w:bCs w:val="1"/>
-                <w:sz w:val="16"/>
-                <w:szCs w:val="16"/>
-                <w:rtl w:val="0"/>
-              </w:rPr>
-              <w:t xml:space="preserve">S 18</w:t>
+          <w:tcPr/>
+          <w:p>
+            <w:pPr>
+              <w:rPr/>
+            </w:pPr>
+            <w:r>
+              <w:rPr>
+                <w:rtl w:val="0"/>
+              </w:rPr>
+              <w:t xml:space="preserve">Definición y Requisitos</w:t>
+            </w:r>
+          </w:p>
+        </w:tc>
+        <w:tc>
+          <w:tcPr/>
+          <w:p>
+            <w:pPr>
+              <w:rPr/>
+            </w:pPr>
+            <w:r>
+              <w:rPr>
+                <w:rtl w:val="0"/>
+              </w:rPr>
+              <w:t xml:space="preserve">X</w:t>
+            </w:r>
+          </w:p>
+        </w:tc>
+        <w:tc>
+          <w:tcPr/>
+          <w:p>
+            <w:pPr>
+              <w:rPr/>
+            </w:pPr>
+            <w:r>
+              <w:rPr>
+                <w:rtl w:val="0"/>
+              </w:rPr>
+              <w:t xml:space="preserve">X</w:t>
+            </w:r>
+          </w:p>
+        </w:tc>
+        <w:tc>
+          <w:tcPr/>
+          <w:p>
+            <w:pPr>
+              <w:rPr/>
+            </w:pPr>
+            <w:r>
+              <w:rPr>
+                <w:rtl w:val="0"/>
+              </w:rPr>
+              <w:t xml:space="preserve">X</w:t>
+            </w:r>
+          </w:p>
+        </w:tc>
+        <w:tc>
+          <w:tcPr/>
+          <w:p>
+            <w:pPr>
+              <w:rPr/>
+            </w:pPr>
+            <w:r>
+              <w:rPr>
+                <w:rtl w:val="0"/>
+              </w:rPr>
+              <w:t xml:space="preserve">X</w:t>
+            </w:r>
+          </w:p>
+        </w:tc>
+        <w:tc>
+          <w:tcPr/>
+          <w:p>
+            <w:pPr>
+              <w:rPr/>
+            </w:pPr>
+            <w:r>
+              <w:rPr>
+                <w:rtl w:val="0"/>
+              </w:rPr>
+            </w:r>
+          </w:p>
+        </w:tc>
+        <w:tc>
+          <w:tcPr/>
+          <w:p>
+            <w:pPr>
+              <w:rPr/>
+            </w:pPr>
+            <w:r>
+              <w:rPr>
+                <w:rtl w:val="0"/>
+              </w:rPr>
+            </w:r>
+          </w:p>
+        </w:tc>
+        <w:tc>
+          <w:tcPr/>
+          <w:p>
+            <w:pPr>
+              <w:rPr/>
+            </w:pPr>
+            <w:r>
+              <w:rPr>
+                <w:rtl w:val="0"/>
+              </w:rPr>
+            </w:r>
+          </w:p>
+        </w:tc>
+        <w:tc>
+          <w:tcPr/>
+          <w:p>
+            <w:pPr>
+              <w:rPr/>
+            </w:pPr>
+            <w:r>
+              <w:rPr>
+                <w:rtl w:val="0"/>
+              </w:rPr>
+            </w:r>
+          </w:p>
+        </w:tc>
+        <w:tc>
+          <w:tcPr/>
+          <w:p>
+            <w:pPr>
+              <w:rPr/>
+            </w:pPr>
+            <w:r>
+              <w:rPr>
+                <w:rtl w:val="0"/>
+              </w:rPr>
+            </w:r>
+          </w:p>
+        </w:tc>
+        <w:tc>
+          <w:tcPr/>
+          <w:p>
+            <w:pPr>
+              <w:rPr/>
+            </w:pPr>
+            <w:r>
+              <w:rPr>
+                <w:rtl w:val="0"/>
+              </w:rPr>
+            </w:r>
+          </w:p>
+        </w:tc>
+        <w:tc>
+          <w:tcPr/>
+          <w:p>
+            <w:pPr>
+              <w:rPr/>
+            </w:pPr>
+            <w:r>
+              <w:rPr>
+                <w:rtl w:val="0"/>
+              </w:rPr>
+            </w:r>
+          </w:p>
+        </w:tc>
+        <w:tc>
+          <w:tcPr/>
+          <w:p>
+            <w:pPr>
+              <w:rPr/>
+            </w:pPr>
+            <w:r>
+              <w:rPr>
+                <w:rtl w:val="0"/>
+              </w:rPr>
+            </w:r>
+          </w:p>
+        </w:tc>
+        <w:tc>
+          <w:tcPr/>
+          <w:p>
+            <w:pPr>
+              <w:rPr/>
+            </w:pPr>
+            <w:r>
+              <w:rPr>
+                <w:rtl w:val="0"/>
+              </w:rPr>
+            </w:r>
+          </w:p>
+        </w:tc>
+        <w:tc>
+          <w:tcPr/>
+          <w:p>
+            <w:pPr>
+              <w:rPr/>
+            </w:pPr>
+            <w:r>
+              <w:rPr>
+                <w:rtl w:val="0"/>
+              </w:rPr>
+            </w:r>
+          </w:p>
+        </w:tc>
+        <w:tc>
+          <w:tcPr/>
+          <w:p>
+            <w:pPr>
+              <w:rPr/>
+            </w:pPr>
+            <w:r>
+              <w:rPr>
+                <w:rtl w:val="0"/>
+              </w:rPr>
+            </w:r>
+          </w:p>
+        </w:tc>
+        <w:tc>
+          <w:tcPr/>
+          <w:p>
+            <w:pPr>
+              <w:rPr/>
+            </w:pPr>
+            <w:r>
+              <w:rPr>
+                <w:rtl w:val="0"/>
+              </w:rPr>
+            </w:r>
+          </w:p>
+        </w:tc>
+        <w:tc>
+          <w:tcPr/>
+          <w:p>
+            <w:pPr>
+              <w:rPr/>
+            </w:pPr>
+            <w:r>
+              <w:rPr>
+                <w:rtl w:val="0"/>
+              </w:rPr>
+            </w:r>
+          </w:p>
+        </w:tc>
+        <w:tc>
+          <w:tcPr/>
+          <w:p>
+            <w:pPr>
+              <w:rPr/>
+            </w:pPr>
+            <w:r>
+              <w:rPr>
+                <w:rtl w:val="0"/>
+              </w:rPr>
             </w:r>
           </w:p>
         </w:tc>
@@ -6647,395 +5827,250 @@
       <w:tr>
         <w:trPr>
           <w:cantSplit w:val="0"/>
-          <w:trHeight w:val="294" w:hRule="atLeast"/>
           <w:tblHeader w:val="0"/>
         </w:trPr>
         <w:tc>
           <w:tcPr/>
           <w:p>
             <w:pPr>
-              <w:spacing w:line="360" w:lineRule="auto"/>
-              <w:jc w:val="both"/>
-              <w:rPr>
-                <w:b w:val="1"/>
-                <w:bCs w:val="1"/>
-                <w:sz w:val="16"/>
-                <w:szCs w:val="16"/>
-              </w:rPr>
-            </w:pPr>
-            <w:r>
-              <w:rPr>
-                <w:rFonts w:ascii="Calibri" w:cs="Calibri" w:eastAsia="Calibri" w:hAnsi="Calibri"/>
-                <w:i w:val="1"/>
-                <w:iCs w:val="1"/>
-                <w:color w:val="548dd4"/>
-                <w:sz w:val="16"/>
-                <w:szCs w:val="16"/>
-                <w:rtl w:val="0"/>
-              </w:rPr>
-              <w:t xml:space="preserve">Describe actividades del punto anterior</w:t>
-            </w:r>
-            <w:r>
-              <w:rPr>
-                <w:rtl w:val="0"/>
-              </w:rPr>
-            </w:r>
-          </w:p>
-        </w:tc>
-        <w:tc>
-          <w:tcPr/>
-          <w:p>
-            <w:pPr>
-              <w:spacing w:line="360" w:lineRule="auto"/>
-              <w:jc w:val="both"/>
-              <w:rPr>
-                <w:b w:val="1"/>
-                <w:bCs w:val="1"/>
-                <w:sz w:val="16"/>
-                <w:szCs w:val="16"/>
-              </w:rPr>
-            </w:pPr>
-            <w:r>
-              <w:rPr>
-                <w:rtl w:val="0"/>
-              </w:rPr>
-            </w:r>
-          </w:p>
-        </w:tc>
-        <w:tc>
-          <w:tcPr/>
-          <w:p>
-            <w:pPr>
-              <w:spacing w:line="360" w:lineRule="auto"/>
-              <w:jc w:val="both"/>
-              <w:rPr>
-                <w:b w:val="1"/>
-                <w:bCs w:val="1"/>
-                <w:sz w:val="16"/>
-                <w:szCs w:val="16"/>
-              </w:rPr>
-            </w:pPr>
-            <w:r>
-              <w:rPr>
-                <w:rtl w:val="0"/>
-              </w:rPr>
-            </w:r>
-          </w:p>
-        </w:tc>
-        <w:tc>
-          <w:tcPr/>
-          <w:p>
-            <w:pPr>
-              <w:spacing w:line="360" w:lineRule="auto"/>
-              <w:jc w:val="both"/>
-              <w:rPr>
-                <w:b w:val="1"/>
-                <w:bCs w:val="1"/>
-                <w:sz w:val="16"/>
-                <w:szCs w:val="16"/>
-              </w:rPr>
-            </w:pPr>
-            <w:r>
-              <w:rPr>
-                <w:rtl w:val="0"/>
-              </w:rPr>
-            </w:r>
-          </w:p>
-        </w:tc>
-        <w:tc>
-          <w:tcPr/>
-          <w:p>
-            <w:pPr>
-              <w:spacing w:line="360" w:lineRule="auto"/>
-              <w:jc w:val="both"/>
-              <w:rPr>
-                <w:b w:val="1"/>
-                <w:bCs w:val="1"/>
-                <w:sz w:val="16"/>
-                <w:szCs w:val="16"/>
-              </w:rPr>
-            </w:pPr>
-            <w:r>
-              <w:rPr>
-                <w:rtl w:val="0"/>
-              </w:rPr>
-            </w:r>
-          </w:p>
-        </w:tc>
-        <w:tc>
-          <w:tcPr/>
-          <w:p>
-            <w:pPr>
-              <w:spacing w:line="360" w:lineRule="auto"/>
-              <w:jc w:val="both"/>
-              <w:rPr>
-                <w:b w:val="1"/>
-                <w:bCs w:val="1"/>
-                <w:sz w:val="16"/>
-                <w:szCs w:val="16"/>
-              </w:rPr>
-            </w:pPr>
-            <w:r>
-              <w:rPr>
-                <w:rtl w:val="0"/>
-              </w:rPr>
-            </w:r>
-          </w:p>
-        </w:tc>
-        <w:tc>
-          <w:tcPr/>
-          <w:p>
-            <w:pPr>
-              <w:spacing w:line="360" w:lineRule="auto"/>
-              <w:jc w:val="both"/>
-              <w:rPr>
-                <w:b w:val="1"/>
-                <w:bCs w:val="1"/>
-                <w:sz w:val="16"/>
-                <w:szCs w:val="16"/>
-              </w:rPr>
-            </w:pPr>
-            <w:r>
-              <w:rPr>
-                <w:rtl w:val="0"/>
-              </w:rPr>
-            </w:r>
-          </w:p>
-        </w:tc>
-        <w:tc>
-          <w:tcPr/>
-          <w:p>
-            <w:pPr>
-              <w:spacing w:line="360" w:lineRule="auto"/>
-              <w:jc w:val="both"/>
-              <w:rPr>
-                <w:b w:val="1"/>
-                <w:bCs w:val="1"/>
-                <w:sz w:val="16"/>
-                <w:szCs w:val="16"/>
-              </w:rPr>
-            </w:pPr>
-            <w:r>
-              <w:rPr>
-                <w:rtl w:val="0"/>
-              </w:rPr>
-            </w:r>
-          </w:p>
-        </w:tc>
-        <w:tc>
-          <w:tcPr/>
-          <w:p>
-            <w:pPr>
-              <w:spacing w:line="360" w:lineRule="auto"/>
-              <w:jc w:val="both"/>
-              <w:rPr>
-                <w:b w:val="1"/>
-                <w:bCs w:val="1"/>
-                <w:sz w:val="16"/>
-                <w:szCs w:val="16"/>
-              </w:rPr>
-            </w:pPr>
-            <w:r>
-              <w:rPr>
-                <w:rtl w:val="0"/>
-              </w:rPr>
-            </w:r>
-          </w:p>
-        </w:tc>
-        <w:tc>
-          <w:tcPr/>
-          <w:p>
-            <w:pPr>
-              <w:spacing w:line="360" w:lineRule="auto"/>
-              <w:jc w:val="both"/>
-              <w:rPr>
-                <w:b w:val="1"/>
-                <w:bCs w:val="1"/>
-                <w:sz w:val="16"/>
-                <w:szCs w:val="16"/>
-              </w:rPr>
-            </w:pPr>
-            <w:r>
-              <w:rPr>
-                <w:rtl w:val="0"/>
-              </w:rPr>
-            </w:r>
-          </w:p>
-        </w:tc>
-        <w:tc>
-          <w:tcPr/>
-          <w:p>
-            <w:pPr>
-              <w:spacing w:line="360" w:lineRule="auto"/>
-              <w:jc w:val="both"/>
-              <w:rPr>
-                <w:b w:val="1"/>
-                <w:bCs w:val="1"/>
-                <w:sz w:val="16"/>
-                <w:szCs w:val="16"/>
-              </w:rPr>
-            </w:pPr>
-            <w:r>
-              <w:rPr>
-                <w:rtl w:val="0"/>
-              </w:rPr>
-            </w:r>
-          </w:p>
-        </w:tc>
-        <w:tc>
-          <w:tcPr/>
-          <w:p>
-            <w:pPr>
-              <w:spacing w:line="360" w:lineRule="auto"/>
-              <w:jc w:val="both"/>
-              <w:rPr>
-                <w:b w:val="1"/>
-                <w:bCs w:val="1"/>
-                <w:sz w:val="16"/>
-                <w:szCs w:val="16"/>
-              </w:rPr>
-            </w:pPr>
-            <w:r>
-              <w:rPr>
-                <w:rtl w:val="0"/>
-              </w:rPr>
-            </w:r>
-          </w:p>
-        </w:tc>
-        <w:tc>
-          <w:tcPr/>
-          <w:p>
-            <w:pPr>
-              <w:spacing w:line="360" w:lineRule="auto"/>
-              <w:jc w:val="both"/>
-              <w:rPr>
-                <w:b w:val="1"/>
-                <w:bCs w:val="1"/>
-                <w:sz w:val="16"/>
-                <w:szCs w:val="16"/>
-              </w:rPr>
-            </w:pPr>
-            <w:r>
-              <w:rPr>
-                <w:rtl w:val="0"/>
-              </w:rPr>
-            </w:r>
-          </w:p>
-        </w:tc>
-        <w:tc>
-          <w:tcPr/>
-          <w:p>
-            <w:pPr>
-              <w:spacing w:line="360" w:lineRule="auto"/>
-              <w:jc w:val="both"/>
-              <w:rPr>
-                <w:b w:val="1"/>
-                <w:bCs w:val="1"/>
-                <w:sz w:val="16"/>
-                <w:szCs w:val="16"/>
-              </w:rPr>
-            </w:pPr>
-            <w:r>
-              <w:rPr>
-                <w:rtl w:val="0"/>
-              </w:rPr>
-            </w:r>
-          </w:p>
-        </w:tc>
-        <w:tc>
-          <w:tcPr/>
-          <w:p>
-            <w:pPr>
-              <w:spacing w:line="360" w:lineRule="auto"/>
-              <w:jc w:val="both"/>
-              <w:rPr>
-                <w:b w:val="1"/>
-                <w:bCs w:val="1"/>
-                <w:sz w:val="16"/>
-                <w:szCs w:val="16"/>
-              </w:rPr>
-            </w:pPr>
-            <w:r>
-              <w:rPr>
-                <w:rtl w:val="0"/>
-              </w:rPr>
-            </w:r>
-          </w:p>
-        </w:tc>
-        <w:tc>
-          <w:tcPr/>
-          <w:p>
-            <w:pPr>
-              <w:spacing w:line="360" w:lineRule="auto"/>
-              <w:jc w:val="both"/>
-              <w:rPr>
-                <w:b w:val="1"/>
-                <w:bCs w:val="1"/>
-                <w:sz w:val="16"/>
-                <w:szCs w:val="16"/>
-              </w:rPr>
-            </w:pPr>
-            <w:r>
-              <w:rPr>
-                <w:rtl w:val="0"/>
-              </w:rPr>
-            </w:r>
-          </w:p>
-        </w:tc>
-        <w:tc>
-          <w:tcPr>
-            <w:gridSpan w:val="2"/>
-          </w:tcPr>
-          <w:p>
-            <w:pPr>
-              <w:spacing w:line="360" w:lineRule="auto"/>
-              <w:jc w:val="both"/>
-              <w:rPr>
-                <w:b w:val="1"/>
-                <w:bCs w:val="1"/>
-                <w:sz w:val="16"/>
-                <w:szCs w:val="16"/>
-              </w:rPr>
-            </w:pPr>
-            <w:r>
-              <w:rPr>
-                <w:rtl w:val="0"/>
-              </w:rPr>
-            </w:r>
-          </w:p>
-        </w:tc>
-        <w:tc>
-          <w:tcPr/>
-          <w:p>
-            <w:pPr>
-              <w:spacing w:line="360" w:lineRule="auto"/>
-              <w:jc w:val="both"/>
-              <w:rPr>
-                <w:b w:val="1"/>
-                <w:bCs w:val="1"/>
-                <w:sz w:val="16"/>
-                <w:szCs w:val="16"/>
-              </w:rPr>
-            </w:pPr>
-            <w:r>
-              <w:rPr>
-                <w:rtl w:val="0"/>
-              </w:rPr>
-            </w:r>
-          </w:p>
-        </w:tc>
-        <w:tc>
-          <w:tcPr/>
-          <w:p>
-            <w:pPr>
-              <w:spacing w:line="360" w:lineRule="auto"/>
-              <w:jc w:val="both"/>
-              <w:rPr>
-                <w:b w:val="1"/>
-                <w:bCs w:val="1"/>
-                <w:sz w:val="16"/>
-                <w:szCs w:val="16"/>
-              </w:rPr>
+              <w:rPr/>
+            </w:pPr>
+            <w:r>
+              <w:rPr>
+                <w:rtl w:val="0"/>
+              </w:rPr>
+              <w:t xml:space="preserve">Diseño y BD</w:t>
+            </w:r>
+          </w:p>
+        </w:tc>
+        <w:tc>
+          <w:tcPr/>
+          <w:p>
+            <w:pPr>
+              <w:rPr/>
+            </w:pPr>
+            <w:r>
+              <w:rPr>
+                <w:rtl w:val="0"/>
+              </w:rPr>
+            </w:r>
+          </w:p>
+        </w:tc>
+        <w:tc>
+          <w:tcPr/>
+          <w:p>
+            <w:pPr>
+              <w:rPr/>
+            </w:pPr>
+            <w:r>
+              <w:rPr>
+                <w:rtl w:val="0"/>
+              </w:rPr>
+            </w:r>
+          </w:p>
+        </w:tc>
+        <w:tc>
+          <w:tcPr/>
+          <w:p>
+            <w:pPr>
+              <w:rPr/>
+            </w:pPr>
+            <w:r>
+              <w:rPr>
+                <w:rtl w:val="0"/>
+              </w:rPr>
+            </w:r>
+          </w:p>
+        </w:tc>
+        <w:tc>
+          <w:tcPr/>
+          <w:p>
+            <w:pPr>
+              <w:rPr/>
+            </w:pPr>
+            <w:r>
+              <w:rPr>
+                <w:rtl w:val="0"/>
+              </w:rPr>
+            </w:r>
+          </w:p>
+        </w:tc>
+        <w:tc>
+          <w:tcPr/>
+          <w:p>
+            <w:pPr>
+              <w:rPr/>
+            </w:pPr>
+            <w:r>
+              <w:rPr>
+                <w:rtl w:val="0"/>
+              </w:rPr>
+              <w:t xml:space="preserve">X</w:t>
+            </w:r>
+          </w:p>
+        </w:tc>
+        <w:tc>
+          <w:tcPr/>
+          <w:p>
+            <w:pPr>
+              <w:rPr/>
+            </w:pPr>
+            <w:r>
+              <w:rPr>
+                <w:rtl w:val="0"/>
+              </w:rPr>
+              <w:t xml:space="preserve">X</w:t>
+            </w:r>
+          </w:p>
+        </w:tc>
+        <w:tc>
+          <w:tcPr/>
+          <w:p>
+            <w:pPr>
+              <w:rPr/>
+            </w:pPr>
+            <w:r>
+              <w:rPr>
+                <w:rtl w:val="0"/>
+              </w:rPr>
+            </w:r>
+          </w:p>
+        </w:tc>
+        <w:tc>
+          <w:tcPr/>
+          <w:p>
+            <w:pPr>
+              <w:rPr/>
+            </w:pPr>
+            <w:r>
+              <w:rPr>
+                <w:rtl w:val="0"/>
+              </w:rPr>
+            </w:r>
+          </w:p>
+        </w:tc>
+        <w:tc>
+          <w:tcPr/>
+          <w:p>
+            <w:pPr>
+              <w:rPr/>
+            </w:pPr>
+            <w:r>
+              <w:rPr>
+                <w:rtl w:val="0"/>
+              </w:rPr>
+            </w:r>
+          </w:p>
+        </w:tc>
+        <w:tc>
+          <w:tcPr/>
+          <w:p>
+            <w:pPr>
+              <w:rPr/>
+            </w:pPr>
+            <w:r>
+              <w:rPr>
+                <w:rtl w:val="0"/>
+              </w:rPr>
+            </w:r>
+          </w:p>
+        </w:tc>
+        <w:tc>
+          <w:tcPr/>
+          <w:p>
+            <w:pPr>
+              <w:rPr/>
+            </w:pPr>
+            <w:r>
+              <w:rPr>
+                <w:rtl w:val="0"/>
+              </w:rPr>
+            </w:r>
+          </w:p>
+        </w:tc>
+        <w:tc>
+          <w:tcPr/>
+          <w:p>
+            <w:pPr>
+              <w:rPr/>
+            </w:pPr>
+            <w:r>
+              <w:rPr>
+                <w:rtl w:val="0"/>
+              </w:rPr>
+            </w:r>
+          </w:p>
+        </w:tc>
+        <w:tc>
+          <w:tcPr/>
+          <w:p>
+            <w:pPr>
+              <w:rPr/>
+            </w:pPr>
+            <w:r>
+              <w:rPr>
+                <w:rtl w:val="0"/>
+              </w:rPr>
+            </w:r>
+          </w:p>
+        </w:tc>
+        <w:tc>
+          <w:tcPr/>
+          <w:p>
+            <w:pPr>
+              <w:rPr/>
+            </w:pPr>
+            <w:r>
+              <w:rPr>
+                <w:rtl w:val="0"/>
+              </w:rPr>
+            </w:r>
+          </w:p>
+        </w:tc>
+        <w:tc>
+          <w:tcPr/>
+          <w:p>
+            <w:pPr>
+              <w:rPr/>
+            </w:pPr>
+            <w:r>
+              <w:rPr>
+                <w:rtl w:val="0"/>
+              </w:rPr>
+            </w:r>
+          </w:p>
+        </w:tc>
+        <w:tc>
+          <w:tcPr/>
+          <w:p>
+            <w:pPr>
+              <w:rPr/>
+            </w:pPr>
+            <w:r>
+              <w:rPr>
+                <w:rtl w:val="0"/>
+              </w:rPr>
+            </w:r>
+          </w:p>
+        </w:tc>
+        <w:tc>
+          <w:tcPr/>
+          <w:p>
+            <w:pPr>
+              <w:rPr/>
+            </w:pPr>
+            <w:r>
+              <w:rPr>
+                <w:rtl w:val="0"/>
+              </w:rPr>
+            </w:r>
+          </w:p>
+        </w:tc>
+        <w:tc>
+          <w:tcPr/>
+          <w:p>
+            <w:pPr>
+              <w:rPr/>
             </w:pPr>
             <w:r>
               <w:rPr>
@@ -7048,383 +6083,255 @@
       <w:tr>
         <w:trPr>
           <w:cantSplit w:val="0"/>
-          <w:trHeight w:val="303" w:hRule="atLeast"/>
           <w:tblHeader w:val="0"/>
         </w:trPr>
         <w:tc>
           <w:tcPr/>
           <w:p>
             <w:pPr>
-              <w:spacing w:line="360" w:lineRule="auto"/>
-              <w:jc w:val="both"/>
-              <w:rPr>
-                <w:b w:val="1"/>
-                <w:bCs w:val="1"/>
-                <w:sz w:val="16"/>
-                <w:szCs w:val="16"/>
-              </w:rPr>
-            </w:pPr>
-            <w:r>
-              <w:rPr>
-                <w:rtl w:val="0"/>
-              </w:rPr>
-            </w:r>
-          </w:p>
-        </w:tc>
-        <w:tc>
-          <w:tcPr/>
-          <w:p>
-            <w:pPr>
-              <w:spacing w:line="360" w:lineRule="auto"/>
-              <w:jc w:val="both"/>
-              <w:rPr>
-                <w:b w:val="1"/>
-                <w:bCs w:val="1"/>
-                <w:sz w:val="16"/>
-                <w:szCs w:val="16"/>
-              </w:rPr>
-            </w:pPr>
-            <w:r>
-              <w:rPr>
-                <w:rtl w:val="0"/>
-              </w:rPr>
-            </w:r>
-          </w:p>
-        </w:tc>
-        <w:tc>
-          <w:tcPr/>
-          <w:p>
-            <w:pPr>
-              <w:spacing w:line="360" w:lineRule="auto"/>
-              <w:jc w:val="both"/>
-              <w:rPr>
-                <w:b w:val="1"/>
-                <w:bCs w:val="1"/>
-                <w:sz w:val="16"/>
-                <w:szCs w:val="16"/>
-              </w:rPr>
-            </w:pPr>
-            <w:r>
-              <w:rPr>
-                <w:rtl w:val="0"/>
-              </w:rPr>
-            </w:r>
-          </w:p>
-        </w:tc>
-        <w:tc>
-          <w:tcPr/>
-          <w:p>
-            <w:pPr>
-              <w:spacing w:line="360" w:lineRule="auto"/>
-              <w:jc w:val="both"/>
-              <w:rPr>
-                <w:b w:val="1"/>
-                <w:bCs w:val="1"/>
-                <w:sz w:val="16"/>
-                <w:szCs w:val="16"/>
-              </w:rPr>
-            </w:pPr>
-            <w:r>
-              <w:rPr>
-                <w:rtl w:val="0"/>
-              </w:rPr>
-            </w:r>
-          </w:p>
-        </w:tc>
-        <w:tc>
-          <w:tcPr/>
-          <w:p>
-            <w:pPr>
-              <w:spacing w:line="360" w:lineRule="auto"/>
-              <w:jc w:val="both"/>
-              <w:rPr>
-                <w:b w:val="1"/>
-                <w:bCs w:val="1"/>
-                <w:sz w:val="16"/>
-                <w:szCs w:val="16"/>
-              </w:rPr>
-            </w:pPr>
-            <w:r>
-              <w:rPr>
-                <w:rtl w:val="0"/>
-              </w:rPr>
-            </w:r>
-          </w:p>
-        </w:tc>
-        <w:tc>
-          <w:tcPr/>
-          <w:p>
-            <w:pPr>
-              <w:spacing w:line="360" w:lineRule="auto"/>
-              <w:jc w:val="both"/>
-              <w:rPr>
-                <w:b w:val="1"/>
-                <w:bCs w:val="1"/>
-                <w:sz w:val="16"/>
-                <w:szCs w:val="16"/>
-              </w:rPr>
-            </w:pPr>
-            <w:r>
-              <w:rPr>
-                <w:rtl w:val="0"/>
-              </w:rPr>
-            </w:r>
-          </w:p>
-        </w:tc>
-        <w:tc>
-          <w:tcPr/>
-          <w:p>
-            <w:pPr>
-              <w:spacing w:line="360" w:lineRule="auto"/>
-              <w:jc w:val="both"/>
-              <w:rPr>
-                <w:b w:val="1"/>
-                <w:bCs w:val="1"/>
-                <w:sz w:val="16"/>
-                <w:szCs w:val="16"/>
-              </w:rPr>
-            </w:pPr>
-            <w:r>
-              <w:rPr>
-                <w:rtl w:val="0"/>
-              </w:rPr>
-            </w:r>
-          </w:p>
-        </w:tc>
-        <w:tc>
-          <w:tcPr/>
-          <w:p>
-            <w:pPr>
-              <w:spacing w:line="360" w:lineRule="auto"/>
-              <w:jc w:val="both"/>
-              <w:rPr>
-                <w:b w:val="1"/>
-                <w:bCs w:val="1"/>
-                <w:sz w:val="16"/>
-                <w:szCs w:val="16"/>
-              </w:rPr>
-            </w:pPr>
-            <w:r>
-              <w:rPr>
-                <w:rtl w:val="0"/>
-              </w:rPr>
-            </w:r>
-          </w:p>
-        </w:tc>
-        <w:tc>
-          <w:tcPr/>
-          <w:p>
-            <w:pPr>
-              <w:spacing w:line="360" w:lineRule="auto"/>
-              <w:jc w:val="both"/>
-              <w:rPr>
-                <w:b w:val="1"/>
-                <w:bCs w:val="1"/>
-                <w:sz w:val="16"/>
-                <w:szCs w:val="16"/>
-              </w:rPr>
-            </w:pPr>
-            <w:r>
-              <w:rPr>
-                <w:rtl w:val="0"/>
-              </w:rPr>
-            </w:r>
-          </w:p>
-        </w:tc>
-        <w:tc>
-          <w:tcPr/>
-          <w:p>
-            <w:pPr>
-              <w:spacing w:line="360" w:lineRule="auto"/>
-              <w:jc w:val="both"/>
-              <w:rPr>
-                <w:b w:val="1"/>
-                <w:bCs w:val="1"/>
-                <w:sz w:val="16"/>
-                <w:szCs w:val="16"/>
-              </w:rPr>
-            </w:pPr>
-            <w:r>
-              <w:rPr>
-                <w:rtl w:val="0"/>
-              </w:rPr>
-            </w:r>
-          </w:p>
-        </w:tc>
-        <w:tc>
-          <w:tcPr/>
-          <w:p>
-            <w:pPr>
-              <w:spacing w:line="360" w:lineRule="auto"/>
-              <w:jc w:val="both"/>
-              <w:rPr>
-                <w:b w:val="1"/>
-                <w:bCs w:val="1"/>
-                <w:sz w:val="16"/>
-                <w:szCs w:val="16"/>
-              </w:rPr>
-            </w:pPr>
-            <w:r>
-              <w:rPr>
-                <w:rtl w:val="0"/>
-              </w:rPr>
-            </w:r>
-          </w:p>
-        </w:tc>
-        <w:tc>
-          <w:tcPr/>
-          <w:p>
-            <w:pPr>
-              <w:spacing w:line="360" w:lineRule="auto"/>
-              <w:jc w:val="both"/>
-              <w:rPr>
-                <w:b w:val="1"/>
-                <w:bCs w:val="1"/>
-                <w:sz w:val="16"/>
-                <w:szCs w:val="16"/>
-              </w:rPr>
-            </w:pPr>
-            <w:r>
-              <w:rPr>
-                <w:rtl w:val="0"/>
-              </w:rPr>
-            </w:r>
-          </w:p>
-        </w:tc>
-        <w:tc>
-          <w:tcPr/>
-          <w:p>
-            <w:pPr>
-              <w:spacing w:line="360" w:lineRule="auto"/>
-              <w:jc w:val="both"/>
-              <w:rPr>
-                <w:b w:val="1"/>
-                <w:bCs w:val="1"/>
-                <w:sz w:val="16"/>
-                <w:szCs w:val="16"/>
-              </w:rPr>
-            </w:pPr>
-            <w:r>
-              <w:rPr>
-                <w:rtl w:val="0"/>
-              </w:rPr>
-            </w:r>
-          </w:p>
-        </w:tc>
-        <w:tc>
-          <w:tcPr/>
-          <w:p>
-            <w:pPr>
-              <w:spacing w:line="360" w:lineRule="auto"/>
-              <w:jc w:val="both"/>
-              <w:rPr>
-                <w:b w:val="1"/>
-                <w:bCs w:val="1"/>
-                <w:sz w:val="16"/>
-                <w:szCs w:val="16"/>
-              </w:rPr>
-            </w:pPr>
-            <w:r>
-              <w:rPr>
-                <w:rtl w:val="0"/>
-              </w:rPr>
-            </w:r>
-          </w:p>
-        </w:tc>
-        <w:tc>
-          <w:tcPr/>
-          <w:p>
-            <w:pPr>
-              <w:spacing w:line="360" w:lineRule="auto"/>
-              <w:jc w:val="both"/>
-              <w:rPr>
-                <w:b w:val="1"/>
-                <w:bCs w:val="1"/>
-                <w:sz w:val="16"/>
-                <w:szCs w:val="16"/>
-              </w:rPr>
-            </w:pPr>
-            <w:r>
-              <w:rPr>
-                <w:rtl w:val="0"/>
-              </w:rPr>
-            </w:r>
-          </w:p>
-        </w:tc>
-        <w:tc>
-          <w:tcPr/>
-          <w:p>
-            <w:pPr>
-              <w:spacing w:line="360" w:lineRule="auto"/>
-              <w:jc w:val="both"/>
-              <w:rPr>
-                <w:b w:val="1"/>
-                <w:bCs w:val="1"/>
-                <w:sz w:val="16"/>
-                <w:szCs w:val="16"/>
-              </w:rPr>
-            </w:pPr>
-            <w:r>
-              <w:rPr>
-                <w:rtl w:val="0"/>
-              </w:rPr>
-            </w:r>
-          </w:p>
-        </w:tc>
-        <w:tc>
-          <w:tcPr>
-            <w:gridSpan w:val="2"/>
-          </w:tcPr>
-          <w:p>
-            <w:pPr>
-              <w:spacing w:line="360" w:lineRule="auto"/>
-              <w:jc w:val="both"/>
-              <w:rPr>
-                <w:b w:val="1"/>
-                <w:bCs w:val="1"/>
-                <w:sz w:val="16"/>
-                <w:szCs w:val="16"/>
-              </w:rPr>
-            </w:pPr>
-            <w:r>
-              <w:rPr>
-                <w:rtl w:val="0"/>
-              </w:rPr>
-            </w:r>
-          </w:p>
-        </w:tc>
-        <w:tc>
-          <w:tcPr/>
-          <w:p>
-            <w:pPr>
-              <w:spacing w:line="360" w:lineRule="auto"/>
-              <w:jc w:val="both"/>
-              <w:rPr>
-                <w:b w:val="1"/>
-                <w:bCs w:val="1"/>
-                <w:sz w:val="16"/>
-                <w:szCs w:val="16"/>
-              </w:rPr>
-            </w:pPr>
-            <w:r>
-              <w:rPr>
-                <w:rtl w:val="0"/>
-              </w:rPr>
-            </w:r>
-          </w:p>
-        </w:tc>
-        <w:tc>
-          <w:tcPr/>
-          <w:p>
-            <w:pPr>
-              <w:spacing w:line="360" w:lineRule="auto"/>
-              <w:jc w:val="both"/>
-              <w:rPr>
-                <w:b w:val="1"/>
-                <w:bCs w:val="1"/>
-                <w:sz w:val="16"/>
-                <w:szCs w:val="16"/>
-              </w:rPr>
+              <w:rPr/>
+            </w:pPr>
+            <w:r>
+              <w:rPr>
+                <w:rtl w:val="0"/>
+              </w:rPr>
+              <w:t xml:space="preserve">Backend Core (Webpay/QR)</w:t>
+            </w:r>
+          </w:p>
+        </w:tc>
+        <w:tc>
+          <w:tcPr/>
+          <w:p>
+            <w:pPr>
+              <w:rPr/>
+            </w:pPr>
+            <w:r>
+              <w:rPr>
+                <w:rtl w:val="0"/>
+              </w:rPr>
+            </w:r>
+          </w:p>
+        </w:tc>
+        <w:tc>
+          <w:tcPr/>
+          <w:p>
+            <w:pPr>
+              <w:rPr/>
+            </w:pPr>
+            <w:r>
+              <w:rPr>
+                <w:rtl w:val="0"/>
+              </w:rPr>
+            </w:r>
+          </w:p>
+        </w:tc>
+        <w:tc>
+          <w:tcPr/>
+          <w:p>
+            <w:pPr>
+              <w:rPr/>
+            </w:pPr>
+            <w:r>
+              <w:rPr>
+                <w:rtl w:val="0"/>
+              </w:rPr>
+            </w:r>
+          </w:p>
+        </w:tc>
+        <w:tc>
+          <w:tcPr/>
+          <w:p>
+            <w:pPr>
+              <w:rPr/>
+            </w:pPr>
+            <w:r>
+              <w:rPr>
+                <w:rtl w:val="0"/>
+              </w:rPr>
+            </w:r>
+          </w:p>
+        </w:tc>
+        <w:tc>
+          <w:tcPr/>
+          <w:p>
+            <w:pPr>
+              <w:rPr/>
+            </w:pPr>
+            <w:r>
+              <w:rPr>
+                <w:rtl w:val="0"/>
+              </w:rPr>
+            </w:r>
+          </w:p>
+        </w:tc>
+        <w:tc>
+          <w:tcPr/>
+          <w:p>
+            <w:pPr>
+              <w:rPr/>
+            </w:pPr>
+            <w:r>
+              <w:rPr>
+                <w:rtl w:val="0"/>
+              </w:rPr>
+            </w:r>
+          </w:p>
+        </w:tc>
+        <w:tc>
+          <w:tcPr/>
+          <w:p>
+            <w:pPr>
+              <w:rPr/>
+            </w:pPr>
+            <w:r>
+              <w:rPr>
+                <w:rtl w:val="0"/>
+              </w:rPr>
+              <w:t xml:space="preserve">X</w:t>
+            </w:r>
+          </w:p>
+        </w:tc>
+        <w:tc>
+          <w:tcPr/>
+          <w:p>
+            <w:pPr>
+              <w:rPr/>
+            </w:pPr>
+            <w:r>
+              <w:rPr>
+                <w:rtl w:val="0"/>
+              </w:rPr>
+              <w:t xml:space="preserve">X</w:t>
+            </w:r>
+          </w:p>
+        </w:tc>
+        <w:tc>
+          <w:tcPr/>
+          <w:p>
+            <w:pPr>
+              <w:rPr/>
+            </w:pPr>
+            <w:r>
+              <w:rPr>
+                <w:rtl w:val="0"/>
+              </w:rPr>
+              <w:t xml:space="preserve">X</w:t>
+            </w:r>
+          </w:p>
+        </w:tc>
+        <w:tc>
+          <w:tcPr/>
+          <w:p>
+            <w:pPr>
+              <w:rPr/>
+            </w:pPr>
+            <w:r>
+              <w:rPr>
+                <w:rtl w:val="0"/>
+              </w:rPr>
+              <w:t xml:space="preserve">X</w:t>
+            </w:r>
+          </w:p>
+        </w:tc>
+        <w:tc>
+          <w:tcPr/>
+          <w:p>
+            <w:pPr>
+              <w:rPr/>
+            </w:pPr>
+            <w:r>
+              <w:rPr>
+                <w:rtl w:val="0"/>
+              </w:rPr>
+              <w:t xml:space="preserve">X</w:t>
+            </w:r>
+          </w:p>
+        </w:tc>
+        <w:tc>
+          <w:tcPr/>
+          <w:p>
+            <w:pPr>
+              <w:rPr/>
+            </w:pPr>
+            <w:r>
+              <w:rPr>
+                <w:rtl w:val="0"/>
+              </w:rPr>
+              <w:t xml:space="preserve">X</w:t>
+            </w:r>
+          </w:p>
+        </w:tc>
+        <w:tc>
+          <w:tcPr/>
+          <w:p>
+            <w:pPr>
+              <w:rPr/>
+            </w:pPr>
+            <w:r>
+              <w:rPr>
+                <w:rtl w:val="0"/>
+              </w:rPr>
+              <w:t xml:space="preserve">X</w:t>
+            </w:r>
+          </w:p>
+        </w:tc>
+        <w:tc>
+          <w:tcPr/>
+          <w:p>
+            <w:pPr>
+              <w:rPr/>
+            </w:pPr>
+            <w:r>
+              <w:rPr>
+                <w:rtl w:val="0"/>
+              </w:rPr>
+            </w:r>
+          </w:p>
+        </w:tc>
+        <w:tc>
+          <w:tcPr/>
+          <w:p>
+            <w:pPr>
+              <w:rPr/>
+            </w:pPr>
+            <w:r>
+              <w:rPr>
+                <w:rtl w:val="0"/>
+              </w:rPr>
+            </w:r>
+          </w:p>
+        </w:tc>
+        <w:tc>
+          <w:tcPr/>
+          <w:p>
+            <w:pPr>
+              <w:rPr/>
+            </w:pPr>
+            <w:r>
+              <w:rPr>
+                <w:rtl w:val="0"/>
+              </w:rPr>
+            </w:r>
+          </w:p>
+        </w:tc>
+        <w:tc>
+          <w:tcPr/>
+          <w:p>
+            <w:pPr>
+              <w:rPr/>
+            </w:pPr>
+            <w:r>
+              <w:rPr>
+                <w:rtl w:val="0"/>
+              </w:rPr>
+            </w:r>
+          </w:p>
+        </w:tc>
+        <w:tc>
+          <w:tcPr/>
+          <w:p>
+            <w:pPr>
+              <w:rPr/>
             </w:pPr>
             <w:r>
               <w:rPr>
@@ -7437,388 +6344,518 @@
       <w:tr>
         <w:trPr>
           <w:cantSplit w:val="0"/>
-          <w:trHeight w:val="294" w:hRule="atLeast"/>
           <w:tblHeader w:val="0"/>
         </w:trPr>
         <w:tc>
           <w:tcPr/>
           <w:p>
             <w:pPr>
-              <w:spacing w:line="360" w:lineRule="auto"/>
-              <w:jc w:val="both"/>
-              <w:rPr>
-                <w:b w:val="1"/>
-                <w:bCs w:val="1"/>
-                <w:sz w:val="16"/>
-                <w:szCs w:val="16"/>
-              </w:rPr>
-            </w:pPr>
-            <w:r>
-              <w:rPr>
-                <w:rtl w:val="0"/>
-              </w:rPr>
-            </w:r>
-          </w:p>
-        </w:tc>
-        <w:tc>
-          <w:tcPr/>
-          <w:p>
-            <w:pPr>
-              <w:spacing w:line="360" w:lineRule="auto"/>
-              <w:jc w:val="both"/>
-              <w:rPr>
-                <w:b w:val="1"/>
-                <w:bCs w:val="1"/>
-                <w:sz w:val="16"/>
-                <w:szCs w:val="16"/>
-              </w:rPr>
-            </w:pPr>
-            <w:r>
-              <w:rPr>
-                <w:rtl w:val="0"/>
-              </w:rPr>
-            </w:r>
-          </w:p>
-        </w:tc>
-        <w:tc>
-          <w:tcPr/>
-          <w:p>
-            <w:pPr>
-              <w:spacing w:line="360" w:lineRule="auto"/>
-              <w:jc w:val="both"/>
-              <w:rPr>
-                <w:b w:val="1"/>
-                <w:bCs w:val="1"/>
-                <w:sz w:val="16"/>
-                <w:szCs w:val="16"/>
-              </w:rPr>
-            </w:pPr>
-            <w:r>
-              <w:rPr>
-                <w:rtl w:val="0"/>
-              </w:rPr>
-            </w:r>
-          </w:p>
-        </w:tc>
-        <w:tc>
-          <w:tcPr/>
-          <w:p>
-            <w:pPr>
-              <w:spacing w:line="360" w:lineRule="auto"/>
-              <w:jc w:val="both"/>
-              <w:rPr>
-                <w:b w:val="1"/>
-                <w:bCs w:val="1"/>
-                <w:sz w:val="16"/>
-                <w:szCs w:val="16"/>
-              </w:rPr>
-            </w:pPr>
-            <w:r>
-              <w:rPr>
-                <w:rtl w:val="0"/>
-              </w:rPr>
-            </w:r>
-          </w:p>
-        </w:tc>
-        <w:tc>
-          <w:tcPr/>
-          <w:p>
-            <w:pPr>
-              <w:spacing w:line="360" w:lineRule="auto"/>
-              <w:jc w:val="both"/>
-              <w:rPr>
-                <w:b w:val="1"/>
-                <w:bCs w:val="1"/>
-                <w:sz w:val="16"/>
-                <w:szCs w:val="16"/>
-              </w:rPr>
-            </w:pPr>
-            <w:r>
-              <w:rPr>
-                <w:rtl w:val="0"/>
-              </w:rPr>
-            </w:r>
-          </w:p>
-        </w:tc>
-        <w:tc>
-          <w:tcPr/>
-          <w:p>
-            <w:pPr>
-              <w:spacing w:line="360" w:lineRule="auto"/>
-              <w:jc w:val="both"/>
-              <w:rPr>
-                <w:b w:val="1"/>
-                <w:bCs w:val="1"/>
-                <w:sz w:val="16"/>
-                <w:szCs w:val="16"/>
-              </w:rPr>
-            </w:pPr>
-            <w:r>
-              <w:rPr>
-                <w:rtl w:val="0"/>
-              </w:rPr>
-            </w:r>
-          </w:p>
-        </w:tc>
-        <w:tc>
-          <w:tcPr/>
-          <w:p>
-            <w:pPr>
-              <w:spacing w:line="360" w:lineRule="auto"/>
-              <w:jc w:val="both"/>
-              <w:rPr>
-                <w:b w:val="1"/>
-                <w:bCs w:val="1"/>
-                <w:sz w:val="16"/>
-                <w:szCs w:val="16"/>
-              </w:rPr>
-            </w:pPr>
-            <w:r>
-              <w:rPr>
-                <w:rtl w:val="0"/>
-              </w:rPr>
-            </w:r>
-          </w:p>
-        </w:tc>
-        <w:tc>
-          <w:tcPr/>
-          <w:p>
-            <w:pPr>
-              <w:spacing w:line="360" w:lineRule="auto"/>
-              <w:jc w:val="both"/>
-              <w:rPr>
-                <w:b w:val="1"/>
-                <w:bCs w:val="1"/>
-                <w:sz w:val="16"/>
-                <w:szCs w:val="16"/>
-              </w:rPr>
-            </w:pPr>
-            <w:r>
-              <w:rPr>
-                <w:rtl w:val="0"/>
-              </w:rPr>
-            </w:r>
-          </w:p>
-        </w:tc>
-        <w:tc>
-          <w:tcPr/>
-          <w:p>
-            <w:pPr>
-              <w:spacing w:line="360" w:lineRule="auto"/>
-              <w:jc w:val="both"/>
-              <w:rPr>
-                <w:b w:val="1"/>
-                <w:bCs w:val="1"/>
-                <w:sz w:val="16"/>
-                <w:szCs w:val="16"/>
-              </w:rPr>
-            </w:pPr>
-            <w:r>
-              <w:rPr>
-                <w:rtl w:val="0"/>
-              </w:rPr>
-            </w:r>
-          </w:p>
-        </w:tc>
-        <w:tc>
-          <w:tcPr/>
-          <w:p>
-            <w:pPr>
-              <w:spacing w:line="360" w:lineRule="auto"/>
-              <w:jc w:val="both"/>
-              <w:rPr>
-                <w:b w:val="1"/>
-                <w:bCs w:val="1"/>
-                <w:sz w:val="16"/>
-                <w:szCs w:val="16"/>
-              </w:rPr>
-            </w:pPr>
-            <w:r>
-              <w:rPr>
-                <w:rtl w:val="0"/>
-              </w:rPr>
-            </w:r>
-          </w:p>
-        </w:tc>
-        <w:tc>
-          <w:tcPr/>
-          <w:p>
-            <w:pPr>
-              <w:spacing w:line="360" w:lineRule="auto"/>
-              <w:jc w:val="both"/>
-              <w:rPr>
-                <w:b w:val="1"/>
-                <w:bCs w:val="1"/>
-                <w:sz w:val="16"/>
-                <w:szCs w:val="16"/>
-              </w:rPr>
-            </w:pPr>
-            <w:r>
-              <w:rPr>
-                <w:rtl w:val="0"/>
-              </w:rPr>
-            </w:r>
-          </w:p>
-        </w:tc>
-        <w:tc>
-          <w:tcPr/>
-          <w:p>
-            <w:pPr>
-              <w:spacing w:line="360" w:lineRule="auto"/>
-              <w:jc w:val="both"/>
-              <w:rPr>
-                <w:b w:val="1"/>
-                <w:bCs w:val="1"/>
-                <w:sz w:val="16"/>
-                <w:szCs w:val="16"/>
-              </w:rPr>
-            </w:pPr>
-            <w:r>
-              <w:rPr>
-                <w:rtl w:val="0"/>
-              </w:rPr>
-            </w:r>
-          </w:p>
-        </w:tc>
-        <w:tc>
-          <w:tcPr/>
-          <w:p>
-            <w:pPr>
-              <w:spacing w:line="360" w:lineRule="auto"/>
-              <w:jc w:val="both"/>
-              <w:rPr>
-                <w:b w:val="1"/>
-                <w:bCs w:val="1"/>
-                <w:sz w:val="16"/>
-                <w:szCs w:val="16"/>
-              </w:rPr>
-            </w:pPr>
-            <w:r>
-              <w:rPr>
-                <w:rtl w:val="0"/>
-              </w:rPr>
-            </w:r>
-          </w:p>
-        </w:tc>
-        <w:tc>
-          <w:tcPr/>
-          <w:p>
-            <w:pPr>
-              <w:spacing w:line="360" w:lineRule="auto"/>
-              <w:jc w:val="both"/>
-              <w:rPr>
-                <w:b w:val="1"/>
-                <w:bCs w:val="1"/>
-                <w:sz w:val="16"/>
-                <w:szCs w:val="16"/>
-              </w:rPr>
-            </w:pPr>
-            <w:r>
-              <w:rPr>
-                <w:rtl w:val="0"/>
-              </w:rPr>
-            </w:r>
-          </w:p>
-        </w:tc>
-        <w:tc>
-          <w:tcPr/>
-          <w:p>
-            <w:pPr>
-              <w:spacing w:line="360" w:lineRule="auto"/>
-              <w:jc w:val="both"/>
-              <w:rPr>
-                <w:b w:val="1"/>
-                <w:bCs w:val="1"/>
-                <w:sz w:val="16"/>
-                <w:szCs w:val="16"/>
-              </w:rPr>
-            </w:pPr>
-            <w:r>
-              <w:rPr>
-                <w:rtl w:val="0"/>
-              </w:rPr>
-            </w:r>
-          </w:p>
-        </w:tc>
-        <w:tc>
-          <w:tcPr/>
-          <w:p>
-            <w:pPr>
-              <w:spacing w:line="360" w:lineRule="auto"/>
-              <w:jc w:val="both"/>
-              <w:rPr>
-                <w:b w:val="1"/>
-                <w:bCs w:val="1"/>
-                <w:sz w:val="16"/>
-                <w:szCs w:val="16"/>
-              </w:rPr>
-            </w:pPr>
-            <w:r>
-              <w:rPr>
-                <w:rtl w:val="0"/>
-              </w:rPr>
-            </w:r>
-          </w:p>
-        </w:tc>
-        <w:tc>
-          <w:tcPr>
-            <w:gridSpan w:val="2"/>
-          </w:tcPr>
-          <w:p>
-            <w:pPr>
-              <w:spacing w:line="360" w:lineRule="auto"/>
-              <w:jc w:val="both"/>
-              <w:rPr>
-                <w:b w:val="1"/>
-                <w:bCs w:val="1"/>
-                <w:sz w:val="16"/>
-                <w:szCs w:val="16"/>
-              </w:rPr>
-            </w:pPr>
-            <w:r>
-              <w:rPr>
-                <w:rtl w:val="0"/>
-              </w:rPr>
-            </w:r>
-          </w:p>
-        </w:tc>
-        <w:tc>
-          <w:tcPr/>
-          <w:p>
-            <w:pPr>
-              <w:spacing w:line="360" w:lineRule="auto"/>
-              <w:jc w:val="both"/>
-              <w:rPr>
-                <w:b w:val="1"/>
-                <w:bCs w:val="1"/>
-                <w:sz w:val="16"/>
-                <w:szCs w:val="16"/>
-              </w:rPr>
-            </w:pPr>
-            <w:r>
-              <w:rPr>
-                <w:rtl w:val="0"/>
-              </w:rPr>
-            </w:r>
-          </w:p>
-        </w:tc>
-        <w:tc>
-          <w:tcPr/>
-          <w:p>
-            <w:pPr>
-              <w:spacing w:line="360" w:lineRule="auto"/>
-              <w:jc w:val="both"/>
-              <w:rPr>
-                <w:b w:val="1"/>
-                <w:bCs w:val="1"/>
-                <w:sz w:val="16"/>
-                <w:szCs w:val="16"/>
-              </w:rPr>
-            </w:pPr>
-            <w:r>
-              <w:rPr>
-                <w:rtl w:val="0"/>
-              </w:rPr>
+              <w:rPr/>
+            </w:pPr>
+            <w:r>
+              <w:rPr>
+                <w:rtl w:val="0"/>
+              </w:rPr>
+              <w:t xml:space="preserve">Frontend y Bitácora</w:t>
+            </w:r>
+          </w:p>
+        </w:tc>
+        <w:tc>
+          <w:tcPr/>
+          <w:p>
+            <w:pPr>
+              <w:rPr/>
+            </w:pPr>
+            <w:r>
+              <w:rPr>
+                <w:rtl w:val="0"/>
+              </w:rPr>
+            </w:r>
+          </w:p>
+        </w:tc>
+        <w:tc>
+          <w:tcPr/>
+          <w:p>
+            <w:pPr>
+              <w:rPr/>
+            </w:pPr>
+            <w:r>
+              <w:rPr>
+                <w:rtl w:val="0"/>
+              </w:rPr>
+            </w:r>
+          </w:p>
+        </w:tc>
+        <w:tc>
+          <w:tcPr/>
+          <w:p>
+            <w:pPr>
+              <w:rPr/>
+            </w:pPr>
+            <w:r>
+              <w:rPr>
+                <w:rtl w:val="0"/>
+              </w:rPr>
+            </w:r>
+          </w:p>
+        </w:tc>
+        <w:tc>
+          <w:tcPr/>
+          <w:p>
+            <w:pPr>
+              <w:rPr/>
+            </w:pPr>
+            <w:r>
+              <w:rPr>
+                <w:rtl w:val="0"/>
+              </w:rPr>
+            </w:r>
+          </w:p>
+        </w:tc>
+        <w:tc>
+          <w:tcPr/>
+          <w:p>
+            <w:pPr>
+              <w:rPr/>
+            </w:pPr>
+            <w:r>
+              <w:rPr>
+                <w:rtl w:val="0"/>
+              </w:rPr>
+            </w:r>
+          </w:p>
+        </w:tc>
+        <w:tc>
+          <w:tcPr/>
+          <w:p>
+            <w:pPr>
+              <w:rPr/>
+            </w:pPr>
+            <w:r>
+              <w:rPr>
+                <w:rtl w:val="0"/>
+              </w:rPr>
+            </w:r>
+          </w:p>
+        </w:tc>
+        <w:tc>
+          <w:tcPr/>
+          <w:p>
+            <w:pPr>
+              <w:rPr/>
+            </w:pPr>
+            <w:r>
+              <w:rPr>
+                <w:rtl w:val="0"/>
+              </w:rPr>
+            </w:r>
+          </w:p>
+        </w:tc>
+        <w:tc>
+          <w:tcPr/>
+          <w:p>
+            <w:pPr>
+              <w:rPr/>
+            </w:pPr>
+            <w:r>
+              <w:rPr>
+                <w:rtl w:val="0"/>
+              </w:rPr>
+              <w:t xml:space="preserve">X</w:t>
+            </w:r>
+          </w:p>
+        </w:tc>
+        <w:tc>
+          <w:tcPr/>
+          <w:p>
+            <w:pPr>
+              <w:rPr/>
+            </w:pPr>
+            <w:r>
+              <w:rPr>
+                <w:rtl w:val="0"/>
+              </w:rPr>
+              <w:t xml:space="preserve">X</w:t>
+            </w:r>
+          </w:p>
+        </w:tc>
+        <w:tc>
+          <w:tcPr/>
+          <w:p>
+            <w:pPr>
+              <w:rPr/>
+            </w:pPr>
+            <w:r>
+              <w:rPr>
+                <w:rtl w:val="0"/>
+              </w:rPr>
+              <w:t xml:space="preserve">X</w:t>
+            </w:r>
+          </w:p>
+        </w:tc>
+        <w:tc>
+          <w:tcPr/>
+          <w:p>
+            <w:pPr>
+              <w:rPr/>
+            </w:pPr>
+            <w:r>
+              <w:rPr>
+                <w:rtl w:val="0"/>
+              </w:rPr>
+              <w:t xml:space="preserve">X</w:t>
+            </w:r>
+          </w:p>
+        </w:tc>
+        <w:tc>
+          <w:tcPr/>
+          <w:p>
+            <w:pPr>
+              <w:rPr/>
+            </w:pPr>
+            <w:r>
+              <w:rPr>
+                <w:rtl w:val="0"/>
+              </w:rPr>
+              <w:t xml:space="preserve">X</w:t>
+            </w:r>
+          </w:p>
+        </w:tc>
+        <w:tc>
+          <w:tcPr/>
+          <w:p>
+            <w:pPr>
+              <w:rPr/>
+            </w:pPr>
+            <w:r>
+              <w:rPr>
+                <w:rtl w:val="0"/>
+              </w:rPr>
+              <w:t xml:space="preserve">X</w:t>
+            </w:r>
+          </w:p>
+        </w:tc>
+        <w:tc>
+          <w:tcPr/>
+          <w:p>
+            <w:pPr>
+              <w:rPr/>
+            </w:pPr>
+            <w:r>
+              <w:rPr>
+                <w:rtl w:val="0"/>
+              </w:rPr>
+            </w:r>
+          </w:p>
+        </w:tc>
+        <w:tc>
+          <w:tcPr/>
+          <w:p>
+            <w:pPr>
+              <w:rPr/>
+            </w:pPr>
+            <w:r>
+              <w:rPr>
+                <w:rtl w:val="0"/>
+              </w:rPr>
+            </w:r>
+          </w:p>
+        </w:tc>
+        <w:tc>
+          <w:tcPr/>
+          <w:p>
+            <w:pPr>
+              <w:rPr/>
+            </w:pPr>
+            <w:r>
+              <w:rPr>
+                <w:rtl w:val="0"/>
+              </w:rPr>
+            </w:r>
+          </w:p>
+        </w:tc>
+        <w:tc>
+          <w:tcPr/>
+          <w:p>
+            <w:pPr>
+              <w:rPr/>
+            </w:pPr>
+            <w:r>
+              <w:rPr>
+                <w:rtl w:val="0"/>
+              </w:rPr>
+            </w:r>
+          </w:p>
+        </w:tc>
+        <w:tc>
+          <w:tcPr/>
+          <w:p>
+            <w:pPr>
+              <w:rPr/>
+            </w:pPr>
+            <w:r>
+              <w:rPr>
+                <w:rtl w:val="0"/>
+              </w:rPr>
+            </w:r>
+          </w:p>
+        </w:tc>
+      </w:tr>
+      <w:tr>
+        <w:trPr>
+          <w:cantSplit w:val="0"/>
+          <w:tblHeader w:val="0"/>
+        </w:trPr>
+        <w:tc>
+          <w:tcPr/>
+          <w:p>
+            <w:pPr>
+              <w:rPr/>
+            </w:pPr>
+            <w:r>
+              <w:rPr>
+                <w:rtl w:val="0"/>
+              </w:rPr>
+              <w:t xml:space="preserve">AIoT y QA Final</w:t>
+            </w:r>
+          </w:p>
+        </w:tc>
+        <w:tc>
+          <w:tcPr/>
+          <w:p>
+            <w:pPr>
+              <w:rPr/>
+            </w:pPr>
+            <w:r>
+              <w:rPr>
+                <w:rtl w:val="0"/>
+              </w:rPr>
+            </w:r>
+          </w:p>
+        </w:tc>
+        <w:tc>
+          <w:tcPr/>
+          <w:p>
+            <w:pPr>
+              <w:rPr/>
+            </w:pPr>
+            <w:r>
+              <w:rPr>
+                <w:rtl w:val="0"/>
+              </w:rPr>
+            </w:r>
+          </w:p>
+        </w:tc>
+        <w:tc>
+          <w:tcPr/>
+          <w:p>
+            <w:pPr>
+              <w:rPr/>
+            </w:pPr>
+            <w:r>
+              <w:rPr>
+                <w:rtl w:val="0"/>
+              </w:rPr>
+            </w:r>
+          </w:p>
+        </w:tc>
+        <w:tc>
+          <w:tcPr/>
+          <w:p>
+            <w:pPr>
+              <w:rPr/>
+            </w:pPr>
+            <w:r>
+              <w:rPr>
+                <w:rtl w:val="0"/>
+              </w:rPr>
+            </w:r>
+          </w:p>
+        </w:tc>
+        <w:tc>
+          <w:tcPr/>
+          <w:p>
+            <w:pPr>
+              <w:rPr/>
+            </w:pPr>
+            <w:r>
+              <w:rPr>
+                <w:rtl w:val="0"/>
+              </w:rPr>
+            </w:r>
+          </w:p>
+        </w:tc>
+        <w:tc>
+          <w:tcPr/>
+          <w:p>
+            <w:pPr>
+              <w:rPr/>
+            </w:pPr>
+            <w:r>
+              <w:rPr>
+                <w:rtl w:val="0"/>
+              </w:rPr>
+            </w:r>
+          </w:p>
+        </w:tc>
+        <w:tc>
+          <w:tcPr/>
+          <w:p>
+            <w:pPr>
+              <w:rPr/>
+            </w:pPr>
+            <w:r>
+              <w:rPr>
+                <w:rtl w:val="0"/>
+              </w:rPr>
+            </w:r>
+          </w:p>
+        </w:tc>
+        <w:tc>
+          <w:tcPr/>
+          <w:p>
+            <w:pPr>
+              <w:rPr/>
+            </w:pPr>
+            <w:r>
+              <w:rPr>
+                <w:rtl w:val="0"/>
+              </w:rPr>
+            </w:r>
+          </w:p>
+        </w:tc>
+        <w:tc>
+          <w:tcPr/>
+          <w:p>
+            <w:pPr>
+              <w:rPr/>
+            </w:pPr>
+            <w:r>
+              <w:rPr>
+                <w:rtl w:val="0"/>
+              </w:rPr>
+            </w:r>
+          </w:p>
+        </w:tc>
+        <w:tc>
+          <w:tcPr/>
+          <w:p>
+            <w:pPr>
+              <w:rPr/>
+            </w:pPr>
+            <w:r>
+              <w:rPr>
+                <w:rtl w:val="0"/>
+              </w:rPr>
+            </w:r>
+          </w:p>
+        </w:tc>
+        <w:tc>
+          <w:tcPr/>
+          <w:p>
+            <w:pPr>
+              <w:rPr/>
+            </w:pPr>
+            <w:r>
+              <w:rPr>
+                <w:rtl w:val="0"/>
+              </w:rPr>
+            </w:r>
+          </w:p>
+        </w:tc>
+        <w:tc>
+          <w:tcPr/>
+          <w:p>
+            <w:pPr>
+              <w:rPr/>
+            </w:pPr>
+            <w:r>
+              <w:rPr>
+                <w:rtl w:val="0"/>
+              </w:rPr>
+            </w:r>
+          </w:p>
+        </w:tc>
+        <w:tc>
+          <w:tcPr/>
+          <w:p>
+            <w:pPr>
+              <w:rPr/>
+            </w:pPr>
+            <w:r>
+              <w:rPr>
+                <w:rtl w:val="0"/>
+              </w:rPr>
+            </w:r>
+          </w:p>
+        </w:tc>
+        <w:tc>
+          <w:tcPr/>
+          <w:p>
+            <w:pPr>
+              <w:rPr/>
+            </w:pPr>
+            <w:r>
+              <w:rPr>
+                <w:rtl w:val="0"/>
+              </w:rPr>
+              <w:t xml:space="preserve">X</w:t>
+            </w:r>
+          </w:p>
+        </w:tc>
+        <w:tc>
+          <w:tcPr/>
+          <w:p>
+            <w:pPr>
+              <w:rPr/>
+            </w:pPr>
+            <w:r>
+              <w:rPr>
+                <w:rtl w:val="0"/>
+              </w:rPr>
+              <w:t xml:space="preserve">X</w:t>
+            </w:r>
+          </w:p>
+        </w:tc>
+        <w:tc>
+          <w:tcPr/>
+          <w:p>
+            <w:pPr>
+              <w:rPr/>
+            </w:pPr>
+            <w:r>
+              <w:rPr>
+                <w:rtl w:val="0"/>
+              </w:rPr>
+              <w:t xml:space="preserve">X</w:t>
+            </w:r>
+          </w:p>
+        </w:tc>
+        <w:tc>
+          <w:tcPr/>
+          <w:p>
+            <w:pPr>
+              <w:rPr/>
+            </w:pPr>
+            <w:r>
+              <w:rPr>
+                <w:rtl w:val="0"/>
+              </w:rPr>
+              <w:t xml:space="preserve">X</w:t>
+            </w:r>
+          </w:p>
+        </w:tc>
+        <w:tc>
+          <w:tcPr/>
+          <w:p>
+            <w:pPr>
+              <w:rPr/>
+            </w:pPr>
+            <w:r>
+              <w:rPr>
+                <w:rtl w:val="0"/>
+              </w:rPr>
+              <w:t xml:space="preserve">X</w:t>
             </w:r>
           </w:p>
         </w:tc>
@@ -7827,6 +6864,45 @@
     <w:p>
       <w:pPr>
         <w:rPr/>
+      </w:pPr>
+      <w:r>
+        <w:rPr>
+          <w:i w:val="1"/>
+          <w:iCs w:val="1"/>
+          <w:rtl w:val="0"/>
+        </w:rPr>
+        <w:t xml:space="preserve">Nota: El cronograma interactivo y completo se encuentra disponible en la carpeta de Evidencias Adicionales en el repositorio de Github </w:t>
+      </w:r>
+      <w:r>
+        <w:rPr>
+          <w:i w:val="1"/>
+          <w:iCs w:val="1"/>
+          <w:rtl w:val="0"/>
+        </w:rPr>
+        <w:t xml:space="preserve">LifeBetter_Project</w:t>
+      </w:r>
+      <w:r>
+        <w:rPr>
+          <w:i w:val="1"/>
+          <w:iCs w:val="1"/>
+          <w:rtl w:val="0"/>
+        </w:rPr>
+        <w:t xml:space="preserve"> bajo el título: 'Carta Gantt - LifeBetter AIoT (Proyecto Capstone)'.</w:t>
+      </w:r>
+      <w:r>
+        <w:rPr>
+          <w:rtl w:val="0"/>
+        </w:rPr>
+      </w:r>
+    </w:p>
+    <w:p>
+      <w:pPr>
+        <w:rPr>
+          <w:b w:val="1"/>
+          <w:bCs w:val="1"/>
+          <w:sz w:val="24"/>
+          <w:szCs w:val="24"/>
+        </w:rPr>
       </w:pPr>
       <w:r>
         <w:rPr>
@@ -7835,7 +6911,8 @@
       </w:r>
     </w:p>
     <w:sectPr>
-      <w:headerReference r:id="rId9" w:type="default"/>
+      <w:headerReference r:id="rId8" w:type="default"/>
+      <w:footerReference r:id="rId9" w:type="default"/>
       <w:pgSz w:h="16838" w:w="11906" w:orient="portrait"/>
       <w:pgMar w:bottom="1417" w:top="1417" w:left="1701" w:right="1701" w:header="708" w:footer="708"/>
       <w:pgNumType w:start="1"/>
@@ -7844,90 +6921,19 @@
 </w:document>
 </file>
 
-<file path=word/footnotes.xml><?xml version="1.0" encoding="utf-8"?>
-<w:footnotes xmlns:mc="http://schemas.openxmlformats.org/markup-compatibility/2006" xmlns:o="urn:schemas-microsoft-com:office:office" xmlns:r="http://schemas.openxmlformats.org/officeDocument/2006/relationships" xmlns:m="http://schemas.openxmlformats.org/officeDocument/2006/math" xmlns:v="urn:schemas-microsoft-com:vml" xmlns:wp="http://schemas.openxmlformats.org/drawingml/2006/wordprocessingDrawing" xmlns:w10="urn:schemas-microsoft-com:office:word" xmlns:w="http://schemas.openxmlformats.org/wordprocessingml/2006/main" xmlns:wne="http://schemas.microsoft.com/office/word/2006/wordml" xmlns:sl="http://schemas.openxmlformats.org/schemaLibrary/2006/main" xmlns:a="http://schemas.openxmlformats.org/drawingml/2006/main" xmlns:pic="http://schemas.openxmlformats.org/drawingml/2006/picture" xmlns:c="http://schemas.openxmlformats.org/drawingml/2006/chart" xmlns:lc="http://schemas.openxmlformats.org/drawingml/2006/lockedCanvas" xmlns:dgm="http://schemas.openxmlformats.org/drawingml/2006/diagram" xmlns:wps="http://schemas.microsoft.com/office/word/2010/wordprocessingShape" xmlns:wpg="http://schemas.microsoft.com/office/word/2010/wordprocessingGroup" xmlns:w14="http://schemas.microsoft.com/office/word/2010/wordml" xmlns:w15="http://schemas.microsoft.com/office/word/2012/wordml" xmlns:w16="http://schemas.microsoft.com/office/word/2018/wordml" xmlns:w16cex="http://schemas.microsoft.com/office/word/2018/wordml/cex" xmlns:w16cid="http://schemas.microsoft.com/office/word/2016/wordml/cid" xmlns="http://schemas.microsoft.com/office/tasks/2019/documenttasks" xmlns:cr="http://schemas.microsoft.com/office/comments/2020/reactions">
-  <w:footnote w:id="0">
-    <w:p>
-      <w:pPr>
-        <w:keepNext w:val="0"/>
-        <w:keepLines w:val="0"/>
-        <w:pageBreakBefore w:val="0"/>
-        <w:widowControl w:val="1"/>
-        <w:pBdr>
-          <w:top w:space="0" w:sz="0" w:val="nil"/>
-          <w:left w:space="0" w:sz="0" w:val="nil"/>
-          <w:bottom w:space="0" w:sz="0" w:val="nil"/>
-          <w:right w:space="0" w:sz="0" w:val="nil"/>
-          <w:between w:space="0" w:sz="0" w:val="nil"/>
-        </w:pBdr>
-        <w:shd w:fill="auto" w:val="clear"/>
-        <w:spacing w:after="0" w:before="0" w:line="240" w:lineRule="auto"/>
-        <w:ind w:left="0" w:right="0" w:firstLine="0"/>
-        <w:jc w:val="left"/>
-        <w:rPr>
-          <w:rFonts w:ascii="Calibri" w:cs="Calibri" w:eastAsia="Calibri" w:hAnsi="Calibri"/>
-          <w:b w:val="0"/>
-          <w:bCs w:val="0"/>
-          <w:i w:val="0"/>
-          <w:iCs w:val="0"/>
-          <w:smallCaps w:val="0"/>
-          <w:strike w:val="0"/>
-          <w:color w:val="595959"/>
-          <w:sz w:val="20"/>
-          <w:szCs w:val="20"/>
-          <w:u w:val="none"/>
-          <w:shd w:fill="auto" w:val="clear"/>
-          <w:vertAlign w:val="baseline"/>
-        </w:rPr>
-      </w:pPr>
-      <w:r>
-        <w:rPr>
-          <w:rStyle w:val="FootnoteReference"/>
-          <w:vertAlign w:val="superscript"/>
-        </w:rPr>
-        <w:footnoteRef/>
-      </w:r>
-      <w:r>
-        <w:rPr>
-          <w:rFonts w:ascii="Calibri" w:cs="Calibri" w:eastAsia="Calibri" w:hAnsi="Calibri"/>
-          <w:b w:val="0"/>
-          <w:bCs w:val="0"/>
-          <w:i w:val="0"/>
-          <w:iCs w:val="0"/>
-          <w:smallCaps w:val="0"/>
-          <w:strike w:val="0"/>
-          <w:color w:val="000000"/>
-          <w:sz w:val="20"/>
-          <w:szCs w:val="20"/>
-          <w:u w:val="none"/>
-          <w:shd w:fill="auto" w:val="clear"/>
-          <w:vertAlign w:val="baseline"/>
-          <w:rtl w:val="0"/>
-        </w:rPr>
-        <w:t xml:space="preserve"> </w:t>
-      </w:r>
-      <w:r>
-        <w:rPr>
-          <w:rFonts w:ascii="Calibri" w:cs="Calibri" w:eastAsia="Calibri" w:hAnsi="Calibri"/>
-          <w:b w:val="0"/>
-          <w:bCs w:val="0"/>
-          <w:i w:val="0"/>
-          <w:iCs w:val="0"/>
-          <w:smallCaps w:val="0"/>
-          <w:strike w:val="0"/>
-          <w:color w:val="595959"/>
-          <w:sz w:val="20"/>
-          <w:szCs w:val="20"/>
-          <w:u w:val="none"/>
-          <w:shd w:fill="auto" w:val="clear"/>
-          <w:vertAlign w:val="baseline"/>
-          <w:rtl w:val="0"/>
-        </w:rPr>
-        <w:t xml:space="preserve">En caso de que el Proyecto APT sea grupal, en esta columna deben indicar el nombre de los responsables de cada tarea o actividad. Esto posteriormente permitirá diferenciar la evaluación por cada integrante.</w:t>
-      </w:r>
-    </w:p>
-  </w:footnote>
-</w:footnotes>
+<file path=word/footer1.xml><?xml version="1.0" encoding="utf-8"?>
+<w:ftr xmlns:mc="http://schemas.openxmlformats.org/markup-compatibility/2006" xmlns:o="urn:schemas-microsoft-com:office:office" xmlns:r="http://schemas.openxmlformats.org/officeDocument/2006/relationships" xmlns:m="http://schemas.openxmlformats.org/officeDocument/2006/math" xmlns:v="urn:schemas-microsoft-com:vml" xmlns:wp="http://schemas.openxmlformats.org/drawingml/2006/wordprocessingDrawing" xmlns:w10="urn:schemas-microsoft-com:office:word" xmlns:w="http://schemas.openxmlformats.org/wordprocessingml/2006/main" xmlns:wne="http://schemas.microsoft.com/office/word/2006/wordml" xmlns:sl="http://schemas.openxmlformats.org/schemaLibrary/2006/main" xmlns:a="http://schemas.openxmlformats.org/drawingml/2006/main" xmlns:pic="http://schemas.openxmlformats.org/drawingml/2006/picture" xmlns:c="http://schemas.openxmlformats.org/drawingml/2006/chart" xmlns:lc="http://schemas.openxmlformats.org/drawingml/2006/lockedCanvas" xmlns:dgm="http://schemas.openxmlformats.org/drawingml/2006/diagram" xmlns:wps="http://schemas.microsoft.com/office/word/2010/wordprocessingShape" xmlns:wpg="http://schemas.microsoft.com/office/word/2010/wordprocessingGroup" xmlns:w14="http://schemas.microsoft.com/office/word/2010/wordml" xmlns:w15="http://schemas.microsoft.com/office/word/2012/wordml" xmlns:w16="http://schemas.microsoft.com/office/word/2018/wordml" xmlns:w16cex="http://schemas.microsoft.com/office/word/2018/wordml/cex" xmlns:w16cid="http://schemas.microsoft.com/office/word/2016/wordml/cid" xmlns="http://schemas.microsoft.com/office/tasks/2019/documenttasks" xmlns:cr="http://schemas.microsoft.com/office/comments/2020/reactions">
+  <w:p>
+    <w:pPr>
+      <w:rPr/>
+    </w:pPr>
+    <w:r>
+      <w:rPr>
+        <w:rtl w:val="0"/>
+      </w:rPr>
+    </w:r>
+  </w:p>
+</w:ftr>
 </file>
 
 <file path=word/header1.xml><?xml version="1.0" encoding="utf-8"?>
@@ -8956,21 +7962,20 @@
   <w:abstractNum w:abstractNumId="8">
     <w:lvl w:ilvl="0">
       <w:start w:val="1"/>
-      <w:numFmt w:val="bullet"/>
-      <w:lvlText w:val="●"/>
+      <w:numFmt w:val="upperLetter"/>
+      <w:lvlText w:val="%1."/>
       <w:lvlJc w:val="left"/>
       <w:pPr>
         <w:ind w:left="720" w:hanging="360"/>
       </w:pPr>
       <w:rPr>
-        <w:rFonts w:ascii="Arial" w:cs="Arial" w:eastAsia="Arial" w:hAnsi="Arial"/>
         <w:u w:val="none"/>
       </w:rPr>
     </w:lvl>
     <w:lvl w:ilvl="1">
       <w:start w:val="1"/>
-      <w:numFmt w:val="bullet"/>
-      <w:lvlText w:val="○"/>
+      <w:numFmt w:val="lowerLetter"/>
+      <w:lvlText w:val="%2."/>
       <w:lvlJc w:val="left"/>
       <w:pPr>
         <w:ind w:left="1440" w:hanging="360"/>
@@ -8981,9 +7986,9 @@
     </w:lvl>
     <w:lvl w:ilvl="2">
       <w:start w:val="1"/>
-      <w:numFmt w:val="bullet"/>
-      <w:lvlText w:val="■"/>
-      <w:lvlJc w:val="left"/>
+      <w:numFmt w:val="lowerRoman"/>
+      <w:lvlText w:val="%3."/>
+      <w:lvlJc w:val="right"/>
       <w:pPr>
         <w:ind w:left="2160" w:hanging="360"/>
       </w:pPr>
@@ -8993,8 +7998,8 @@
     </w:lvl>
     <w:lvl w:ilvl="3">
       <w:start w:val="1"/>
-      <w:numFmt w:val="bullet"/>
-      <w:lvlText w:val="●"/>
+      <w:numFmt w:val="decimal"/>
+      <w:lvlText w:val="%4."/>
       <w:lvlJc w:val="left"/>
       <w:pPr>
         <w:ind w:left="2880" w:hanging="360"/>
@@ -9005,8 +8010,8 @@
     </w:lvl>
     <w:lvl w:ilvl="4">
       <w:start w:val="1"/>
-      <w:numFmt w:val="bullet"/>
-      <w:lvlText w:val="○"/>
+      <w:numFmt w:val="lowerLetter"/>
+      <w:lvlText w:val="%5."/>
       <w:lvlJc w:val="left"/>
       <w:pPr>
         <w:ind w:left="3600" w:hanging="360"/>
@@ -9017,9 +8022,9 @@
     </w:lvl>
     <w:lvl w:ilvl="5">
       <w:start w:val="1"/>
-      <w:numFmt w:val="bullet"/>
-      <w:lvlText w:val="■"/>
-      <w:lvlJc w:val="left"/>
+      <w:numFmt w:val="lowerRoman"/>
+      <w:lvlText w:val="%6."/>
+      <w:lvlJc w:val="right"/>
       <w:pPr>
         <w:ind w:left="4320" w:hanging="360"/>
       </w:pPr>
@@ -9029,8 +8034,8 @@
     </w:lvl>
     <w:lvl w:ilvl="6">
       <w:start w:val="1"/>
-      <w:numFmt w:val="bullet"/>
-      <w:lvlText w:val="●"/>
+      <w:numFmt w:val="decimal"/>
+      <w:lvlText w:val="%7."/>
       <w:lvlJc w:val="left"/>
       <w:pPr>
         <w:ind w:left="5040" w:hanging="360"/>
@@ -9041,8 +8046,8 @@
     </w:lvl>
     <w:lvl w:ilvl="7">
       <w:start w:val="1"/>
-      <w:numFmt w:val="bullet"/>
-      <w:lvlText w:val="○"/>
+      <w:numFmt w:val="lowerLetter"/>
+      <w:lvlText w:val="%8."/>
       <w:lvlJc w:val="left"/>
       <w:pPr>
         <w:ind w:left="5760" w:hanging="360"/>
@@ -9053,9 +8058,9 @@
     </w:lvl>
     <w:lvl w:ilvl="8">
       <w:start w:val="1"/>
-      <w:numFmt w:val="bullet"/>
-      <w:lvlText w:val="■"/>
-      <w:lvlJc w:val="left"/>
+      <w:numFmt w:val="lowerRoman"/>
+      <w:lvlText w:val="%9."/>
+      <w:lvlJc w:val="right"/>
       <w:pPr>
         <w:ind w:left="6480" w:hanging="360"/>
       </w:pPr>
@@ -9178,95 +8183,112 @@
   <w:abstractNum w:abstractNumId="10">
     <w:lvl w:ilvl="0">
       <w:start w:val="1"/>
-      <w:numFmt w:val="upperLetter"/>
-      <w:lvlText w:val="%1."/>
+      <w:numFmt w:val="bullet"/>
+      <w:lvlText w:val="●"/>
       <w:lvlJc w:val="left"/>
       <w:pPr>
         <w:ind w:left="720" w:hanging="360"/>
       </w:pPr>
       <w:rPr>
-        <w:rFonts w:ascii="Calibri" w:cs="Calibri" w:eastAsia="Calibri" w:hAnsi="Calibri"/>
+        <w:rFonts w:ascii="Arial" w:cs="Arial" w:eastAsia="Arial" w:hAnsi="Arial"/>
+        <w:u w:val="none"/>
       </w:rPr>
     </w:lvl>
     <w:lvl w:ilvl="1">
       <w:start w:val="1"/>
-      <w:numFmt w:val="lowerLetter"/>
-      <w:lvlText w:val="%2."/>
+      <w:numFmt w:val="bullet"/>
+      <w:lvlText w:val="○"/>
       <w:lvlJc w:val="left"/>
       <w:pPr>
         <w:ind w:left="1440" w:hanging="360"/>
       </w:pPr>
-      <w:rPr/>
+      <w:rPr>
+        <w:u w:val="none"/>
+      </w:rPr>
     </w:lvl>
     <w:lvl w:ilvl="2">
       <w:start w:val="1"/>
-      <w:numFmt w:val="lowerRoman"/>
-      <w:lvlText w:val="%3."/>
-      <w:lvlJc w:val="right"/>
-      <w:pPr>
-        <w:ind w:left="2160" w:hanging="180"/>
-      </w:pPr>
-      <w:rPr/>
+      <w:numFmt w:val="bullet"/>
+      <w:lvlText w:val="■"/>
+      <w:lvlJc w:val="left"/>
+      <w:pPr>
+        <w:ind w:left="2160" w:hanging="360"/>
+      </w:pPr>
+      <w:rPr>
+        <w:u w:val="none"/>
+      </w:rPr>
     </w:lvl>
     <w:lvl w:ilvl="3">
       <w:start w:val="1"/>
-      <w:numFmt w:val="decimal"/>
-      <w:lvlText w:val="%4."/>
+      <w:numFmt w:val="bullet"/>
+      <w:lvlText w:val="●"/>
       <w:lvlJc w:val="left"/>
       <w:pPr>
         <w:ind w:left="2880" w:hanging="360"/>
       </w:pPr>
-      <w:rPr/>
+      <w:rPr>
+        <w:u w:val="none"/>
+      </w:rPr>
     </w:lvl>
     <w:lvl w:ilvl="4">
       <w:start w:val="1"/>
-      <w:numFmt w:val="lowerLetter"/>
-      <w:lvlText w:val="%5."/>
+      <w:numFmt w:val="bullet"/>
+      <w:lvlText w:val="○"/>
       <w:lvlJc w:val="left"/>
       <w:pPr>
         <w:ind w:left="3600" w:hanging="360"/>
       </w:pPr>
-      <w:rPr/>
+      <w:rPr>
+        <w:u w:val="none"/>
+      </w:rPr>
     </w:lvl>
     <w:lvl w:ilvl="5">
       <w:start w:val="1"/>
-      <w:numFmt w:val="lowerRoman"/>
-      <w:lvlText w:val="%6."/>
-      <w:lvlJc w:val="right"/>
-      <w:pPr>
-        <w:ind w:left="4320" w:hanging="180"/>
-      </w:pPr>
-      <w:rPr/>
+      <w:numFmt w:val="bullet"/>
+      <w:lvlText w:val="■"/>
+      <w:lvlJc w:val="left"/>
+      <w:pPr>
+        <w:ind w:left="4320" w:hanging="360"/>
+      </w:pPr>
+      <w:rPr>
+        <w:u w:val="none"/>
+      </w:rPr>
     </w:lvl>
     <w:lvl w:ilvl="6">
       <w:start w:val="1"/>
-      <w:numFmt w:val="decimal"/>
-      <w:lvlText w:val="%7."/>
+      <w:numFmt w:val="bullet"/>
+      <w:lvlText w:val="●"/>
       <w:lvlJc w:val="left"/>
       <w:pPr>
         <w:ind w:left="5040" w:hanging="360"/>
       </w:pPr>
-      <w:rPr/>
+      <w:rPr>
+        <w:u w:val="none"/>
+      </w:rPr>
     </w:lvl>
     <w:lvl w:ilvl="7">
       <w:start w:val="1"/>
-      <w:numFmt w:val="lowerLetter"/>
-      <w:lvlText w:val="%8."/>
+      <w:numFmt w:val="bullet"/>
+      <w:lvlText w:val="○"/>
       <w:lvlJc w:val="left"/>
       <w:pPr>
         <w:ind w:left="5760" w:hanging="360"/>
       </w:pPr>
-      <w:rPr/>
+      <w:rPr>
+        <w:u w:val="none"/>
+      </w:rPr>
     </w:lvl>
     <w:lvl w:ilvl="8">
       <w:start w:val="1"/>
-      <w:numFmt w:val="lowerRoman"/>
-      <w:lvlText w:val="%9."/>
-      <w:lvlJc w:val="right"/>
-      <w:pPr>
-        <w:ind w:left="6480" w:hanging="180"/>
-      </w:pPr>
-      <w:rPr/>
+      <w:numFmt w:val="bullet"/>
+      <w:lvlText w:val="■"/>
+      <w:lvlJc w:val="left"/>
+      <w:pPr>
+        <w:ind w:left="6480" w:hanging="360"/>
+      </w:pPr>
+      <w:rPr>
+        <w:u w:val="none"/>
+      </w:rPr>
     </w:lvl>
   </w:abstractNum>
   <w:abstractNum w:abstractNumId="11">
@@ -9796,14 +8818,15 @@
     <w:pPr>
       <w:keepNext w:val="1"/>
       <w:keepLines w:val="1"/>
-      <w:pageBreakBefore w:val="0"/>
       <w:spacing w:after="120" w:before="480" w:lineRule="auto"/>
+      <w:ind w:hanging="283.46456692913375"/>
     </w:pPr>
     <w:rPr>
       <w:b w:val="1"/>
       <w:bCs w:val="1"/>
-      <w:sz w:val="48"/>
-      <w:szCs w:val="48"/>
+      <w:color w:val="4472c4"/>
+      <w:sz w:val="32"/>
+      <w:szCs w:val="32"/>
     </w:rPr>
   </w:style>
   <w:style w:type="paragraph" w:styleId="Heading2">
@@ -10403,19 +9426,9 @@
   </w:style>
   <w:style w:type="table" w:styleId="Table12">
     <w:basedOn w:val="TableNormal"/>
-    <w:rPr>
-      <w:sz w:val="22"/>
-      <w:szCs w:val="22"/>
-    </w:rPr>
     <w:tblPr>
       <w:tblStyleRowBandSize w:val="1"/>
       <w:tblStyleColBandSize w:val="1"/>
-      <w:tblCellMar>
-        <w:top w:w="0.0" w:type="dxa"/>
-        <w:left w:w="108.0" w:type="dxa"/>
-        <w:bottom w:w="0.0" w:type="dxa"/>
-        <w:right w:w="108.0" w:type="dxa"/>
-      </w:tblCellMar>
     </w:tblPr>
   </w:style>
   <w:style w:type="table" w:styleId="Table13">
@@ -10437,19 +9450,9 @@
   </w:style>
   <w:style w:type="table" w:styleId="Table14">
     <w:basedOn w:val="TableNormal"/>
-    <w:rPr>
-      <w:sz w:val="22"/>
-      <w:szCs w:val="22"/>
-    </w:rPr>
     <w:tblPr>
       <w:tblStyleRowBandSize w:val="1"/>
       <w:tblStyleColBandSize w:val="1"/>
-      <w:tblCellMar>
-        <w:top w:w="0.0" w:type="dxa"/>
-        <w:left w:w="108.0" w:type="dxa"/>
-        <w:bottom w:w="0.0" w:type="dxa"/>
-        <w:right w:w="108.0" w:type="dxa"/>
-      </w:tblCellMar>
     </w:tblPr>
   </w:style>
   <w:style w:type="table" w:styleId="Table15">
@@ -10471,19 +9474,9 @@
   </w:style>
   <w:style w:type="table" w:styleId="Table16">
     <w:basedOn w:val="TableNormal"/>
-    <w:rPr>
-      <w:sz w:val="22"/>
-      <w:szCs w:val="22"/>
-    </w:rPr>
     <w:tblPr>
       <w:tblStyleRowBandSize w:val="1"/>
       <w:tblStyleColBandSize w:val="1"/>
-      <w:tblCellMar>
-        <w:top w:w="0.0" w:type="dxa"/>
-        <w:left w:w="108.0" w:type="dxa"/>
-        <w:bottom w:w="0.0" w:type="dxa"/>
-        <w:right w:w="108.0" w:type="dxa"/>
-      </w:tblCellMar>
     </w:tblPr>
   </w:style>
   <w:style w:type="table" w:styleId="Table17">
@@ -10803,7 +9796,7 @@
 
 <file path=customXML/item1.xml><?xml version="1.0" encoding="utf-8"?>
 <go:gDocsCustomXmlDataStorage xmlns:go="http://customooxmlschemas.google.com/" xmlns:r="http://schemas.openxmlformats.org/officeDocument/2006/relationships" uri="GoogleDocsCustomDataVersion2">
-  <go:docsCustomData xmlns:go="http://customooxmlschemas.google.com/" roundtripDataSignature="AMtx7mguQ2fQCMC/XiYEDngiabuiRZtwVg==">CgMxLjA4AHIhMUJYRTR5b0Y1Z25ZYkplbjdXdV8yVExBd1dpLWM2SFBh</go:docsCustomData>
+  <go:docsCustomData xmlns:go="http://customooxmlschemas.google.com/" roundtripDataSignature="AMtx7mgvEd2pU40pur1rIIRQIJpeY4cNlg==">CgMxLjAyDmguZjBpcjN4NnQyMmZ6Mg5oLjJ2NGprbHlpcXBhbTIOaC5zc3RxcHgybmpwM3cyDmgudXZtaGk3Z25uYmcyMg5oLjRlanNiemY2NDVkcjIOaC52eHhoYm9xODJwZmUyDmguaHQ4aGtvcGw2emE5Mg5oLjliOWs0MWRoaHZneTIOaC5qazg2c2MxNTFxM2UyDmguY2Izc2tuemRsZ3R6OAByITFCWEU0eW9GNWduWWJKZW43V3VfMlRMQXdXaS1jNkhQYQ==</go:docsCustomData>
 </go:gDocsCustomXmlDataStorage>
 </file>
 
